--- a/LarvelFirstProject/BasicLearning/LARAVEL DOCUMITATION.docx
+++ b/LarvelFirstProject/BasicLearning/LARAVEL DOCUMITATION.docx
@@ -133,6 +133,7 @@
       <w:r>
         <w:t>All the dependencies are noted in </w:t>
       </w:r>
+      <w:proofErr w:type="spellStart"/>
       <w:r>
         <w:rPr>
           <w:b/>
@@ -140,6 +141,7 @@
         </w:rPr>
         <w:t>composer.json</w:t>
       </w:r>
+      <w:proofErr w:type="spellEnd"/>
       <w:r>
         <w:t> file which is placed in the source folder.</w:t>
       </w:r>
@@ -233,6 +235,7 @@
       <w:r>
         <w:t> (Object Relational Mapper) and </w:t>
       </w:r>
+      <w:proofErr w:type="spellStart"/>
       <w:r>
         <w:rPr>
           <w:b/>
@@ -240,6 +243,7 @@
         </w:rPr>
         <w:t>ActiveRecord</w:t>
       </w:r>
+      <w:proofErr w:type="spellEnd"/>
       <w:r>
         <w:t> implementation called Eloquent.</w:t>
       </w:r>
@@ -403,12 +407,28 @@
     <w:p>
       <w:r>
         <w:lastRenderedPageBreak/>
-        <w:t>Explained by jainik sir model holds our database view holds the UI part</w:t>
-      </w:r>
-    </w:p>
-    <w:p>
-      <w:r>
-        <w:t xml:space="preserve">And controller placed the Logics in another words we can say Api integration </w:t>
+        <w:t xml:space="preserve">Explained by </w:t>
+      </w:r>
+      <w:proofErr w:type="spellStart"/>
+      <w:r>
+        <w:t>jainik</w:t>
+      </w:r>
+      <w:proofErr w:type="spellEnd"/>
+      <w:r>
+        <w:t xml:space="preserve"> sir model holds our database view holds the UI part</w:t>
+      </w:r>
+    </w:p>
+    <w:p>
+      <w:r>
+        <w:t xml:space="preserve">And controller placed the Logics in </w:t>
+      </w:r>
+      <w:proofErr w:type="gramStart"/>
+      <w:r>
+        <w:t>another</w:t>
+      </w:r>
+      <w:proofErr w:type="gramEnd"/>
+      <w:r>
+        <w:t xml:space="preserve"> words we can say Api integration </w:t>
       </w:r>
     </w:p>
     <w:p>
@@ -460,8 +480,19 @@
           <w:sz w:val="32"/>
           <w:szCs w:val="32"/>
         </w:rPr>
-        <w:t>Why MVC ?</w:t>
-      </w:r>
+        <w:t xml:space="preserve">Why </w:t>
+      </w:r>
+      <w:proofErr w:type="gramStart"/>
+      <w:r>
+        <w:rPr>
+          <w:b/>
+          <w:bCs/>
+          <w:sz w:val="32"/>
+          <w:szCs w:val="32"/>
+        </w:rPr>
+        <w:t>MVC ?</w:t>
+      </w:r>
+      <w:proofErr w:type="gramEnd"/>
       <w:r>
         <w:rPr>
           <w:sz w:val="32"/>
@@ -693,7 +724,15 @@
           <w:sz w:val="24"/>
           <w:szCs w:val="24"/>
         </w:rPr>
-        <w:t>This component is User Interface, which defines the template which is sent as a response to the browser. This View components contain the part of code which helps to display data to the  </w:t>
+        <w:t xml:space="preserve">This component is User Interface, which defines the template which is sent as a response to the browser. This View components contain the part of code which helps to display data to </w:t>
+      </w:r>
+      <w:proofErr w:type="gramStart"/>
+      <w:r>
+        <w:rPr>
+          <w:sz w:val="24"/>
+          <w:szCs w:val="24"/>
+        </w:rPr>
+        <w:t>the  </w:t>
       </w:r>
       <w:r>
         <w:rPr>
@@ -704,7 +743,19 @@
           <w:sz w:val="24"/>
           <w:szCs w:val="24"/>
         </w:rPr>
-        <w:t>User Interface</w:t>
+        <w:t>User</w:t>
+      </w:r>
+      <w:proofErr w:type="gramEnd"/>
+      <w:r>
+        <w:rPr>
+          <w:b/>
+          <w:bCs/>
+          <w:i/>
+          <w:iCs/>
+          <w:sz w:val="24"/>
+          <w:szCs w:val="24"/>
+        </w:rPr>
+        <w:t xml:space="preserve"> Interface</w:t>
       </w:r>
       <w:r>
         <w:rPr>
@@ -770,7 +821,23 @@
           <w:sz w:val="24"/>
           <w:szCs w:val="24"/>
         </w:rPr>
-        <w:t>This controller component helps to interact with the model component to fetch data from the database and then pass that data to the view component to get the desired output on the user’s browser screen. Same way, when the user enters some data the controller fetches that data and then performs some operation or just inserts that data into the database with the use of the model components.</w:t>
+        <w:t xml:space="preserve">This controller component helps to interact with the model component to fetch data from the database and then pass that data to the view component to get the desired output on the user’s browser screen. Same way, when the user enters some </w:t>
+      </w:r>
+      <w:proofErr w:type="gramStart"/>
+      <w:r>
+        <w:rPr>
+          <w:sz w:val="24"/>
+          <w:szCs w:val="24"/>
+        </w:rPr>
+        <w:t>data</w:t>
+      </w:r>
+      <w:proofErr w:type="gramEnd"/>
+      <w:r>
+        <w:rPr>
+          <w:sz w:val="24"/>
+          <w:szCs w:val="24"/>
+        </w:rPr>
+        <w:t xml:space="preserve"> the controller fetches that data and then performs some operation or just inserts that data into the database with the use of the model components.</w:t>
       </w:r>
     </w:p>
     <w:p>
@@ -802,54 +869,87 @@
           <w:szCs w:val="40"/>
         </w:rPr>
       </w:pPr>
+      <w:proofErr w:type="gramStart"/>
       <w:r>
         <w:rPr>
           <w:sz w:val="40"/>
           <w:szCs w:val="40"/>
         </w:rPr>
-        <w:t xml:space="preserve">MODEL : </w:t>
-      </w:r>
-    </w:p>
-    <w:p>
-      <w:r>
-        <w:t>Used to apply for the business or complex logic and which fields wants from the database</w:t>
-      </w:r>
-    </w:p>
-    <w:p>
+        <w:t>MODEL :</w:t>
+      </w:r>
+      <w:proofErr w:type="gramEnd"/>
       <w:r>
         <w:rPr>
           <w:sz w:val="40"/>
           <w:szCs w:val="40"/>
         </w:rPr>
-        <w:t>VIEW</w:t>
-      </w:r>
-      <w:r>
-        <w:t xml:space="preserve">  :</w:t>
-      </w:r>
-    </w:p>
-    <w:p>
-      <w:r>
-        <w:t>Used to store browser UI</w:t>
-      </w:r>
-    </w:p>
-    <w:p>
-      <w:pPr>
+        <w:t xml:space="preserve"> </w:t>
+      </w:r>
+    </w:p>
+    <w:p>
+      <w:r>
+        <w:t>Used to apply for the business or complex logic and which fields wants from the database</w:t>
+      </w:r>
+    </w:p>
+    <w:p>
+      <w:proofErr w:type="gramStart"/>
+      <w:r>
         <w:rPr>
           <w:sz w:val="40"/>
           <w:szCs w:val="40"/>
         </w:rPr>
-      </w:pPr>
-      <w:r>
+        <w:t>VIEW</w:t>
+      </w:r>
+      <w:r>
+        <w:t xml:space="preserve">  :</w:t>
+      </w:r>
+      <w:proofErr w:type="gramEnd"/>
+    </w:p>
+    <w:p>
+      <w:r>
+        <w:t>Used to store browser UI</w:t>
+      </w:r>
+    </w:p>
+    <w:p>
+      <w:pPr>
         <w:rPr>
           <w:sz w:val="40"/>
           <w:szCs w:val="40"/>
         </w:rPr>
-        <w:t xml:space="preserve">CONTROLLER : </w:t>
-      </w:r>
-    </w:p>
-    <w:p>
-      <w:r>
-        <w:t>Controllee will handle intraction between database and UI OR VIEW</w:t>
+      </w:pPr>
+      <w:proofErr w:type="gramStart"/>
+      <w:r>
+        <w:rPr>
+          <w:sz w:val="40"/>
+          <w:szCs w:val="40"/>
+        </w:rPr>
+        <w:t>CONTROLLER :</w:t>
+      </w:r>
+      <w:proofErr w:type="gramEnd"/>
+      <w:r>
+        <w:rPr>
+          <w:sz w:val="40"/>
+          <w:szCs w:val="40"/>
+        </w:rPr>
+        <w:t xml:space="preserve"> </w:t>
+      </w:r>
+    </w:p>
+    <w:p>
+      <w:proofErr w:type="spellStart"/>
+      <w:r>
+        <w:t>Controllee</w:t>
+      </w:r>
+      <w:proofErr w:type="spellEnd"/>
+      <w:r>
+        <w:t xml:space="preserve"> will handle </w:t>
+      </w:r>
+      <w:proofErr w:type="spellStart"/>
+      <w:r>
+        <w:t>intraction</w:t>
+      </w:r>
+      <w:proofErr w:type="spellEnd"/>
+      <w:r>
+        <w:t xml:space="preserve"> between database and UI OR VIEW</w:t>
       </w:r>
     </w:p>
     <w:p/>
@@ -917,7 +1017,15 @@
         <w:ind w:left="1080"/>
       </w:pPr>
       <w:r>
-        <w:t xml:space="preserve">he primary difference between Laravel versions 6 and 7 is theIntroduction of "Laravel Sanctum" in version 7, a dedicated authentication system for API applications, alongside various improvements in routing speed, Blade component support, CORS management, and enhanced Eloquent features, making Laravel 7 significantly more focused on API </w:t>
+        <w:t xml:space="preserve">he primary difference between Laravel versions 6 and 7 is </w:t>
+      </w:r>
+      <w:proofErr w:type="spellStart"/>
+      <w:r>
+        <w:t>theIntroduction</w:t>
+      </w:r>
+      <w:proofErr w:type="spellEnd"/>
+      <w:r>
+        <w:t xml:space="preserve"> of "Laravel Sanctum" in version 7, a dedicated authentication system for API applications, alongside various improvements in routing speed, Blade component support, CORS management, and enhanced Eloquent features, making Laravel 7 significantly more focused on API </w:t>
       </w:r>
       <w:r>
         <w:lastRenderedPageBreak/>
@@ -1330,7 +1438,23 @@
       </w:pPr>
       <w:r>
         <w:lastRenderedPageBreak/>
-        <w:t>The primary difference between Laravel version 8 and 9 is that Laravel 9 incorporates several new features and improvements built upon the foundation of Laravel 8, including a mandatory upgrade to PHP 8.0, the adoption of Symfony Mailer instead of SwiftMailer for email sending, integration with Flysystem 3.x for file system operations, enhanced Eloquent accessors and mutators, and improved route listing output; essentially, Laravel 9 offers a more modern and streamlined development experience with updated dependencies and functionalities compared to Laravel 8. </w:t>
+        <w:t xml:space="preserve">The primary difference between Laravel version 8 and 9 is that Laravel 9 incorporates several new features and improvements built upon the foundation of Laravel 8, including a mandatory upgrade to PHP 8.0, the adoption of Symfony Mailer instead of </w:t>
+      </w:r>
+      <w:proofErr w:type="spellStart"/>
+      <w:r>
+        <w:t>SwiftMailer</w:t>
+      </w:r>
+      <w:proofErr w:type="spellEnd"/>
+      <w:r>
+        <w:t xml:space="preserve"> for email sending, integration with </w:t>
+      </w:r>
+      <w:proofErr w:type="spellStart"/>
+      <w:r>
+        <w:t>Flysystem</w:t>
+      </w:r>
+      <w:proofErr w:type="spellEnd"/>
+      <w:r>
+        <w:t xml:space="preserve"> 3.x for file system operations, enhanced Eloquent accessors and mutators, and improved route listing output; essentially, Laravel 9 offers a more modern and streamlined development experience with updated dependencies and functionalities compared to Laravel 8. </w:t>
       </w:r>
     </w:p>
     <w:p>
@@ -1404,7 +1528,15 @@
         <w:ind w:left="1080"/>
       </w:pPr>
       <w:r>
-        <w:t>Laravel 9 uses Symfony Mailer for sending emails, whereas Laravel 8 utilizes the older SwiftMailer library. </w:t>
+        <w:t xml:space="preserve">Laravel 9 uses Symfony Mailer for sending emails, whereas Laravel 8 utilizes the older </w:t>
+      </w:r>
+      <w:proofErr w:type="spellStart"/>
+      <w:r>
+        <w:t>SwiftMailer</w:t>
+      </w:r>
+      <w:proofErr w:type="spellEnd"/>
+      <w:r>
+        <w:t xml:space="preserve"> library. </w:t>
       </w:r>
     </w:p>
     <w:p>
@@ -1418,12 +1550,21 @@
           <w:tab w:val="left" w:pos="3579"/>
         </w:tabs>
       </w:pPr>
+      <w:proofErr w:type="spellStart"/>
       <w:r>
         <w:rPr>
           <w:b/>
           <w:bCs/>
         </w:rPr>
-        <w:t>Flysystem version:</w:t>
+        <w:t>Flysystem</w:t>
+      </w:r>
+      <w:proofErr w:type="spellEnd"/>
+      <w:r>
+        <w:rPr>
+          <w:b/>
+          <w:bCs/>
+        </w:rPr>
+        <w:t xml:space="preserve"> version:</w:t>
       </w:r>
     </w:p>
     <w:p>
@@ -1435,7 +1576,15 @@
         <w:ind w:left="1080"/>
       </w:pPr>
       <w:r>
-        <w:t>Laravel 9 integrates with Flysystem 3.x, providing updated file system management capabilities. </w:t>
+        <w:t xml:space="preserve">Laravel 9 integrates with </w:t>
+      </w:r>
+      <w:proofErr w:type="spellStart"/>
+      <w:r>
+        <w:t>Flysystem</w:t>
+      </w:r>
+      <w:proofErr w:type="spellEnd"/>
+      <w:r>
+        <w:t xml:space="preserve"> 3.x, providing updated file system management capabilities. </w:t>
       </w:r>
     </w:p>
     <w:p>
@@ -1734,14 +1883,7 @@
           <w:szCs w:val="40"/>
         </w:rPr>
         <w:lastRenderedPageBreak/>
-        <w:t>LARAVEL</w:t>
-      </w:r>
-      <w:r>
-        <w:rPr>
-          <w:sz w:val="40"/>
-          <w:szCs w:val="40"/>
-        </w:rPr>
-        <w:t xml:space="preserve"> DAY 2</w:t>
+        <w:t>LARAVEL DAY 2</w:t>
       </w:r>
     </w:p>
     <w:p>
@@ -1795,7 +1937,23 @@
         <w:ind w:left="1080"/>
       </w:pPr>
       <w:r>
-        <w:t>including enhancements like per-second rate limiting in Laravel 11, streamlined application structure, and further integration with modern frontend frameworks like React and Vue in Laravel 12, alongside updated dependencies and potential new starter kits for authentication solutions like WorkOS AuthKit. </w:t>
+        <w:t xml:space="preserve">including enhancements like per-second rate limiting in Laravel 11, streamlined application structure, and further integration with modern frontend frameworks like React and Vue in Laravel 12, alongside updated dependencies and potential new starter kits for authentication solutions like </w:t>
+      </w:r>
+      <w:proofErr w:type="spellStart"/>
+      <w:r>
+        <w:t>WorkOS</w:t>
+      </w:r>
+      <w:proofErr w:type="spellEnd"/>
+      <w:r>
+        <w:t xml:space="preserve"> </w:t>
+      </w:r>
+      <w:proofErr w:type="spellStart"/>
+      <w:r>
+        <w:t>AuthKit</w:t>
+      </w:r>
+      <w:proofErr w:type="spellEnd"/>
+      <w:r>
+        <w:t>. </w:t>
       </w:r>
     </w:p>
     <w:p>
@@ -1869,7 +2027,15 @@
         <w:ind w:left="1080"/>
       </w:pPr>
       <w:r>
-        <w:t>Added per-second rate limiting, Resend mail transport, Prompt validator integration, improved queue testing capabilities, and a more minimal application skeleton. </w:t>
+        <w:t xml:space="preserve">Added per-second rate limiting, </w:t>
+      </w:r>
+      <w:proofErr w:type="gramStart"/>
+      <w:r>
+        <w:t>Resend</w:t>
+      </w:r>
+      <w:proofErr w:type="gramEnd"/>
+      <w:r>
+        <w:t xml:space="preserve"> mail transport, Prompt validator integration, improved queue testing capabilities, and a more minimal application skeleton. </w:t>
       </w:r>
     </w:p>
     <w:p>
@@ -1900,7 +2066,23 @@
         <w:ind w:left="1080"/>
       </w:pPr>
       <w:r>
-        <w:t>Continued improvements from Laravel 11, with a focus on updated starter kits for React, Vue, and Livewire, potentially including options to use WorkOS AuthKit for user authentication with social login and SSO feature</w:t>
+        <w:t xml:space="preserve">Continued improvements from Laravel 11, with a focus on updated starter kits for React, Vue, and Livewire, potentially including options to use </w:t>
+      </w:r>
+      <w:proofErr w:type="spellStart"/>
+      <w:r>
+        <w:t>WorkOS</w:t>
+      </w:r>
+      <w:proofErr w:type="spellEnd"/>
+      <w:r>
+        <w:t xml:space="preserve"> </w:t>
+      </w:r>
+      <w:proofErr w:type="spellStart"/>
+      <w:r>
+        <w:t>AuthKit</w:t>
+      </w:r>
+      <w:proofErr w:type="spellEnd"/>
+      <w:r>
+        <w:t xml:space="preserve"> for user authentication with social login and SSO feature</w:t>
       </w:r>
     </w:p>
     <w:p>
@@ -2100,7 +2282,48 @@
           <w:color w:val="FF0000"/>
           <w:highlight w:val="yellow"/>
         </w:rPr>
-        <w:t>composer create-project "laravel/laravel:^10.0" example-app</w:t>
+        <w:t>composer create-project "</w:t>
+      </w:r>
+      <w:proofErr w:type="spellStart"/>
+      <w:r>
+        <w:rPr>
+          <w:color w:val="FF0000"/>
+          <w:highlight w:val="yellow"/>
+        </w:rPr>
+        <w:t>laravel</w:t>
+      </w:r>
+      <w:proofErr w:type="spellEnd"/>
+      <w:r>
+        <w:rPr>
+          <w:color w:val="FF0000"/>
+          <w:highlight w:val="yellow"/>
+        </w:rPr>
+        <w:t>/</w:t>
+      </w:r>
+      <w:proofErr w:type="spellStart"/>
+      <w:proofErr w:type="gramStart"/>
+      <w:r>
+        <w:rPr>
+          <w:color w:val="FF0000"/>
+          <w:highlight w:val="yellow"/>
+        </w:rPr>
+        <w:t>laravel</w:t>
+      </w:r>
+      <w:proofErr w:type="spellEnd"/>
+      <w:r>
+        <w:rPr>
+          <w:color w:val="FF0000"/>
+          <w:highlight w:val="yellow"/>
+        </w:rPr>
+        <w:t>:^</w:t>
+      </w:r>
+      <w:proofErr w:type="gramEnd"/>
+      <w:r>
+        <w:rPr>
+          <w:color w:val="FF0000"/>
+          <w:highlight w:val="yellow"/>
+        </w:rPr>
+        <w:t>10.0" example-app</w:t>
       </w:r>
     </w:p>
     <w:p>
@@ -2160,37 +2383,61 @@
           <w:color w:val="FF0000"/>
           <w:highlight w:val="yellow"/>
         </w:rPr>
-        <w:t>composer global require laravel/installer</w:t>
-      </w:r>
-    </w:p>
-    <w:p>
-      <w:pPr>
-        <w:pStyle w:val="ListParagraph"/>
-        <w:tabs>
-          <w:tab w:val="left" w:pos="3579"/>
-        </w:tabs>
-        <w:ind w:left="1440"/>
+        <w:t xml:space="preserve">composer global require </w:t>
+      </w:r>
+      <w:proofErr w:type="spellStart"/>
+      <w:r>
         <w:rPr>
           <w:color w:val="FF0000"/>
-        </w:rPr>
-      </w:pPr>
-    </w:p>
-    <w:p>
-      <w:pPr>
-        <w:pStyle w:val="ListParagraph"/>
-        <w:tabs>
-          <w:tab w:val="left" w:pos="3579"/>
-        </w:tabs>
-        <w:ind w:left="1440"/>
+          <w:highlight w:val="yellow"/>
+        </w:rPr>
+        <w:t>laravel</w:t>
+      </w:r>
+      <w:proofErr w:type="spellEnd"/>
+      <w:r>
         <w:rPr>
           <w:color w:val="FF0000"/>
-        </w:rPr>
-      </w:pPr>
-      <w:r>
+          <w:highlight w:val="yellow"/>
+        </w:rPr>
+        <w:t>/installer</w:t>
+      </w:r>
+    </w:p>
+    <w:p>
+      <w:pPr>
+        <w:pStyle w:val="ListParagraph"/>
+        <w:tabs>
+          <w:tab w:val="left" w:pos="3579"/>
+        </w:tabs>
+        <w:ind w:left="1440"/>
         <w:rPr>
           <w:color w:val="FF0000"/>
         </w:rPr>
-        <w:t>laravel new example-app</w:t>
+      </w:pPr>
+    </w:p>
+    <w:p>
+      <w:pPr>
+        <w:pStyle w:val="ListParagraph"/>
+        <w:tabs>
+          <w:tab w:val="left" w:pos="3579"/>
+        </w:tabs>
+        <w:ind w:left="1440"/>
+        <w:rPr>
+          <w:color w:val="FF0000"/>
+        </w:rPr>
+      </w:pPr>
+      <w:proofErr w:type="spellStart"/>
+      <w:r>
+        <w:rPr>
+          <w:color w:val="FF0000"/>
+        </w:rPr>
+        <w:t>laravel</w:t>
+      </w:r>
+      <w:proofErr w:type="spellEnd"/>
+      <w:r>
+        <w:rPr>
+          <w:color w:val="FF0000"/>
+        </w:rPr>
+        <w:t xml:space="preserve"> new example-app</w:t>
       </w:r>
     </w:p>
     <w:p>
@@ -2268,11 +2515,19 @@
           <w:color w:val="FF0000"/>
         </w:rPr>
       </w:pPr>
+      <w:proofErr w:type="spellStart"/>
       <w:r>
         <w:rPr>
           <w:color w:val="FF0000"/>
         </w:rPr>
-        <w:t>php artisan serve</w:t>
+        <w:t>php</w:t>
+      </w:r>
+      <w:proofErr w:type="spellEnd"/>
+      <w:r>
+        <w:rPr>
+          <w:color w:val="FF0000"/>
+        </w:rPr>
+        <w:t xml:space="preserve"> artisan serve</w:t>
       </w:r>
     </w:p>
     <w:p>
@@ -2896,7 +3151,15 @@
         <w:ind w:left="1440"/>
       </w:pPr>
       <w:r>
-        <w:t>The bootstrap directory contains the app.php file which bootstraps the framework. This directory also houses a cache directory which contains framework generated files for performance optimization such as the route and services cache files. You should not typically need to modify any files within this directory.</w:t>
+        <w:t>The bootstrap directory contains the </w:t>
+      </w:r>
+      <w:proofErr w:type="spellStart"/>
+      <w:r>
+        <w:t>app.php</w:t>
+      </w:r>
+      <w:proofErr w:type="spellEnd"/>
+      <w:r>
+        <w:t> file which bootstraps the framework. This directory also houses a cache directory which contains framework generated files for performance optimization such as the route and services cache files. You should not typically need to modify any files within this directory.</w:t>
       </w:r>
     </w:p>
     <w:p>
@@ -2983,7 +3246,1465 @@
         <w:ind w:left="1440"/>
       </w:pPr>
       <w:r>
-        <w:t>The public directory contains the index.php file, which is the entry point for all requests entering your application and configures autoloading. This directory also houses your assets such as images, JavaScript, and CSS.</w:t>
+        <w:t>The public directory contains the </w:t>
+      </w:r>
+      <w:proofErr w:type="spellStart"/>
+      <w:r>
+        <w:t>index.php</w:t>
+      </w:r>
+      <w:proofErr w:type="spellEnd"/>
+      <w:r>
+        <w:t> file, which is the entry point for all requests entering your application and configures autoloading. This directory also houses your assets such as images, JavaScript, and CSS.</w:t>
+      </w:r>
+    </w:p>
+    <w:p>
+      <w:pPr>
+        <w:pStyle w:val="ListParagraph"/>
+        <w:tabs>
+          <w:tab w:val="left" w:pos="3579"/>
+        </w:tabs>
+        <w:ind w:left="1440"/>
+      </w:pPr>
+    </w:p>
+    <w:p>
+      <w:pPr>
+        <w:pStyle w:val="ListParagraph"/>
+        <w:tabs>
+          <w:tab w:val="left" w:pos="3579"/>
+        </w:tabs>
+        <w:ind w:left="1440"/>
+      </w:pPr>
+    </w:p>
+    <w:p>
+      <w:pPr>
+        <w:pStyle w:val="ListParagraph"/>
+        <w:tabs>
+          <w:tab w:val="left" w:pos="3579"/>
+        </w:tabs>
+        <w:ind w:left="1080"/>
+        <w:rPr>
+          <w:sz w:val="40"/>
+          <w:szCs w:val="40"/>
+        </w:rPr>
+      </w:pPr>
+      <w:r>
+        <w:rPr>
+          <w:sz w:val="40"/>
+          <w:szCs w:val="40"/>
+        </w:rPr>
+        <w:t xml:space="preserve">LARAVEL DAY </w:t>
+      </w:r>
+      <w:r>
+        <w:rPr>
+          <w:sz w:val="40"/>
+          <w:szCs w:val="40"/>
+        </w:rPr>
+        <w:t>3</w:t>
+      </w:r>
+    </w:p>
+    <w:p>
+      <w:pPr>
+        <w:pStyle w:val="ListParagraph"/>
+        <w:tabs>
+          <w:tab w:val="left" w:pos="3579"/>
+        </w:tabs>
+        <w:ind w:left="1080"/>
+        <w:rPr>
+          <w:sz w:val="40"/>
+          <w:szCs w:val="40"/>
+        </w:rPr>
+      </w:pPr>
+    </w:p>
+    <w:p>
+      <w:pPr>
+        <w:pStyle w:val="ListParagraph"/>
+        <w:tabs>
+          <w:tab w:val="left" w:pos="3579"/>
+        </w:tabs>
+        <w:ind w:left="1080"/>
+      </w:pPr>
+      <w:hyperlink r:id="rId44" w:anchor="the-resources-directory" w:history="1">
+        <w:r>
+          <w:rPr>
+            <w:rStyle w:val="Hyperlink"/>
+          </w:rPr>
+          <w:t>The Resources Directory</w:t>
+        </w:r>
+      </w:hyperlink>
+    </w:p>
+    <w:p>
+      <w:pPr>
+        <w:pStyle w:val="ListParagraph"/>
+        <w:tabs>
+          <w:tab w:val="left" w:pos="3579"/>
+        </w:tabs>
+        <w:ind w:left="1080"/>
+      </w:pPr>
+      <w:r>
+        <w:t>The resources directory contains your </w:t>
+      </w:r>
+      <w:hyperlink r:id="rId45" w:history="1">
+        <w:r>
+          <w:rPr>
+            <w:rStyle w:val="Hyperlink"/>
+          </w:rPr>
+          <w:t>views</w:t>
+        </w:r>
+      </w:hyperlink>
+      <w:r>
+        <w:t> as well as your raw, un-compiled assets such as CSS or JavaScript.</w:t>
+      </w:r>
+    </w:p>
+    <w:p>
+      <w:pPr>
+        <w:pStyle w:val="ListParagraph"/>
+        <w:tabs>
+          <w:tab w:val="left" w:pos="3579"/>
+        </w:tabs>
+        <w:ind w:left="1080"/>
+      </w:pPr>
+    </w:p>
+    <w:p>
+      <w:pPr>
+        <w:pStyle w:val="ListParagraph"/>
+        <w:tabs>
+          <w:tab w:val="left" w:pos="3579"/>
+        </w:tabs>
+        <w:ind w:left="1440"/>
+      </w:pPr>
+    </w:p>
+    <w:p>
+      <w:pPr>
+        <w:pStyle w:val="ListParagraph"/>
+        <w:tabs>
+          <w:tab w:val="left" w:pos="3579"/>
+        </w:tabs>
+        <w:ind w:left="1440"/>
+      </w:pPr>
+      <w:hyperlink r:id="rId46" w:anchor="the-routes-directory" w:history="1">
+        <w:r>
+          <w:rPr>
+            <w:rStyle w:val="Hyperlink"/>
+          </w:rPr>
+          <w:t>The Routes Directory</w:t>
+        </w:r>
+      </w:hyperlink>
+    </w:p>
+    <w:p>
+      <w:pPr>
+        <w:pStyle w:val="ListParagraph"/>
+        <w:tabs>
+          <w:tab w:val="left" w:pos="3579"/>
+        </w:tabs>
+        <w:ind w:left="1440"/>
+      </w:pPr>
+      <w:r>
+        <w:t>The routes directory contains all of the route definitions for your application. By default, several route files are included with Laravel: </w:t>
+      </w:r>
+      <w:proofErr w:type="spellStart"/>
+      <w:r>
+        <w:t>web.php</w:t>
+      </w:r>
+      <w:proofErr w:type="spellEnd"/>
+      <w:r>
+        <w:t>, </w:t>
+      </w:r>
+      <w:proofErr w:type="spellStart"/>
+      <w:r>
+        <w:t>api.php</w:t>
+      </w:r>
+      <w:proofErr w:type="spellEnd"/>
+      <w:r>
+        <w:t>, </w:t>
+      </w:r>
+      <w:proofErr w:type="spellStart"/>
+      <w:r>
+        <w:t>console.php</w:t>
+      </w:r>
+      <w:proofErr w:type="spellEnd"/>
+      <w:r>
+        <w:t>, and </w:t>
+      </w:r>
+      <w:proofErr w:type="spellStart"/>
+      <w:r>
+        <w:t>channels.php</w:t>
+      </w:r>
+      <w:proofErr w:type="spellEnd"/>
+      <w:r>
+        <w:t>.</w:t>
+      </w:r>
+    </w:p>
+    <w:p>
+      <w:pPr>
+        <w:pStyle w:val="ListParagraph"/>
+        <w:tabs>
+          <w:tab w:val="left" w:pos="3579"/>
+        </w:tabs>
+        <w:ind w:left="1440"/>
+      </w:pPr>
+      <w:r>
+        <w:t>The </w:t>
+      </w:r>
+      <w:proofErr w:type="spellStart"/>
+      <w:r>
+        <w:t>web.php</w:t>
+      </w:r>
+      <w:proofErr w:type="spellEnd"/>
+      <w:r>
+        <w:t> file contains routes that the </w:t>
+      </w:r>
+      <w:proofErr w:type="spellStart"/>
+      <w:r>
+        <w:t>RouteServiceProvider</w:t>
+      </w:r>
+      <w:proofErr w:type="spellEnd"/>
+      <w:r>
+        <w:t> places in the web middleware group, which provides session state, CSRF protection, and cookie encryption. If your application does not offer a stateless, RESTful API then all your routes will most likely be defined in the </w:t>
+      </w:r>
+      <w:proofErr w:type="spellStart"/>
+      <w:r>
+        <w:t>web.php</w:t>
+      </w:r>
+      <w:proofErr w:type="spellEnd"/>
+      <w:r>
+        <w:t> file.</w:t>
+      </w:r>
+    </w:p>
+    <w:p>
+      <w:pPr>
+        <w:pStyle w:val="ListParagraph"/>
+        <w:tabs>
+          <w:tab w:val="left" w:pos="3579"/>
+        </w:tabs>
+        <w:ind w:left="1440"/>
+      </w:pPr>
+      <w:r>
+        <w:t>The </w:t>
+      </w:r>
+      <w:proofErr w:type="spellStart"/>
+      <w:r>
+        <w:t>api.php</w:t>
+      </w:r>
+      <w:proofErr w:type="spellEnd"/>
+      <w:r>
+        <w:t> file contains routes that the </w:t>
+      </w:r>
+      <w:proofErr w:type="spellStart"/>
+      <w:r>
+        <w:t>RouteServiceProvider</w:t>
+      </w:r>
+      <w:proofErr w:type="spellEnd"/>
+      <w:r>
+        <w:t> places in the </w:t>
+      </w:r>
+      <w:proofErr w:type="spellStart"/>
+      <w:r>
+        <w:t>api</w:t>
+      </w:r>
+      <w:proofErr w:type="spellEnd"/>
+      <w:r>
+        <w:t> middleware group. These routes are intended to be stateless, so requests entering the application through these routes are intended to be authenticated </w:t>
+      </w:r>
+      <w:hyperlink r:id="rId47" w:history="1">
+        <w:r>
+          <w:rPr>
+            <w:rStyle w:val="Hyperlink"/>
+          </w:rPr>
+          <w:t>via tokens</w:t>
+        </w:r>
+      </w:hyperlink>
+      <w:r>
+        <w:t> and will not have access to session state.</w:t>
+      </w:r>
+    </w:p>
+    <w:p>
+      <w:pPr>
+        <w:pStyle w:val="ListParagraph"/>
+        <w:tabs>
+          <w:tab w:val="left" w:pos="3579"/>
+        </w:tabs>
+        <w:ind w:left="1440"/>
+      </w:pPr>
+      <w:r>
+        <w:t>The </w:t>
+      </w:r>
+      <w:proofErr w:type="spellStart"/>
+      <w:r>
+        <w:t>console.php</w:t>
+      </w:r>
+      <w:proofErr w:type="spellEnd"/>
+      <w:r>
+        <w:t xml:space="preserve"> file is where you may define all of your </w:t>
+      </w:r>
+      <w:proofErr w:type="gramStart"/>
+      <w:r>
+        <w:t>closure based</w:t>
+      </w:r>
+      <w:proofErr w:type="gramEnd"/>
+      <w:r>
+        <w:t xml:space="preserve"> console commands. Each closure is bound to a command instance allowing a simple approach to interacting with each command's IO methods. Even though this file does not define HTTP routes, it defines </w:t>
+      </w:r>
+      <w:proofErr w:type="gramStart"/>
+      <w:r>
+        <w:t>console based</w:t>
+      </w:r>
+      <w:proofErr w:type="gramEnd"/>
+      <w:r>
+        <w:t xml:space="preserve"> entry points (routes) into your application.</w:t>
+      </w:r>
+    </w:p>
+    <w:p>
+      <w:pPr>
+        <w:pStyle w:val="ListParagraph"/>
+        <w:tabs>
+          <w:tab w:val="left" w:pos="3579"/>
+        </w:tabs>
+        <w:ind w:left="1440"/>
+      </w:pPr>
+      <w:r>
+        <w:t>The </w:t>
+      </w:r>
+      <w:proofErr w:type="spellStart"/>
+      <w:r>
+        <w:t>channels.php</w:t>
+      </w:r>
+      <w:proofErr w:type="spellEnd"/>
+      <w:r>
+        <w:t> file is where you may register all of the </w:t>
+      </w:r>
+      <w:hyperlink r:id="rId48" w:history="1">
+        <w:r>
+          <w:rPr>
+            <w:rStyle w:val="Hyperlink"/>
+          </w:rPr>
+          <w:t>event broadcasting</w:t>
+        </w:r>
+      </w:hyperlink>
+      <w:r>
+        <w:t> channels that your application supports.</w:t>
+      </w:r>
+    </w:p>
+    <w:p>
+      <w:pPr>
+        <w:pStyle w:val="ListParagraph"/>
+        <w:tabs>
+          <w:tab w:val="left" w:pos="3579"/>
+        </w:tabs>
+        <w:ind w:left="1440"/>
+      </w:pPr>
+    </w:p>
+    <w:p>
+      <w:pPr>
+        <w:pStyle w:val="ListParagraph"/>
+        <w:tabs>
+          <w:tab w:val="left" w:pos="3579"/>
+        </w:tabs>
+        <w:ind w:left="1440"/>
+      </w:pPr>
+      <w:r>
+        <w:t xml:space="preserve">The storage directory </w:t>
+      </w:r>
+    </w:p>
+    <w:p>
+      <w:pPr>
+        <w:pStyle w:val="ListParagraph"/>
+        <w:tabs>
+          <w:tab w:val="left" w:pos="3579"/>
+        </w:tabs>
+        <w:ind w:left="1440"/>
+      </w:pPr>
+    </w:p>
+    <w:p>
+      <w:pPr>
+        <w:pStyle w:val="ListParagraph"/>
+        <w:tabs>
+          <w:tab w:val="left" w:pos="3579"/>
+        </w:tabs>
+        <w:ind w:left="1440"/>
+      </w:pPr>
+      <w:r>
+        <w:t>In Laravel, a "storage" file is essential because it provides a structured way to store various types of data like uploaded files, user profile images, generated documents, and temporary session data within your application, allowing you to manage file operations easily and consistently across different storage options like local servers or cloud services like Amazon S3, without needing to manually handle complex file system interactions on your server. </w:t>
+      </w:r>
+    </w:p>
+    <w:p>
+      <w:pPr>
+        <w:pStyle w:val="ListParagraph"/>
+        <w:tabs>
+          <w:tab w:val="left" w:pos="3579"/>
+        </w:tabs>
+        <w:ind w:left="1440"/>
+      </w:pPr>
+    </w:p>
+    <w:p>
+      <w:pPr>
+        <w:pStyle w:val="ListParagraph"/>
+        <w:tabs>
+          <w:tab w:val="left" w:pos="3579"/>
+        </w:tabs>
+        <w:ind w:left="1440"/>
+      </w:pPr>
+      <w:hyperlink r:id="rId49" w:anchor="the-tests-directory" w:history="1">
+        <w:r>
+          <w:rPr>
+            <w:rStyle w:val="Hyperlink"/>
+          </w:rPr>
+          <w:t>The Tests Directory</w:t>
+        </w:r>
+      </w:hyperlink>
+    </w:p>
+    <w:p>
+      <w:pPr>
+        <w:pStyle w:val="ListParagraph"/>
+        <w:tabs>
+          <w:tab w:val="left" w:pos="3579"/>
+        </w:tabs>
+        <w:ind w:left="1440"/>
+      </w:pPr>
+      <w:r>
+        <w:lastRenderedPageBreak/>
+        <w:t>The tests directory contains your automated tests. Example </w:t>
+      </w:r>
+      <w:proofErr w:type="spellStart"/>
+      <w:r>
+        <w:fldChar w:fldCharType="begin"/>
+      </w:r>
+      <w:r>
+        <w:instrText>HYPERLINK "https://phpunit.de/"</w:instrText>
+      </w:r>
+      <w:r>
+        <w:fldChar w:fldCharType="separate"/>
+      </w:r>
+      <w:r>
+        <w:rPr>
+          <w:rStyle w:val="Hyperlink"/>
+        </w:rPr>
+        <w:t>PHPUnit</w:t>
+      </w:r>
+      <w:proofErr w:type="spellEnd"/>
+      <w:r>
+        <w:fldChar w:fldCharType="end"/>
+      </w:r>
+      <w:r>
+        <w:t> unit tests and feature tests are provided out of the box. Each test class should be suffixed with the word Test. You may run your tests using the </w:t>
+      </w:r>
+      <w:proofErr w:type="spellStart"/>
+      <w:r>
+        <w:t>phpunit</w:t>
+      </w:r>
+      <w:proofErr w:type="spellEnd"/>
+      <w:r>
+        <w:t> or </w:t>
+      </w:r>
+      <w:proofErr w:type="spellStart"/>
+      <w:r>
+        <w:t>php</w:t>
+      </w:r>
+      <w:proofErr w:type="spellEnd"/>
+      <w:r>
+        <w:t xml:space="preserve"> vendor/bin/</w:t>
+      </w:r>
+      <w:proofErr w:type="spellStart"/>
+      <w:r>
+        <w:t>phpunit</w:t>
+      </w:r>
+      <w:proofErr w:type="spellEnd"/>
+      <w:r>
+        <w:t> commands. Or, if you would like a more detailed and beautiful representation of your test results, you may run your tests using the </w:t>
+      </w:r>
+      <w:proofErr w:type="spellStart"/>
+      <w:r>
+        <w:t>php</w:t>
+      </w:r>
+      <w:proofErr w:type="spellEnd"/>
+      <w:r>
+        <w:t xml:space="preserve"> artisan test Artisan command.</w:t>
+      </w:r>
+    </w:p>
+    <w:p>
+      <w:pPr>
+        <w:pStyle w:val="ListParagraph"/>
+        <w:tabs>
+          <w:tab w:val="left" w:pos="3579"/>
+        </w:tabs>
+        <w:ind w:left="1440"/>
+      </w:pPr>
+    </w:p>
+    <w:p>
+      <w:pPr>
+        <w:pStyle w:val="ListParagraph"/>
+        <w:tabs>
+          <w:tab w:val="left" w:pos="3579"/>
+        </w:tabs>
+        <w:ind w:left="1440"/>
+      </w:pPr>
+      <w:hyperlink r:id="rId50" w:anchor="the-vendor-directory" w:history="1">
+        <w:r>
+          <w:rPr>
+            <w:rStyle w:val="Hyperlink"/>
+          </w:rPr>
+          <w:t>The Vendor Directory</w:t>
+        </w:r>
+      </w:hyperlink>
+    </w:p>
+    <w:p>
+      <w:pPr>
+        <w:pStyle w:val="ListParagraph"/>
+        <w:tabs>
+          <w:tab w:val="left" w:pos="3579"/>
+        </w:tabs>
+        <w:ind w:left="1440"/>
+      </w:pPr>
+      <w:r>
+        <w:t>The vendor directory contains your </w:t>
+      </w:r>
+      <w:hyperlink r:id="rId51" w:history="1">
+        <w:r>
+          <w:rPr>
+            <w:rStyle w:val="Hyperlink"/>
+          </w:rPr>
+          <w:t>Composer</w:t>
+        </w:r>
+      </w:hyperlink>
+      <w:r>
+        <w:t> dependencies.</w:t>
+      </w:r>
+    </w:p>
+    <w:p>
+      <w:pPr>
+        <w:pStyle w:val="ListParagraph"/>
+        <w:tabs>
+          <w:tab w:val="left" w:pos="3579"/>
+        </w:tabs>
+        <w:ind w:left="1440"/>
+      </w:pPr>
+    </w:p>
+    <w:p>
+      <w:pPr>
+        <w:pStyle w:val="ListParagraph"/>
+        <w:tabs>
+          <w:tab w:val="left" w:pos="3579"/>
+        </w:tabs>
+        <w:ind w:left="1440"/>
+      </w:pPr>
+      <w:hyperlink r:id="rId52" w:anchor="the-app-directory" w:history="1">
+        <w:r>
+          <w:rPr>
+            <w:rStyle w:val="Hyperlink"/>
+          </w:rPr>
+          <w:t>The App Directory</w:t>
+        </w:r>
+      </w:hyperlink>
+    </w:p>
+    <w:p>
+      <w:pPr>
+        <w:pStyle w:val="ListParagraph"/>
+        <w:tabs>
+          <w:tab w:val="left" w:pos="3579"/>
+        </w:tabs>
+        <w:ind w:left="1440"/>
+      </w:pPr>
+      <w:r>
+        <w:t xml:space="preserve">The majority of your application is housed in the app directory. By default, this directory is </w:t>
+      </w:r>
+      <w:proofErr w:type="spellStart"/>
+      <w:r>
+        <w:t>namespaced</w:t>
+      </w:r>
+      <w:proofErr w:type="spellEnd"/>
+      <w:r>
+        <w:t xml:space="preserve"> under App and is autoloaded by Composer using the </w:t>
+      </w:r>
+      <w:hyperlink r:id="rId53" w:history="1">
+        <w:r>
+          <w:rPr>
+            <w:rStyle w:val="Hyperlink"/>
+          </w:rPr>
+          <w:t>PSR-4 autoloading standard</w:t>
+        </w:r>
+      </w:hyperlink>
+      <w:r>
+        <w:t>.</w:t>
+      </w:r>
+    </w:p>
+    <w:p>
+      <w:pPr>
+        <w:pStyle w:val="ListParagraph"/>
+        <w:tabs>
+          <w:tab w:val="left" w:pos="3579"/>
+        </w:tabs>
+        <w:ind w:left="1440"/>
+      </w:pPr>
+      <w:r>
+        <w:t>The app directory contains a variety of additional directories such as Console, Http, and Providers. Think of the Console and Http directories as providing an API into the core of your application. The HTTP protocol and CLI are both mechanisms to interact with your application, but do not actually contain application logic. In other words, they are two ways of issuing commands to your application. The Console directory contains all of your Artisan commands, while the Http directory contains your controllers, middleware, and requests.</w:t>
+      </w:r>
+    </w:p>
+    <w:p>
+      <w:pPr>
+        <w:pStyle w:val="ListParagraph"/>
+        <w:tabs>
+          <w:tab w:val="left" w:pos="3579"/>
+        </w:tabs>
+        <w:ind w:left="1440"/>
+      </w:pPr>
+      <w:r>
+        <w:t>A variety of other directories will be generated inside the app directory as you use the make Artisan commands to generate classes. So, for example, the app/Jobs directory will not exist until you execute the </w:t>
+      </w:r>
+      <w:proofErr w:type="spellStart"/>
+      <w:proofErr w:type="gramStart"/>
+      <w:r>
+        <w:t>make:job</w:t>
+      </w:r>
+      <w:proofErr w:type="spellEnd"/>
+      <w:proofErr w:type="gramEnd"/>
+      <w:r>
+        <w:t> Artisan command to generate a job class.</w:t>
+      </w:r>
+    </w:p>
+    <w:p>
+      <w:pPr>
+        <w:pStyle w:val="ListParagraph"/>
+        <w:tabs>
+          <w:tab w:val="left" w:pos="3579"/>
+        </w:tabs>
+        <w:ind w:left="1440"/>
+      </w:pPr>
+    </w:p>
+    <w:p>
+      <w:pPr>
+        <w:pStyle w:val="ListParagraph"/>
+        <w:tabs>
+          <w:tab w:val="left" w:pos="3579"/>
+        </w:tabs>
+        <w:ind w:left="1440"/>
+      </w:pPr>
+    </w:p>
+    <w:p>
+      <w:pPr>
+        <w:pStyle w:val="ListParagraph"/>
+        <w:tabs>
+          <w:tab w:val="left" w:pos="3579"/>
+        </w:tabs>
+        <w:ind w:left="1440"/>
+      </w:pPr>
+      <w:r>
+        <w:t>LIVEWIRE</w:t>
+      </w:r>
+    </w:p>
+    <w:p>
+      <w:pPr>
+        <w:pStyle w:val="ListParagraph"/>
+        <w:tabs>
+          <w:tab w:val="left" w:pos="3579"/>
+        </w:tabs>
+        <w:ind w:left="1440"/>
+      </w:pPr>
+      <w:hyperlink r:id="rId54" w:anchor="livewire" w:history="1">
+        <w:r>
+          <w:rPr>
+            <w:rStyle w:val="Hyperlink"/>
+          </w:rPr>
+          <w:t>Livewire</w:t>
+        </w:r>
+      </w:hyperlink>
+    </w:p>
+    <w:p>
+      <w:pPr>
+        <w:pStyle w:val="ListParagraph"/>
+        <w:tabs>
+          <w:tab w:val="left" w:pos="3579"/>
+        </w:tabs>
+        <w:ind w:left="1440"/>
+      </w:pPr>
+      <w:hyperlink r:id="rId55" w:history="1">
+        <w:r>
+          <w:rPr>
+            <w:rStyle w:val="Hyperlink"/>
+          </w:rPr>
+          <w:t>Laravel Livewire</w:t>
+        </w:r>
+      </w:hyperlink>
+      <w:r>
+        <w:t> is a framework for building Laravel powered frontends that feel dynamic, modern, and alive just like frontends built with modern JavaScript frameworks like Vue and React.</w:t>
+      </w:r>
+    </w:p>
+    <w:p>
+      <w:pPr>
+        <w:pStyle w:val="ListParagraph"/>
+        <w:tabs>
+          <w:tab w:val="left" w:pos="3579"/>
+        </w:tabs>
+        <w:ind w:left="1440"/>
+      </w:pPr>
+      <w:r>
+        <w:t>When using Livewire, you will create Livewire "components" that render a discrete portion of your UI and expose methods and data that can be invoked and interacted with from your application's frontend. For example, a simple "Counter" component might look like the following:</w:t>
+      </w:r>
+    </w:p>
+    <w:p>
+      <w:pPr>
+        <w:pStyle w:val="ListParagraph"/>
+        <w:tabs>
+          <w:tab w:val="left" w:pos="3579"/>
+        </w:tabs>
+        <w:ind w:left="1440"/>
+      </w:pPr>
+    </w:p>
+    <w:p>
+      <w:pPr>
+        <w:pStyle w:val="ListParagraph"/>
+        <w:tabs>
+          <w:tab w:val="left" w:pos="3579"/>
+        </w:tabs>
+        <w:ind w:left="1440"/>
+      </w:pPr>
+      <w:hyperlink r:id="rId56" w:anchor="laravel-jetstream" w:history="1">
+        <w:proofErr w:type="spellStart"/>
+        <w:r>
+          <w:rPr>
+            <w:rStyle w:val="Hyperlink"/>
+          </w:rPr>
+          <w:t>vel</w:t>
+        </w:r>
+        <w:proofErr w:type="spellEnd"/>
+        <w:r>
+          <w:rPr>
+            <w:rStyle w:val="Hyperlink"/>
+          </w:rPr>
+          <w:t xml:space="preserve"> Jetstream</w:t>
+        </w:r>
+      </w:hyperlink>
+    </w:p>
+    <w:p>
+      <w:pPr>
+        <w:pStyle w:val="ListParagraph"/>
+        <w:tabs>
+          <w:tab w:val="left" w:pos="3579"/>
+        </w:tabs>
+        <w:ind w:left="1440"/>
+      </w:pPr>
+      <w:r>
+        <w:t xml:space="preserve">While Laravel Breeze provides a simple and minimal starting point for building a Laravel application, Jetstream augments that functionality with more robust features and additional frontend technology stacks. For </w:t>
+      </w:r>
+      <w:proofErr w:type="gramStart"/>
+      <w:r>
+        <w:t>those brand</w:t>
+      </w:r>
+      <w:proofErr w:type="gramEnd"/>
+      <w:r>
+        <w:t xml:space="preserve"> new to Laravel, we recommend learning the ropes with Laravel Breeze before graduating to Laravel Jetstream.</w:t>
+      </w:r>
+    </w:p>
+    <w:p>
+      <w:pPr>
+        <w:pStyle w:val="ListParagraph"/>
+        <w:tabs>
+          <w:tab w:val="left" w:pos="3579"/>
+        </w:tabs>
+        <w:ind w:left="1440"/>
+      </w:pPr>
+      <w:r>
+        <w:t>Jetstream provides a beautifully designed application scaffolding for Laravel and includes login, registration, email verification, two-factor authentication, session management, API support via Laravel Sanctum, and optional team management. Jetstream is designed using </w:t>
+      </w:r>
+      <w:hyperlink r:id="rId57" w:history="1">
+        <w:r>
+          <w:rPr>
+            <w:rStyle w:val="Hyperlink"/>
+          </w:rPr>
+          <w:t>Tailwind CSS</w:t>
+        </w:r>
+      </w:hyperlink>
+      <w:r>
+        <w:t> and offers your choice of </w:t>
+      </w:r>
+      <w:hyperlink r:id="rId58" w:history="1">
+        <w:r>
+          <w:rPr>
+            <w:rStyle w:val="Hyperlink"/>
+          </w:rPr>
+          <w:t>Livewire</w:t>
+        </w:r>
+      </w:hyperlink>
+      <w:r>
+        <w:t> or </w:t>
+      </w:r>
+      <w:hyperlink r:id="rId59" w:history="1">
+        <w:r>
+          <w:rPr>
+            <w:rStyle w:val="Hyperlink"/>
+          </w:rPr>
+          <w:t>Inertia</w:t>
+        </w:r>
+      </w:hyperlink>
+      <w:r>
+        <w:t> driven frontend scaffolding.</w:t>
+      </w:r>
+    </w:p>
+    <w:p>
+      <w:pPr>
+        <w:pStyle w:val="ListParagraph"/>
+        <w:tabs>
+          <w:tab w:val="left" w:pos="3579"/>
+        </w:tabs>
+        <w:ind w:left="1440"/>
+      </w:pPr>
+      <w:r>
+        <w:lastRenderedPageBreak/>
+        <w:t>Complete documentation for installing Laravel Jetstream can be found within the </w:t>
+      </w:r>
+      <w:hyperlink r:id="rId60" w:history="1">
+        <w:r>
+          <w:rPr>
+            <w:rStyle w:val="Hyperlink"/>
+          </w:rPr>
+          <w:t>official Jetstream documentation</w:t>
+        </w:r>
+      </w:hyperlink>
+      <w:r>
+        <w:t>.</w:t>
+      </w:r>
+    </w:p>
+    <w:p>
+      <w:pPr>
+        <w:pStyle w:val="ListParagraph"/>
+        <w:tabs>
+          <w:tab w:val="left" w:pos="3579"/>
+        </w:tabs>
+        <w:ind w:left="1440"/>
+      </w:pPr>
+    </w:p>
+    <w:p>
+      <w:pPr>
+        <w:pStyle w:val="ListParagraph"/>
+        <w:tabs>
+          <w:tab w:val="left" w:pos="3579"/>
+        </w:tabs>
+        <w:ind w:left="1440"/>
+      </w:pPr>
+      <w:r>
+        <w:t xml:space="preserve">APPLICATION DEPLOYMENT RULES AND REGULATION </w:t>
+      </w:r>
+    </w:p>
+    <w:p>
+      <w:pPr>
+        <w:pStyle w:val="ListParagraph"/>
+        <w:tabs>
+          <w:tab w:val="left" w:pos="3579"/>
+        </w:tabs>
+        <w:ind w:left="1440"/>
+      </w:pPr>
+    </w:p>
+    <w:p>
+      <w:pPr>
+        <w:pStyle w:val="ListParagraph"/>
+        <w:tabs>
+          <w:tab w:val="left" w:pos="3579"/>
+        </w:tabs>
+        <w:ind w:left="1440"/>
+      </w:pPr>
+      <w:hyperlink r:id="rId61" w:anchor="server-requirements" w:history="1">
+        <w:r>
+          <w:rPr>
+            <w:rStyle w:val="Hyperlink"/>
+          </w:rPr>
+          <w:t>Server Requirements</w:t>
+        </w:r>
+      </w:hyperlink>
+    </w:p>
+    <w:p>
+      <w:pPr>
+        <w:pStyle w:val="ListParagraph"/>
+        <w:tabs>
+          <w:tab w:val="left" w:pos="3579"/>
+        </w:tabs>
+        <w:ind w:left="1440"/>
+      </w:pPr>
+      <w:r>
+        <w:t>The Laravel framework has a few system requirements. You should ensure that your web server has the following minimum PHP version and extensions:</w:t>
+      </w:r>
+    </w:p>
+    <w:p>
+      <w:pPr>
+        <w:pStyle w:val="ListParagraph"/>
+        <w:numPr>
+          <w:ilvl w:val="0"/>
+          <w:numId w:val="11"/>
+        </w:numPr>
+        <w:tabs>
+          <w:tab w:val="left" w:pos="3579"/>
+        </w:tabs>
+      </w:pPr>
+      <w:r>
+        <w:t>PHP &gt;= 8.1</w:t>
+      </w:r>
+    </w:p>
+    <w:p>
+      <w:pPr>
+        <w:pStyle w:val="ListParagraph"/>
+        <w:numPr>
+          <w:ilvl w:val="0"/>
+          <w:numId w:val="11"/>
+        </w:numPr>
+        <w:tabs>
+          <w:tab w:val="left" w:pos="3579"/>
+        </w:tabs>
+      </w:pPr>
+      <w:proofErr w:type="spellStart"/>
+      <w:r>
+        <w:t>Ctype</w:t>
+      </w:r>
+      <w:proofErr w:type="spellEnd"/>
+      <w:r>
+        <w:t xml:space="preserve"> PHP Extension</w:t>
+      </w:r>
+    </w:p>
+    <w:p>
+      <w:pPr>
+        <w:pStyle w:val="ListParagraph"/>
+        <w:numPr>
+          <w:ilvl w:val="0"/>
+          <w:numId w:val="11"/>
+        </w:numPr>
+        <w:tabs>
+          <w:tab w:val="left" w:pos="3579"/>
+        </w:tabs>
+      </w:pPr>
+      <w:proofErr w:type="spellStart"/>
+      <w:r>
+        <w:t>cURL</w:t>
+      </w:r>
+      <w:proofErr w:type="spellEnd"/>
+      <w:r>
+        <w:t xml:space="preserve"> PHP Extension</w:t>
+      </w:r>
+    </w:p>
+    <w:p>
+      <w:pPr>
+        <w:pStyle w:val="ListParagraph"/>
+        <w:numPr>
+          <w:ilvl w:val="0"/>
+          <w:numId w:val="11"/>
+        </w:numPr>
+        <w:tabs>
+          <w:tab w:val="left" w:pos="3579"/>
+        </w:tabs>
+      </w:pPr>
+      <w:r>
+        <w:t>DOM PHP Extension</w:t>
+      </w:r>
+    </w:p>
+    <w:p>
+      <w:pPr>
+        <w:pStyle w:val="ListParagraph"/>
+        <w:numPr>
+          <w:ilvl w:val="0"/>
+          <w:numId w:val="11"/>
+        </w:numPr>
+        <w:tabs>
+          <w:tab w:val="left" w:pos="3579"/>
+        </w:tabs>
+      </w:pPr>
+      <w:proofErr w:type="spellStart"/>
+      <w:r>
+        <w:t>Fileinfo</w:t>
+      </w:r>
+      <w:proofErr w:type="spellEnd"/>
+      <w:r>
+        <w:t xml:space="preserve"> PHP Extension</w:t>
+      </w:r>
+    </w:p>
+    <w:p>
+      <w:pPr>
+        <w:pStyle w:val="ListParagraph"/>
+        <w:numPr>
+          <w:ilvl w:val="0"/>
+          <w:numId w:val="11"/>
+        </w:numPr>
+        <w:tabs>
+          <w:tab w:val="left" w:pos="3579"/>
+        </w:tabs>
+      </w:pPr>
+      <w:r>
+        <w:t>Filter PHP Extension</w:t>
+      </w:r>
+    </w:p>
+    <w:p>
+      <w:pPr>
+        <w:pStyle w:val="ListParagraph"/>
+        <w:numPr>
+          <w:ilvl w:val="0"/>
+          <w:numId w:val="11"/>
+        </w:numPr>
+        <w:tabs>
+          <w:tab w:val="left" w:pos="3579"/>
+        </w:tabs>
+      </w:pPr>
+      <w:r>
+        <w:t>Hash PHP Extension</w:t>
+      </w:r>
+    </w:p>
+    <w:p>
+      <w:pPr>
+        <w:pStyle w:val="ListParagraph"/>
+        <w:numPr>
+          <w:ilvl w:val="0"/>
+          <w:numId w:val="11"/>
+        </w:numPr>
+        <w:tabs>
+          <w:tab w:val="left" w:pos="3579"/>
+        </w:tabs>
+      </w:pPr>
+      <w:proofErr w:type="spellStart"/>
+      <w:r>
+        <w:t>Mbstring</w:t>
+      </w:r>
+      <w:proofErr w:type="spellEnd"/>
+      <w:r>
+        <w:t xml:space="preserve"> PHP Extension</w:t>
+      </w:r>
+    </w:p>
+    <w:p>
+      <w:pPr>
+        <w:pStyle w:val="ListParagraph"/>
+        <w:numPr>
+          <w:ilvl w:val="0"/>
+          <w:numId w:val="11"/>
+        </w:numPr>
+        <w:tabs>
+          <w:tab w:val="left" w:pos="3579"/>
+        </w:tabs>
+      </w:pPr>
+      <w:r>
+        <w:t>OpenSSL PHP Extension</w:t>
+      </w:r>
+    </w:p>
+    <w:p>
+      <w:pPr>
+        <w:pStyle w:val="ListParagraph"/>
+        <w:numPr>
+          <w:ilvl w:val="0"/>
+          <w:numId w:val="11"/>
+        </w:numPr>
+        <w:tabs>
+          <w:tab w:val="left" w:pos="3579"/>
+        </w:tabs>
+      </w:pPr>
+      <w:r>
+        <w:t>PCRE PHP Extension</w:t>
+      </w:r>
+    </w:p>
+    <w:p>
+      <w:pPr>
+        <w:pStyle w:val="ListParagraph"/>
+        <w:numPr>
+          <w:ilvl w:val="0"/>
+          <w:numId w:val="11"/>
+        </w:numPr>
+        <w:tabs>
+          <w:tab w:val="left" w:pos="3579"/>
+        </w:tabs>
+      </w:pPr>
+      <w:r>
+        <w:t>PDO PHP Extension</w:t>
+      </w:r>
+    </w:p>
+    <w:p>
+      <w:pPr>
+        <w:pStyle w:val="ListParagraph"/>
+        <w:numPr>
+          <w:ilvl w:val="0"/>
+          <w:numId w:val="11"/>
+        </w:numPr>
+        <w:tabs>
+          <w:tab w:val="left" w:pos="3579"/>
+        </w:tabs>
+      </w:pPr>
+      <w:r>
+        <w:t>Session PHP Extension</w:t>
+      </w:r>
+    </w:p>
+    <w:p>
+      <w:pPr>
+        <w:pStyle w:val="ListParagraph"/>
+        <w:numPr>
+          <w:ilvl w:val="0"/>
+          <w:numId w:val="11"/>
+        </w:numPr>
+        <w:tabs>
+          <w:tab w:val="left" w:pos="3579"/>
+        </w:tabs>
+      </w:pPr>
+      <w:r>
+        <w:t>Tokenizer PHP Extension</w:t>
+      </w:r>
+    </w:p>
+    <w:p>
+      <w:pPr>
+        <w:pStyle w:val="ListParagraph"/>
+        <w:numPr>
+          <w:ilvl w:val="0"/>
+          <w:numId w:val="11"/>
+        </w:numPr>
+        <w:tabs>
+          <w:tab w:val="left" w:pos="3579"/>
+        </w:tabs>
+      </w:pPr>
+      <w:r>
+        <w:t>XML PHP Extension</w:t>
+      </w:r>
+    </w:p>
+    <w:p>
+      <w:pPr>
+        <w:pStyle w:val="ListParagraph"/>
+        <w:tabs>
+          <w:tab w:val="left" w:pos="3579"/>
+        </w:tabs>
+        <w:ind w:left="1440"/>
+      </w:pPr>
+    </w:p>
+    <w:p>
+      <w:pPr>
+        <w:pStyle w:val="ListParagraph"/>
+        <w:tabs>
+          <w:tab w:val="left" w:pos="3579"/>
+        </w:tabs>
+        <w:ind w:left="1440"/>
+      </w:pPr>
+    </w:p>
+    <w:p>
+      <w:pPr>
+        <w:pStyle w:val="ListParagraph"/>
+        <w:tabs>
+          <w:tab w:val="left" w:pos="3579"/>
+        </w:tabs>
+        <w:ind w:left="1440"/>
+      </w:pPr>
+    </w:p>
+    <w:p>
+      <w:pPr>
+        <w:pStyle w:val="ListParagraph"/>
+        <w:tabs>
+          <w:tab w:val="left" w:pos="3579"/>
+        </w:tabs>
+        <w:ind w:left="1440"/>
+      </w:pPr>
+      <w:hyperlink r:id="rId62" w:anchor="server-configuration" w:history="1">
+        <w:r>
+          <w:rPr>
+            <w:rStyle w:val="Hyperlink"/>
+          </w:rPr>
+          <w:t>Server Configuration</w:t>
+        </w:r>
+      </w:hyperlink>
+    </w:p>
+    <w:p>
+      <w:pPr>
+        <w:pStyle w:val="ListParagraph"/>
+        <w:tabs>
+          <w:tab w:val="left" w:pos="3579"/>
+        </w:tabs>
+        <w:ind w:left="1440"/>
+      </w:pPr>
+      <w:hyperlink r:id="rId63" w:anchor="nginx" w:history="1">
+        <w:r>
+          <w:rPr>
+            <w:rStyle w:val="Hyperlink"/>
+          </w:rPr>
+          <w:t>Nginx</w:t>
+        </w:r>
+      </w:hyperlink>
+    </w:p>
+    <w:p>
+      <w:pPr>
+        <w:pStyle w:val="ListParagraph"/>
+        <w:tabs>
+          <w:tab w:val="left" w:pos="3579"/>
+        </w:tabs>
+        <w:ind w:left="1440"/>
+      </w:pPr>
+      <w:r>
+        <w:t>If you are deploying your application to a server that is running Nginx, you may use the following configuration file as a starting point for configuring your web server. Most likely, this file will need to be customized depending on your server's configuration. If you would like assistance in managing your server, consider using a first-party Laravel server management and deployment service such as </w:t>
+      </w:r>
+      <w:hyperlink r:id="rId64" w:history="1">
+        <w:r>
+          <w:rPr>
+            <w:rStyle w:val="Hyperlink"/>
+          </w:rPr>
+          <w:t>Laravel Forge</w:t>
+        </w:r>
+      </w:hyperlink>
+      <w:r>
+        <w:t>.</w:t>
+      </w:r>
+    </w:p>
+    <w:p>
+      <w:pPr>
+        <w:pStyle w:val="ListParagraph"/>
+        <w:tabs>
+          <w:tab w:val="left" w:pos="3579"/>
+        </w:tabs>
+        <w:ind w:left="1440"/>
+      </w:pPr>
+      <w:r>
+        <w:t>Please ensure, like the configuration below, your web server directs all requests to your application's public/</w:t>
+      </w:r>
+      <w:proofErr w:type="spellStart"/>
+      <w:r>
+        <w:t>index.php</w:t>
+      </w:r>
+      <w:proofErr w:type="spellEnd"/>
+      <w:r>
+        <w:t> file. You should never attempt to move the </w:t>
+      </w:r>
+      <w:proofErr w:type="spellStart"/>
+      <w:r>
+        <w:t>index.php</w:t>
+      </w:r>
+      <w:proofErr w:type="spellEnd"/>
+      <w:r>
+        <w:t> file to your project's root, as serving the application from the project root will expose many sensitive configuration files to the public Internet:</w:t>
+      </w:r>
+    </w:p>
+    <w:p>
+      <w:pPr>
+        <w:pStyle w:val="ListParagraph"/>
+        <w:tabs>
+          <w:tab w:val="left" w:pos="3579"/>
+        </w:tabs>
+        <w:ind w:left="1440"/>
+      </w:pPr>
+    </w:p>
+    <w:p>
+      <w:pPr>
+        <w:pStyle w:val="ListParagraph"/>
+        <w:tabs>
+          <w:tab w:val="left" w:pos="3579"/>
+        </w:tabs>
+        <w:ind w:left="1440"/>
+      </w:pPr>
+    </w:p>
+    <w:p>
+      <w:pPr>
+        <w:pStyle w:val="ListParagraph"/>
+        <w:tabs>
+          <w:tab w:val="left" w:pos="3579"/>
+        </w:tabs>
+        <w:ind w:left="1440"/>
+      </w:pPr>
+      <w:hyperlink r:id="rId65" w:anchor="lifecycle-overview" w:history="1">
+        <w:r>
+          <w:rPr>
+            <w:rStyle w:val="Hyperlink"/>
+          </w:rPr>
+          <w:t>Lifecycle Overview</w:t>
+        </w:r>
+      </w:hyperlink>
+    </w:p>
+    <w:p>
+      <w:pPr>
+        <w:pStyle w:val="ListParagraph"/>
+        <w:tabs>
+          <w:tab w:val="left" w:pos="3579"/>
+        </w:tabs>
+        <w:ind w:left="1440"/>
+      </w:pPr>
+      <w:hyperlink r:id="rId66" w:anchor="first-steps" w:history="1">
+        <w:r>
+          <w:rPr>
+            <w:rStyle w:val="Hyperlink"/>
+          </w:rPr>
+          <w:t>First Steps</w:t>
+        </w:r>
+      </w:hyperlink>
+    </w:p>
+    <w:p>
+      <w:pPr>
+        <w:pStyle w:val="ListParagraph"/>
+        <w:tabs>
+          <w:tab w:val="left" w:pos="3579"/>
+        </w:tabs>
+        <w:ind w:left="1440"/>
+      </w:pPr>
+      <w:r>
+        <w:t>The entry point for all requests to a Laravel application is the public/</w:t>
+      </w:r>
+      <w:proofErr w:type="spellStart"/>
+      <w:r>
+        <w:t>index.php</w:t>
+      </w:r>
+      <w:proofErr w:type="spellEnd"/>
+      <w:r>
+        <w:t> file. All requests are directed to this file by your web server (Apache / Nginx) configuration. The </w:t>
+      </w:r>
+      <w:proofErr w:type="spellStart"/>
+      <w:r>
+        <w:t>index.php</w:t>
+      </w:r>
+      <w:proofErr w:type="spellEnd"/>
+      <w:r>
+        <w:t> file doesn't contain much code. Rather, it is a starting point for loading the rest of the framework.</w:t>
+      </w:r>
+    </w:p>
+    <w:p>
+      <w:pPr>
+        <w:pStyle w:val="ListParagraph"/>
+        <w:tabs>
+          <w:tab w:val="left" w:pos="3579"/>
+        </w:tabs>
+        <w:ind w:left="1440"/>
+      </w:pPr>
+      <w:r>
+        <w:t>The </w:t>
+      </w:r>
+      <w:proofErr w:type="spellStart"/>
+      <w:r>
+        <w:t>index.php</w:t>
+      </w:r>
+      <w:proofErr w:type="spellEnd"/>
+      <w:r>
+        <w:t> file loads the Composer generated autoloader definition, and then retrieves an instance of the Laravel application from bootstrap/</w:t>
+      </w:r>
+      <w:proofErr w:type="spellStart"/>
+      <w:r>
+        <w:t>app.php</w:t>
+      </w:r>
+      <w:proofErr w:type="spellEnd"/>
+      <w:r>
+        <w:t>. The first action taken by Laravel itself is to create an instance of the application / </w:t>
+      </w:r>
+      <w:hyperlink r:id="rId67" w:history="1">
+        <w:r>
+          <w:rPr>
+            <w:rStyle w:val="Hyperlink"/>
+          </w:rPr>
+          <w:t>service container</w:t>
+        </w:r>
+      </w:hyperlink>
+      <w:r>
+        <w:t>.</w:t>
+      </w:r>
+    </w:p>
+    <w:p>
+      <w:pPr>
+        <w:pStyle w:val="ListParagraph"/>
+        <w:tabs>
+          <w:tab w:val="left" w:pos="3579"/>
+        </w:tabs>
+        <w:ind w:left="1440"/>
+      </w:pPr>
+      <w:hyperlink r:id="rId68" w:anchor="http-console-kernels" w:history="1">
+        <w:r>
+          <w:rPr>
+            <w:rStyle w:val="Hyperlink"/>
+          </w:rPr>
+          <w:t>HTTP / Console Kernels</w:t>
+        </w:r>
+      </w:hyperlink>
+    </w:p>
+    <w:p>
+      <w:pPr>
+        <w:pStyle w:val="ListParagraph"/>
+        <w:tabs>
+          <w:tab w:val="left" w:pos="3579"/>
+        </w:tabs>
+        <w:ind w:left="1440"/>
+      </w:pPr>
+      <w:r>
+        <w:t>Next, the incoming request is sent to either the HTTP kernel or the console kernel, depending on the type of request that is entering the application. These two kernels serve as the central location that all requests flow through. For now, let's just focus on the HTTP kernel, which is located in app/Http/</w:t>
+      </w:r>
+      <w:proofErr w:type="spellStart"/>
+      <w:r>
+        <w:t>Kernel.php</w:t>
+      </w:r>
+      <w:proofErr w:type="spellEnd"/>
+      <w:r>
+        <w:t>.</w:t>
+      </w:r>
+    </w:p>
+    <w:p>
+      <w:pPr>
+        <w:pStyle w:val="ListParagraph"/>
+        <w:tabs>
+          <w:tab w:val="left" w:pos="3579"/>
+        </w:tabs>
+        <w:ind w:left="1440"/>
+      </w:pPr>
+      <w:r>
+        <w:t>The HTTP kernel extends the Illuminate\Foundation\Http\Kernel class, which defines an array of bootstrappers that will be run before the request is executed. These bootstrappers configure error handling, configure logging, </w:t>
+      </w:r>
+      <w:hyperlink r:id="rId69" w:anchor="environment-configuration" w:history="1">
+        <w:r>
+          <w:rPr>
+            <w:rStyle w:val="Hyperlink"/>
+          </w:rPr>
+          <w:t>detect the application environment</w:t>
+        </w:r>
+      </w:hyperlink>
+      <w:r>
+        <w:t>, and perform other tasks that need to be done before the request is actually handled. Typically, these classes handle internal Laravel configuration that you do not need to worry about.</w:t>
+      </w:r>
+    </w:p>
+    <w:p>
+      <w:pPr>
+        <w:pStyle w:val="ListParagraph"/>
+        <w:tabs>
+          <w:tab w:val="left" w:pos="3579"/>
+        </w:tabs>
+        <w:ind w:left="1440"/>
+      </w:pPr>
+      <w:r>
+        <w:t xml:space="preserve">The HTTP kernel also defines a list of </w:t>
+      </w:r>
+      <w:proofErr w:type="gramStart"/>
+      <w:r>
+        <w:t>HTTP</w:t>
+      </w:r>
+      <w:proofErr w:type="gramEnd"/>
+      <w:r>
+        <w:t> </w:t>
+      </w:r>
+      <w:hyperlink r:id="rId70" w:history="1">
+        <w:r>
+          <w:rPr>
+            <w:rStyle w:val="Hyperlink"/>
+          </w:rPr>
+          <w:t>middleware</w:t>
+        </w:r>
+      </w:hyperlink>
+      <w:r>
+        <w:t> that all requests must pass through before being handled by the application. These middleware handle reading and writing the </w:t>
+      </w:r>
+      <w:hyperlink r:id="rId71" w:history="1">
+        <w:r>
+          <w:rPr>
+            <w:rStyle w:val="Hyperlink"/>
+          </w:rPr>
+          <w:t>HTTP session</w:t>
+        </w:r>
+      </w:hyperlink>
+      <w:r>
+        <w:t>, determining if the application is in maintenance mode, </w:t>
+      </w:r>
+      <w:hyperlink r:id="rId72" w:history="1">
+        <w:r>
+          <w:rPr>
+            <w:rStyle w:val="Hyperlink"/>
+          </w:rPr>
+          <w:t>verifying the CSRF token</w:t>
+        </w:r>
+      </w:hyperlink>
+      <w:r>
+        <w:t>, and more. We'll talk more about these soon.</w:t>
+      </w:r>
+    </w:p>
+    <w:p>
+      <w:pPr>
+        <w:pStyle w:val="ListParagraph"/>
+        <w:tabs>
+          <w:tab w:val="left" w:pos="3579"/>
+        </w:tabs>
+        <w:ind w:left="1440"/>
+      </w:pPr>
+      <w:r>
+        <w:t>The method signature for the HTTP kernel's handle method is quite simple: it receives a Request and returns a Response. Think of the kernel as being a big black box that represents your entire application. Feed it HTTP requests and it will return HTTP responses.</w:t>
       </w:r>
     </w:p>
     <w:p>
@@ -3260,6 +4981,155 @@
     </w:lvl>
   </w:abstractNum>
   <w:abstractNum w:abstractNumId="2" w15:restartNumberingAfterBreak="0">
+    <w:nsid w:val="1DC9704E"/>
+    <w:multiLevelType w:val="multilevel"/>
+    <w:tmpl w:val="5B6E268A"/>
+    <w:lvl w:ilvl="0">
+      <w:start w:val="1"/>
+      <w:numFmt w:val="bullet"/>
+      <w:lvlText w:val=""/>
+      <w:lvlJc w:val="left"/>
+      <w:pPr>
+        <w:tabs>
+          <w:tab w:val="num" w:pos="720"/>
+        </w:tabs>
+        <w:ind w:left="720" w:hanging="360"/>
+      </w:pPr>
+      <w:rPr>
+        <w:rFonts w:ascii="Symbol" w:hAnsi="Symbol" w:hint="default"/>
+        <w:sz w:val="20"/>
+      </w:rPr>
+    </w:lvl>
+    <w:lvl w:ilvl="1" w:tentative="1">
+      <w:start w:val="1"/>
+      <w:numFmt w:val="bullet"/>
+      <w:lvlText w:val="o"/>
+      <w:lvlJc w:val="left"/>
+      <w:pPr>
+        <w:tabs>
+          <w:tab w:val="num" w:pos="1440"/>
+        </w:tabs>
+        <w:ind w:left="1440" w:hanging="360"/>
+      </w:pPr>
+      <w:rPr>
+        <w:rFonts w:ascii="Courier New" w:hAnsi="Courier New" w:hint="default"/>
+        <w:sz w:val="20"/>
+      </w:rPr>
+    </w:lvl>
+    <w:lvl w:ilvl="2" w:tentative="1">
+      <w:start w:val="1"/>
+      <w:numFmt w:val="bullet"/>
+      <w:lvlText w:val=""/>
+      <w:lvlJc w:val="left"/>
+      <w:pPr>
+        <w:tabs>
+          <w:tab w:val="num" w:pos="2160"/>
+        </w:tabs>
+        <w:ind w:left="2160" w:hanging="360"/>
+      </w:pPr>
+      <w:rPr>
+        <w:rFonts w:ascii="Wingdings" w:hAnsi="Wingdings" w:hint="default"/>
+        <w:sz w:val="20"/>
+      </w:rPr>
+    </w:lvl>
+    <w:lvl w:ilvl="3" w:tentative="1">
+      <w:start w:val="1"/>
+      <w:numFmt w:val="bullet"/>
+      <w:lvlText w:val=""/>
+      <w:lvlJc w:val="left"/>
+      <w:pPr>
+        <w:tabs>
+          <w:tab w:val="num" w:pos="2880"/>
+        </w:tabs>
+        <w:ind w:left="2880" w:hanging="360"/>
+      </w:pPr>
+      <w:rPr>
+        <w:rFonts w:ascii="Wingdings" w:hAnsi="Wingdings" w:hint="default"/>
+        <w:sz w:val="20"/>
+      </w:rPr>
+    </w:lvl>
+    <w:lvl w:ilvl="4" w:tentative="1">
+      <w:start w:val="1"/>
+      <w:numFmt w:val="bullet"/>
+      <w:lvlText w:val=""/>
+      <w:lvlJc w:val="left"/>
+      <w:pPr>
+        <w:tabs>
+          <w:tab w:val="num" w:pos="3600"/>
+        </w:tabs>
+        <w:ind w:left="3600" w:hanging="360"/>
+      </w:pPr>
+      <w:rPr>
+        <w:rFonts w:ascii="Wingdings" w:hAnsi="Wingdings" w:hint="default"/>
+        <w:sz w:val="20"/>
+      </w:rPr>
+    </w:lvl>
+    <w:lvl w:ilvl="5" w:tentative="1">
+      <w:start w:val="1"/>
+      <w:numFmt w:val="bullet"/>
+      <w:lvlText w:val=""/>
+      <w:lvlJc w:val="left"/>
+      <w:pPr>
+        <w:tabs>
+          <w:tab w:val="num" w:pos="4320"/>
+        </w:tabs>
+        <w:ind w:left="4320" w:hanging="360"/>
+      </w:pPr>
+      <w:rPr>
+        <w:rFonts w:ascii="Wingdings" w:hAnsi="Wingdings" w:hint="default"/>
+        <w:sz w:val="20"/>
+      </w:rPr>
+    </w:lvl>
+    <w:lvl w:ilvl="6" w:tentative="1">
+      <w:start w:val="1"/>
+      <w:numFmt w:val="bullet"/>
+      <w:lvlText w:val=""/>
+      <w:lvlJc w:val="left"/>
+      <w:pPr>
+        <w:tabs>
+          <w:tab w:val="num" w:pos="5040"/>
+        </w:tabs>
+        <w:ind w:left="5040" w:hanging="360"/>
+      </w:pPr>
+      <w:rPr>
+        <w:rFonts w:ascii="Wingdings" w:hAnsi="Wingdings" w:hint="default"/>
+        <w:sz w:val="20"/>
+      </w:rPr>
+    </w:lvl>
+    <w:lvl w:ilvl="7" w:tentative="1">
+      <w:start w:val="1"/>
+      <w:numFmt w:val="bullet"/>
+      <w:lvlText w:val=""/>
+      <w:lvlJc w:val="left"/>
+      <w:pPr>
+        <w:tabs>
+          <w:tab w:val="num" w:pos="5760"/>
+        </w:tabs>
+        <w:ind w:left="5760" w:hanging="360"/>
+      </w:pPr>
+      <w:rPr>
+        <w:rFonts w:ascii="Wingdings" w:hAnsi="Wingdings" w:hint="default"/>
+        <w:sz w:val="20"/>
+      </w:rPr>
+    </w:lvl>
+    <w:lvl w:ilvl="8" w:tentative="1">
+      <w:start w:val="1"/>
+      <w:numFmt w:val="bullet"/>
+      <w:lvlText w:val=""/>
+      <w:lvlJc w:val="left"/>
+      <w:pPr>
+        <w:tabs>
+          <w:tab w:val="num" w:pos="6480"/>
+        </w:tabs>
+        <w:ind w:left="6480" w:hanging="360"/>
+      </w:pPr>
+      <w:rPr>
+        <w:rFonts w:ascii="Wingdings" w:hAnsi="Wingdings" w:hint="default"/>
+        <w:sz w:val="20"/>
+      </w:rPr>
+    </w:lvl>
+  </w:abstractNum>
+  <w:abstractNum w:abstractNumId="3" w15:restartNumberingAfterBreak="0">
     <w:nsid w:val="2CC07B5E"/>
     <w:multiLevelType w:val="multilevel"/>
     <w:tmpl w:val="0A76CEA6"/>
@@ -3405,7 +5275,7 @@
       </w:rPr>
     </w:lvl>
   </w:abstractNum>
-  <w:abstractNum w:abstractNumId="3" w15:restartNumberingAfterBreak="0">
+  <w:abstractNum w:abstractNumId="4" w15:restartNumberingAfterBreak="0">
     <w:nsid w:val="2E4259D6"/>
     <w:multiLevelType w:val="hybridMultilevel"/>
     <w:tmpl w:val="C8249BB8"/>
@@ -3495,7 +5365,7 @@
       </w:pPr>
     </w:lvl>
   </w:abstractNum>
-  <w:abstractNum w:abstractNumId="4" w15:restartNumberingAfterBreak="0">
+  <w:abstractNum w:abstractNumId="5" w15:restartNumberingAfterBreak="0">
     <w:nsid w:val="47D150AC"/>
     <w:multiLevelType w:val="multilevel"/>
     <w:tmpl w:val="42EA94AE"/>
@@ -3644,7 +5514,7 @@
       </w:rPr>
     </w:lvl>
   </w:abstractNum>
-  <w:abstractNum w:abstractNumId="5" w15:restartNumberingAfterBreak="0">
+  <w:abstractNum w:abstractNumId="6" w15:restartNumberingAfterBreak="0">
     <w:nsid w:val="4B140385"/>
     <w:multiLevelType w:val="multilevel"/>
     <w:tmpl w:val="519636F0"/>
@@ -3793,7 +5663,7 @@
       </w:rPr>
     </w:lvl>
   </w:abstractNum>
-  <w:abstractNum w:abstractNumId="6" w15:restartNumberingAfterBreak="0">
+  <w:abstractNum w:abstractNumId="7" w15:restartNumberingAfterBreak="0">
     <w:nsid w:val="5834194F"/>
     <w:multiLevelType w:val="multilevel"/>
     <w:tmpl w:val="3D461504"/>
@@ -3942,7 +5812,7 @@
       </w:rPr>
     </w:lvl>
   </w:abstractNum>
-  <w:abstractNum w:abstractNumId="7" w15:restartNumberingAfterBreak="0">
+  <w:abstractNum w:abstractNumId="8" w15:restartNumberingAfterBreak="0">
     <w:nsid w:val="6B75301D"/>
     <w:multiLevelType w:val="multilevel"/>
     <w:tmpl w:val="0838C4EA"/>
@@ -4091,7 +5961,7 @@
       </w:rPr>
     </w:lvl>
   </w:abstractNum>
-  <w:abstractNum w:abstractNumId="8" w15:restartNumberingAfterBreak="0">
+  <w:abstractNum w:abstractNumId="9" w15:restartNumberingAfterBreak="0">
     <w:nsid w:val="6ECD10B2"/>
     <w:multiLevelType w:val="multilevel"/>
     <w:tmpl w:val="70889EE6"/>
@@ -4240,7 +6110,7 @@
       </w:rPr>
     </w:lvl>
   </w:abstractNum>
-  <w:abstractNum w:abstractNumId="9" w15:restartNumberingAfterBreak="0">
+  <w:abstractNum w:abstractNumId="10" w15:restartNumberingAfterBreak="0">
     <w:nsid w:val="730275C3"/>
     <w:multiLevelType w:val="multilevel"/>
     <w:tmpl w:val="305ED328"/>
@@ -4390,10 +6260,10 @@
     </w:lvl>
   </w:abstractNum>
   <w:num w:numId="1" w16cid:durableId="1663700560">
-    <w:abstractNumId w:val="7"/>
+    <w:abstractNumId w:val="8"/>
   </w:num>
   <w:num w:numId="2" w16cid:durableId="206644082">
-    <w:abstractNumId w:val="3"/>
+    <w:abstractNumId w:val="4"/>
   </w:num>
   <w:num w:numId="3" w16cid:durableId="1122109348">
     <w:abstractNumId w:val="1"/>
@@ -4402,22 +6272,25 @@
     <w:abstractNumId w:val="0"/>
   </w:num>
   <w:num w:numId="5" w16cid:durableId="580724483">
+    <w:abstractNumId w:val="10"/>
+  </w:num>
+  <w:num w:numId="6" w16cid:durableId="1992171691">
+    <w:abstractNumId w:val="6"/>
+  </w:num>
+  <w:num w:numId="7" w16cid:durableId="1741244228">
+    <w:abstractNumId w:val="3"/>
+  </w:num>
+  <w:num w:numId="8" w16cid:durableId="576551105">
+    <w:abstractNumId w:val="5"/>
+  </w:num>
+  <w:num w:numId="9" w16cid:durableId="1083800093">
     <w:abstractNumId w:val="9"/>
   </w:num>
-  <w:num w:numId="6" w16cid:durableId="1992171691">
-    <w:abstractNumId w:val="5"/>
+  <w:num w:numId="10" w16cid:durableId="1511018614">
+    <w:abstractNumId w:val="7"/>
   </w:num>
-  <w:num w:numId="7" w16cid:durableId="1741244228">
+  <w:num w:numId="11" w16cid:durableId="1644391328">
     <w:abstractNumId w:val="2"/>
-  </w:num>
-  <w:num w:numId="8" w16cid:durableId="576551105">
-    <w:abstractNumId w:val="4"/>
-  </w:num>
-  <w:num w:numId="9" w16cid:durableId="1083800093">
-    <w:abstractNumId w:val="8"/>
-  </w:num>
-  <w:num w:numId="10" w16cid:durableId="1511018614">
-    <w:abstractNumId w:val="6"/>
   </w:num>
 </w:numbering>
 </file>

--- a/LarvelFirstProject/BasicLearning/LARAVEL DOCUMITATION.docx
+++ b/LarvelFirstProject/BasicLearning/LARAVEL DOCUMITATION.docx
@@ -3292,14 +3292,7 @@
           <w:sz w:val="40"/>
           <w:szCs w:val="40"/>
         </w:rPr>
-        <w:t xml:space="preserve">LARAVEL DAY </w:t>
-      </w:r>
-      <w:r>
-        <w:rPr>
-          <w:sz w:val="40"/>
-          <w:szCs w:val="40"/>
-        </w:rPr>
-        <w:t>3</w:t>
+        <w:t>LARAVEL DAY 3</w:t>
       </w:r>
     </w:p>
     <w:p>
@@ -4705,6 +4698,514 @@
       </w:pPr>
       <w:r>
         <w:t>The method signature for the HTTP kernel's handle method is quite simple: it receives a Request and returns a Response. Think of the kernel as being a big black box that represents your entire application. Feed it HTTP requests and it will return HTTP responses.</w:t>
+      </w:r>
+    </w:p>
+    <w:p>
+      <w:pPr>
+        <w:pStyle w:val="ListParagraph"/>
+        <w:tabs>
+          <w:tab w:val="left" w:pos="3579"/>
+        </w:tabs>
+        <w:ind w:left="1440"/>
+      </w:pPr>
+    </w:p>
+    <w:p>
+      <w:pPr>
+        <w:pStyle w:val="ListParagraph"/>
+        <w:tabs>
+          <w:tab w:val="left" w:pos="3579"/>
+        </w:tabs>
+        <w:ind w:left="1440"/>
+      </w:pPr>
+    </w:p>
+    <w:p>
+      <w:pPr>
+        <w:pStyle w:val="ListParagraph"/>
+        <w:tabs>
+          <w:tab w:val="left" w:pos="3579"/>
+        </w:tabs>
+        <w:ind w:left="1080"/>
+        <w:rPr>
+          <w:sz w:val="40"/>
+          <w:szCs w:val="40"/>
+        </w:rPr>
+      </w:pPr>
+      <w:r>
+        <w:rPr>
+          <w:sz w:val="40"/>
+          <w:szCs w:val="40"/>
+        </w:rPr>
+        <w:t xml:space="preserve">LARAVEL DAY </w:t>
+      </w:r>
+      <w:r>
+        <w:rPr>
+          <w:sz w:val="40"/>
+          <w:szCs w:val="40"/>
+        </w:rPr>
+        <w:t>5</w:t>
+      </w:r>
+    </w:p>
+    <w:p>
+      <w:pPr>
+        <w:pStyle w:val="ListParagraph"/>
+        <w:tabs>
+          <w:tab w:val="left" w:pos="3579"/>
+        </w:tabs>
+        <w:ind w:left="1440"/>
+      </w:pPr>
+    </w:p>
+    <w:p>
+      <w:pPr>
+        <w:pStyle w:val="ListParagraph"/>
+        <w:tabs>
+          <w:tab w:val="left" w:pos="3579"/>
+        </w:tabs>
+        <w:ind w:left="1440"/>
+        <w:rPr>
+          <w:sz w:val="28"/>
+          <w:szCs w:val="28"/>
+        </w:rPr>
+      </w:pPr>
+      <w:r>
+        <w:rPr>
+          <w:sz w:val="28"/>
+          <w:szCs w:val="28"/>
+        </w:rPr>
+        <w:t>FOLDER STRUCTURE AND FILE STRUCTURE</w:t>
+      </w:r>
+    </w:p>
+    <w:p>
+      <w:pPr>
+        <w:pStyle w:val="ListParagraph"/>
+        <w:tabs>
+          <w:tab w:val="left" w:pos="3579"/>
+        </w:tabs>
+        <w:ind w:left="1440"/>
+        <w:rPr>
+          <w:sz w:val="28"/>
+          <w:szCs w:val="28"/>
+        </w:rPr>
+      </w:pPr>
+    </w:p>
+    <w:p>
+      <w:pPr>
+        <w:pStyle w:val="ListParagraph"/>
+        <w:numPr>
+          <w:ilvl w:val="0"/>
+          <w:numId w:val="4"/>
+        </w:numPr>
+        <w:tabs>
+          <w:tab w:val="left" w:pos="3579"/>
+        </w:tabs>
+      </w:pPr>
+      <w:r>
+        <w:t xml:space="preserve">Main folder structure for beginners </w:t>
+      </w:r>
+    </w:p>
+    <w:p>
+      <w:pPr>
+        <w:pStyle w:val="ListParagraph"/>
+        <w:numPr>
+          <w:ilvl w:val="0"/>
+          <w:numId w:val="4"/>
+        </w:numPr>
+        <w:tabs>
+          <w:tab w:val="left" w:pos="3579"/>
+        </w:tabs>
+      </w:pPr>
+      <w:r>
+        <w:t xml:space="preserve">App &gt;&gt; HTTP &gt;&gt; Controllers </w:t>
+      </w:r>
+    </w:p>
+    <w:p>
+      <w:pPr>
+        <w:pStyle w:val="ListParagraph"/>
+        <w:numPr>
+          <w:ilvl w:val="0"/>
+          <w:numId w:val="4"/>
+        </w:numPr>
+        <w:tabs>
+          <w:tab w:val="left" w:pos="3579"/>
+        </w:tabs>
+      </w:pPr>
+      <w:r>
+        <w:t xml:space="preserve">Database &gt;&gt; Migrations </w:t>
+      </w:r>
+    </w:p>
+    <w:p>
+      <w:pPr>
+        <w:pStyle w:val="ListParagraph"/>
+        <w:numPr>
+          <w:ilvl w:val="0"/>
+          <w:numId w:val="4"/>
+        </w:numPr>
+        <w:tabs>
+          <w:tab w:val="left" w:pos="3579"/>
+        </w:tabs>
+      </w:pPr>
+      <w:r>
+        <w:t xml:space="preserve">Env File </w:t>
+      </w:r>
+      <w:proofErr w:type="gramStart"/>
+      <w:r>
+        <w:t>For</w:t>
+      </w:r>
+      <w:proofErr w:type="gramEnd"/>
+      <w:r>
+        <w:t xml:space="preserve"> Configuration of database and migrations </w:t>
+      </w:r>
+    </w:p>
+    <w:p>
+      <w:pPr>
+        <w:pStyle w:val="ListParagraph"/>
+        <w:numPr>
+          <w:ilvl w:val="0"/>
+          <w:numId w:val="4"/>
+        </w:numPr>
+        <w:tabs>
+          <w:tab w:val="left" w:pos="3579"/>
+        </w:tabs>
+      </w:pPr>
+      <w:r>
+        <w:t>Resources &gt;&gt; Views &gt;&gt; Blade Templates &gt;&gt;</w:t>
+      </w:r>
+      <w:proofErr w:type="spellStart"/>
+      <w:r>
+        <w:t>Welcome.Php</w:t>
+      </w:r>
+      <w:proofErr w:type="spellEnd"/>
+      <w:r>
+        <w:t xml:space="preserve"> </w:t>
+      </w:r>
+    </w:p>
+    <w:p>
+      <w:pPr>
+        <w:pStyle w:val="ListParagraph"/>
+        <w:numPr>
+          <w:ilvl w:val="0"/>
+          <w:numId w:val="4"/>
+        </w:numPr>
+        <w:tabs>
+          <w:tab w:val="left" w:pos="3579"/>
+        </w:tabs>
+      </w:pPr>
+      <w:r>
+        <w:t xml:space="preserve">Routes &gt;&gt; </w:t>
+      </w:r>
+      <w:proofErr w:type="spellStart"/>
+      <w:r>
+        <w:t>web.php</w:t>
+      </w:r>
+      <w:proofErr w:type="spellEnd"/>
+    </w:p>
+    <w:p>
+      <w:pPr>
+        <w:pStyle w:val="ListParagraph"/>
+        <w:tabs>
+          <w:tab w:val="left" w:pos="3579"/>
+        </w:tabs>
+        <w:ind w:left="1440"/>
+      </w:pPr>
+    </w:p>
+    <w:p>
+      <w:pPr>
+        <w:pStyle w:val="ListParagraph"/>
+        <w:tabs>
+          <w:tab w:val="left" w:pos="3579"/>
+        </w:tabs>
+        <w:ind w:left="1440"/>
+      </w:pPr>
+    </w:p>
+    <w:p>
+      <w:pPr>
+        <w:pStyle w:val="ListParagraph"/>
+        <w:tabs>
+          <w:tab w:val="left" w:pos="3579"/>
+        </w:tabs>
+        <w:ind w:left="1440"/>
+      </w:pPr>
+      <w:hyperlink r:id="rId73" w:anchor="deploying-with-forge-or-vapor" w:history="1">
+        <w:r>
+          <w:rPr>
+            <w:rStyle w:val="Hyperlink"/>
+          </w:rPr>
+          <w:t xml:space="preserve">Easy Deployment </w:t>
+        </w:r>
+        <w:proofErr w:type="gramStart"/>
+        <w:r>
+          <w:rPr>
+            <w:rStyle w:val="Hyperlink"/>
+          </w:rPr>
+          <w:t>With</w:t>
+        </w:r>
+        <w:proofErr w:type="gramEnd"/>
+        <w:r>
+          <w:rPr>
+            <w:rStyle w:val="Hyperlink"/>
+          </w:rPr>
+          <w:t xml:space="preserve"> Forge / Vapor</w:t>
+        </w:r>
+      </w:hyperlink>
+    </w:p>
+    <w:p>
+      <w:pPr>
+        <w:pStyle w:val="ListParagraph"/>
+        <w:tabs>
+          <w:tab w:val="left" w:pos="3579"/>
+        </w:tabs>
+        <w:ind w:left="1440"/>
+      </w:pPr>
+      <w:hyperlink r:id="rId74" w:anchor="laravel-forge" w:history="1">
+        <w:r>
+          <w:rPr>
+            <w:rStyle w:val="Hyperlink"/>
+          </w:rPr>
+          <w:t>Laravel Forge</w:t>
+        </w:r>
+      </w:hyperlink>
+    </w:p>
+    <w:p>
+      <w:pPr>
+        <w:pStyle w:val="ListParagraph"/>
+        <w:tabs>
+          <w:tab w:val="left" w:pos="3579"/>
+        </w:tabs>
+        <w:ind w:left="1440"/>
+      </w:pPr>
+      <w:r>
+        <w:t>If you aren't quite ready to manage your own server configuration or aren't comfortable configuring all of the various services needed to run a robust Laravel application, </w:t>
+      </w:r>
+      <w:hyperlink r:id="rId75" w:history="1">
+        <w:r>
+          <w:rPr>
+            <w:rStyle w:val="Hyperlink"/>
+          </w:rPr>
+          <w:t>Laravel Forge</w:t>
+        </w:r>
+      </w:hyperlink>
+      <w:r>
+        <w:t> is a wonderful alternative.</w:t>
+      </w:r>
+    </w:p>
+    <w:p>
+      <w:pPr>
+        <w:pStyle w:val="ListParagraph"/>
+        <w:tabs>
+          <w:tab w:val="left" w:pos="3579"/>
+        </w:tabs>
+        <w:ind w:left="1440"/>
+      </w:pPr>
+      <w:r>
+        <w:t xml:space="preserve">Laravel Forge can create servers on various infrastructure providers such as </w:t>
+      </w:r>
+      <w:proofErr w:type="spellStart"/>
+      <w:r>
+        <w:t>DigitalOcean</w:t>
+      </w:r>
+      <w:proofErr w:type="spellEnd"/>
+      <w:r>
+        <w:t xml:space="preserve">, </w:t>
+      </w:r>
+      <w:proofErr w:type="spellStart"/>
+      <w:r>
+        <w:t>Linode</w:t>
+      </w:r>
+      <w:proofErr w:type="spellEnd"/>
+      <w:r>
+        <w:t>, AWS, and more. In addition, Forge installs and manages all of the tools needed to build robust Laravel applications, such as Nginx, MySQL, Redis, Memcached, Beanstalk, and more.</w:t>
+      </w:r>
+    </w:p>
+    <w:p>
+      <w:pPr>
+        <w:pStyle w:val="ListParagraph"/>
+        <w:tabs>
+          <w:tab w:val="left" w:pos="3579"/>
+        </w:tabs>
+        <w:ind w:left="1440"/>
+      </w:pPr>
+      <w:r>
+        <w:t>Want a full guide to deploying with Laravel Forge? Check out the </w:t>
+      </w:r>
+      <w:hyperlink r:id="rId76" w:history="1">
+        <w:r>
+          <w:rPr>
+            <w:rStyle w:val="Hyperlink"/>
+          </w:rPr>
+          <w:t>Laravel Bootcamp</w:t>
+        </w:r>
+      </w:hyperlink>
+      <w:r>
+        <w:t> and the Forge </w:t>
+      </w:r>
+      <w:hyperlink r:id="rId77" w:history="1">
+        <w:r>
+          <w:rPr>
+            <w:rStyle w:val="Hyperlink"/>
+          </w:rPr>
+          <w:t xml:space="preserve">video series available on </w:t>
+        </w:r>
+        <w:proofErr w:type="spellStart"/>
+        <w:r>
+          <w:rPr>
+            <w:rStyle w:val="Hyperlink"/>
+          </w:rPr>
+          <w:t>Laracasts</w:t>
+        </w:r>
+        <w:proofErr w:type="spellEnd"/>
+      </w:hyperlink>
+      <w:r>
+        <w:t>.</w:t>
+      </w:r>
+    </w:p>
+    <w:p>
+      <w:pPr>
+        <w:pStyle w:val="ListParagraph"/>
+        <w:tabs>
+          <w:tab w:val="left" w:pos="3579"/>
+        </w:tabs>
+        <w:ind w:left="1440"/>
+      </w:pPr>
+      <w:hyperlink r:id="rId78" w:anchor="laravel-vapor" w:history="1">
+        <w:r>
+          <w:rPr>
+            <w:rStyle w:val="Hyperlink"/>
+          </w:rPr>
+          <w:t>Laravel Vapor</w:t>
+        </w:r>
+      </w:hyperlink>
+    </w:p>
+    <w:p>
+      <w:pPr>
+        <w:pStyle w:val="ListParagraph"/>
+        <w:tabs>
+          <w:tab w:val="left" w:pos="3579"/>
+        </w:tabs>
+        <w:ind w:left="1440"/>
+      </w:pPr>
+      <w:r>
+        <w:lastRenderedPageBreak/>
+        <w:t>If you would like a totally serverless, auto-scaling deployment platform tuned for Laravel, check out </w:t>
+      </w:r>
+      <w:hyperlink r:id="rId79" w:history="1">
+        <w:r>
+          <w:rPr>
+            <w:rStyle w:val="Hyperlink"/>
+          </w:rPr>
+          <w:t>Laravel Vapor</w:t>
+        </w:r>
+      </w:hyperlink>
+      <w:r>
+        <w:t>. Laravel Vapor is a serverless deployment platform for Laravel, powered by AWS. Launch your Laravel infrastructure on Vapor and fall in love with the scalable simplicity of serverless. Laravel Vapor is fine-tuned by Laravel's creators to work seamlessly with the framework so you can keep writing your Laravel applications exactly like you're used to.</w:t>
+      </w:r>
+    </w:p>
+    <w:p>
+      <w:pPr>
+        <w:pStyle w:val="ListParagraph"/>
+        <w:tabs>
+          <w:tab w:val="left" w:pos="3579"/>
+        </w:tabs>
+        <w:ind w:left="1440"/>
+      </w:pPr>
+    </w:p>
+    <w:p>
+      <w:pPr>
+        <w:pStyle w:val="ListParagraph"/>
+        <w:tabs>
+          <w:tab w:val="left" w:pos="3579"/>
+        </w:tabs>
+        <w:ind w:left="1440"/>
+      </w:pPr>
+      <w:hyperlink r:id="rId80" w:anchor="lifecycle-overview" w:history="1">
+        <w:r>
+          <w:rPr>
+            <w:rStyle w:val="Hyperlink"/>
+          </w:rPr>
+          <w:t>Lifecycle Overview</w:t>
+        </w:r>
+      </w:hyperlink>
+    </w:p>
+    <w:p>
+      <w:pPr>
+        <w:pStyle w:val="ListParagraph"/>
+        <w:tabs>
+          <w:tab w:val="left" w:pos="3579"/>
+        </w:tabs>
+        <w:ind w:left="1440"/>
+      </w:pPr>
+      <w:hyperlink r:id="rId81" w:anchor="first-steps" w:history="1">
+        <w:r>
+          <w:rPr>
+            <w:rStyle w:val="Hyperlink"/>
+          </w:rPr>
+          <w:t>First Steps</w:t>
+        </w:r>
+      </w:hyperlink>
+    </w:p>
+    <w:p>
+      <w:pPr>
+        <w:pStyle w:val="ListParagraph"/>
+        <w:tabs>
+          <w:tab w:val="left" w:pos="3579"/>
+        </w:tabs>
+        <w:ind w:left="1440"/>
+      </w:pPr>
+      <w:r>
+        <w:t>The entry point for all requests to a Laravel application is the public/</w:t>
+      </w:r>
+      <w:proofErr w:type="spellStart"/>
+      <w:r>
+        <w:t>index.php</w:t>
+      </w:r>
+      <w:proofErr w:type="spellEnd"/>
+      <w:r>
+        <w:t> file. All requests are directed to this file by your web server (Apache / Nginx) configuration. The </w:t>
+      </w:r>
+      <w:proofErr w:type="spellStart"/>
+      <w:r>
+        <w:t>index.php</w:t>
+      </w:r>
+      <w:proofErr w:type="spellEnd"/>
+      <w:r>
+        <w:t> file doesn't contain much code. Rather, it is a starting point for loading the rest of the framework.</w:t>
+      </w:r>
+    </w:p>
+    <w:p>
+      <w:pPr>
+        <w:pStyle w:val="ListParagraph"/>
+        <w:tabs>
+          <w:tab w:val="left" w:pos="3579"/>
+        </w:tabs>
+        <w:ind w:left="1440"/>
+      </w:pPr>
+      <w:r>
+        <w:t>The </w:t>
+      </w:r>
+      <w:proofErr w:type="spellStart"/>
+      <w:r>
+        <w:t>index.php</w:t>
+      </w:r>
+      <w:proofErr w:type="spellEnd"/>
+      <w:r>
+        <w:t> file loads the Composer generated autoloader definition, and then retrieves an instance of the Laravel application from bootstrap/</w:t>
+      </w:r>
+      <w:proofErr w:type="spellStart"/>
+      <w:r>
+        <w:t>app.php</w:t>
+      </w:r>
+      <w:proofErr w:type="spellEnd"/>
+      <w:r>
+        <w:t>. The first action taken by Laravel itself is to create an instance of the application / </w:t>
+      </w:r>
+      <w:hyperlink r:id="rId82" w:history="1">
+        <w:r>
+          <w:rPr>
+            <w:rStyle w:val="Hyperlink"/>
+          </w:rPr>
+          <w:t>service container</w:t>
+        </w:r>
+      </w:hyperlink>
+      <w:r>
+        <w:t>.</w:t>
       </w:r>
     </w:p>
     <w:p>

--- a/LarvelFirstProject/BasicLearning/LARAVEL DOCUMITATION.docx
+++ b/LarvelFirstProject/BasicLearning/LARAVEL DOCUMITATION.docx
@@ -420,15 +420,7 @@
     </w:p>
     <w:p>
       <w:r>
-        <w:t xml:space="preserve">And controller placed the Logics in </w:t>
-      </w:r>
-      <w:proofErr w:type="gramStart"/>
-      <w:r>
-        <w:t>another</w:t>
-      </w:r>
-      <w:proofErr w:type="gramEnd"/>
-      <w:r>
-        <w:t xml:space="preserve"> words we can say Api integration </w:t>
+        <w:t xml:space="preserve">And controller placed the Logics in another words we can say Api integration </w:t>
       </w:r>
     </w:p>
     <w:p>
@@ -480,19 +472,8 @@
           <w:sz w:val="32"/>
           <w:szCs w:val="32"/>
         </w:rPr>
-        <w:t xml:space="preserve">Why </w:t>
-      </w:r>
-      <w:proofErr w:type="gramStart"/>
-      <w:r>
-        <w:rPr>
-          <w:b/>
-          <w:bCs/>
-          <w:sz w:val="32"/>
-          <w:szCs w:val="32"/>
-        </w:rPr>
-        <w:t>MVC ?</w:t>
-      </w:r>
-      <w:proofErr w:type="gramEnd"/>
+        <w:t>Why MVC ?</w:t>
+      </w:r>
       <w:r>
         <w:rPr>
           <w:sz w:val="32"/>
@@ -724,15 +705,7 @@
           <w:sz w:val="24"/>
           <w:szCs w:val="24"/>
         </w:rPr>
-        <w:t xml:space="preserve">This component is User Interface, which defines the template which is sent as a response to the browser. This View components contain the part of code which helps to display data to </w:t>
-      </w:r>
-      <w:proofErr w:type="gramStart"/>
-      <w:r>
-        <w:rPr>
-          <w:sz w:val="24"/>
-          <w:szCs w:val="24"/>
-        </w:rPr>
-        <w:t>the  </w:t>
+        <w:t>This component is User Interface, which defines the template which is sent as a response to the browser. This View components contain the part of code which helps to display data to the  </w:t>
       </w:r>
       <w:r>
         <w:rPr>
@@ -743,19 +716,7 @@
           <w:sz w:val="24"/>
           <w:szCs w:val="24"/>
         </w:rPr>
-        <w:t>User</w:t>
-      </w:r>
-      <w:proofErr w:type="gramEnd"/>
-      <w:r>
-        <w:rPr>
-          <w:b/>
-          <w:bCs/>
-          <w:i/>
-          <w:iCs/>
-          <w:sz w:val="24"/>
-          <w:szCs w:val="24"/>
-        </w:rPr>
-        <w:t xml:space="preserve"> Interface</w:t>
+        <w:t>User Interface</w:t>
       </w:r>
       <w:r>
         <w:rPr>
@@ -821,117 +782,81 @@
           <w:sz w:val="24"/>
           <w:szCs w:val="24"/>
         </w:rPr>
-        <w:t xml:space="preserve">This controller component helps to interact with the model component to fetch data from the database and then pass that data to the view component to get the desired output on the user’s browser screen. Same way, when the user enters some </w:t>
-      </w:r>
-      <w:proofErr w:type="gramStart"/>
+        <w:t>This controller component helps to interact with the model component to fetch data from the database and then pass that data to the view component to get the desired output on the user’s browser screen. Same way, when the user enters some data the controller fetches that data and then performs some operation or just inserts that data into the database with the use of the model components.</w:t>
+      </w:r>
+    </w:p>
+    <w:p>
+      <w:pPr>
+        <w:rPr>
+          <w:sz w:val="40"/>
+          <w:szCs w:val="40"/>
+        </w:rPr>
+      </w:pPr>
       <w:r>
         <w:rPr>
           <w:sz w:val="24"/>
           <w:szCs w:val="24"/>
         </w:rPr>
-        <w:t>data</w:t>
-      </w:r>
-      <w:proofErr w:type="gramEnd"/>
-      <w:r>
-        <w:rPr>
-          <w:sz w:val="24"/>
-          <w:szCs w:val="24"/>
-        </w:rPr>
-        <w:t xml:space="preserve"> the controller fetches that data and then performs some operation or just inserts that data into the database with the use of the model components.</w:t>
-      </w:r>
-    </w:p>
-    <w:p>
-      <w:pPr>
+        <w:t xml:space="preserve"> </w:t>
+      </w:r>
+      <w:r>
         <w:rPr>
           <w:sz w:val="40"/>
           <w:szCs w:val="40"/>
         </w:rPr>
-      </w:pPr>
-      <w:r>
-        <w:rPr>
-          <w:sz w:val="24"/>
-          <w:szCs w:val="24"/>
-        </w:rPr>
-        <w:t xml:space="preserve"> </w:t>
-      </w:r>
-      <w:r>
+        <w:t xml:space="preserve">MVC DEEP OVERVIEW </w:t>
+      </w:r>
+    </w:p>
+    <w:p>
+      <w:pPr>
         <w:rPr>
           <w:sz w:val="40"/>
           <w:szCs w:val="40"/>
         </w:rPr>
-        <w:t xml:space="preserve">MVC DEEP OVERVIEW </w:t>
-      </w:r>
-    </w:p>
-    <w:p>
-      <w:pPr>
+      </w:pPr>
+      <w:r>
         <w:rPr>
           <w:sz w:val="40"/>
           <w:szCs w:val="40"/>
         </w:rPr>
-      </w:pPr>
-      <w:proofErr w:type="gramStart"/>
+        <w:t xml:space="preserve">MODEL : </w:t>
+      </w:r>
+    </w:p>
+    <w:p>
+      <w:r>
+        <w:t>Used to apply for the business or complex logic and which fields wants from the database</w:t>
+      </w:r>
+    </w:p>
+    <w:p>
       <w:r>
         <w:rPr>
           <w:sz w:val="40"/>
           <w:szCs w:val="40"/>
         </w:rPr>
-        <w:t>MODEL :</w:t>
-      </w:r>
-      <w:proofErr w:type="gramEnd"/>
-      <w:r>
+        <w:t>VIEW</w:t>
+      </w:r>
+      <w:r>
+        <w:t xml:space="preserve">  :</w:t>
+      </w:r>
+    </w:p>
+    <w:p>
+      <w:r>
+        <w:t>Used to store browser UI</w:t>
+      </w:r>
+    </w:p>
+    <w:p>
+      <w:pPr>
         <w:rPr>
           <w:sz w:val="40"/>
           <w:szCs w:val="40"/>
         </w:rPr>
-        <w:t xml:space="preserve"> </w:t>
-      </w:r>
-    </w:p>
-    <w:p>
-      <w:r>
-        <w:t>Used to apply for the business or complex logic and which fields wants from the database</w:t>
-      </w:r>
-    </w:p>
-    <w:p>
-      <w:proofErr w:type="gramStart"/>
+      </w:pPr>
       <w:r>
         <w:rPr>
           <w:sz w:val="40"/>
           <w:szCs w:val="40"/>
         </w:rPr>
-        <w:t>VIEW</w:t>
-      </w:r>
-      <w:r>
-        <w:t xml:space="preserve">  :</w:t>
-      </w:r>
-      <w:proofErr w:type="gramEnd"/>
-    </w:p>
-    <w:p>
-      <w:r>
-        <w:t>Used to store browser UI</w:t>
-      </w:r>
-    </w:p>
-    <w:p>
-      <w:pPr>
-        <w:rPr>
-          <w:sz w:val="40"/>
-          <w:szCs w:val="40"/>
-        </w:rPr>
-      </w:pPr>
-      <w:proofErr w:type="gramStart"/>
-      <w:r>
-        <w:rPr>
-          <w:sz w:val="40"/>
-          <w:szCs w:val="40"/>
-        </w:rPr>
-        <w:t>CONTROLLER :</w:t>
-      </w:r>
-      <w:proofErr w:type="gramEnd"/>
-      <w:r>
-        <w:rPr>
-          <w:sz w:val="40"/>
-          <w:szCs w:val="40"/>
-        </w:rPr>
-        <w:t xml:space="preserve"> </w:t>
+        <w:t xml:space="preserve">CONTROLLER : </w:t>
       </w:r>
     </w:p>
     <w:p>
@@ -2027,15 +1952,7 @@
         <w:ind w:left="1080"/>
       </w:pPr>
       <w:r>
-        <w:t xml:space="preserve">Added per-second rate limiting, </w:t>
-      </w:r>
-      <w:proofErr w:type="gramStart"/>
-      <w:r>
-        <w:t>Resend</w:t>
-      </w:r>
-      <w:proofErr w:type="gramEnd"/>
-      <w:r>
-        <w:t xml:space="preserve"> mail transport, Prompt validator integration, improved queue testing capabilities, and a more minimal application skeleton. </w:t>
+        <w:t>Added per-second rate limiting, Resend mail transport, Prompt validator integration, improved queue testing capabilities, and a more minimal application skeleton. </w:t>
       </w:r>
     </w:p>
     <w:p>
@@ -2301,7 +2218,6 @@
         <w:t>/</w:t>
       </w:r>
       <w:proofErr w:type="spellStart"/>
-      <w:proofErr w:type="gramStart"/>
       <w:r>
         <w:rPr>
           <w:color w:val="FF0000"/>
@@ -2315,15 +2231,7 @@
           <w:color w:val="FF0000"/>
           <w:highlight w:val="yellow"/>
         </w:rPr>
-        <w:t>:^</w:t>
-      </w:r>
-      <w:proofErr w:type="gramEnd"/>
-      <w:r>
-        <w:rPr>
-          <w:color w:val="FF0000"/>
-          <w:highlight w:val="yellow"/>
-        </w:rPr>
-        <w:t>10.0" example-app</w:t>
+        <w:t>:^10.0" example-app</w:t>
       </w:r>
     </w:p>
     <w:p>
@@ -3527,23 +3435,7 @@
       </w:r>
       <w:proofErr w:type="spellEnd"/>
       <w:r>
-        <w:t xml:space="preserve"> file is where you may define all of your </w:t>
-      </w:r>
-      <w:proofErr w:type="gramStart"/>
-      <w:r>
-        <w:t>closure based</w:t>
-      </w:r>
-      <w:proofErr w:type="gramEnd"/>
-      <w:r>
-        <w:t xml:space="preserve"> console commands. Each closure is bound to a command instance allowing a simple approach to interacting with each command's IO methods. Even though this file does not define HTTP routes, it defines </w:t>
-      </w:r>
-      <w:proofErr w:type="gramStart"/>
-      <w:r>
-        <w:t>console based</w:t>
-      </w:r>
-      <w:proofErr w:type="gramEnd"/>
-      <w:r>
-        <w:t xml:space="preserve"> entry points (routes) into your application.</w:t>
+        <w:t> file is where you may define all of your closure based console commands. Each closure is bound to a command instance allowing a simple approach to interacting with each command's IO methods. Even though this file does not define HTTP routes, it defines console based entry points (routes) into your application.</w:t>
       </w:r>
     </w:p>
     <w:p>
@@ -3843,12 +3735,10 @@
         <w:t>A variety of other directories will be generated inside the app directory as you use the make Artisan commands to generate classes. So, for example, the app/Jobs directory will not exist until you execute the </w:t>
       </w:r>
       <w:proofErr w:type="spellStart"/>
-      <w:proofErr w:type="gramStart"/>
       <w:r>
         <w:t>make:job</w:t>
       </w:r>
       <w:proofErr w:type="spellEnd"/>
-      <w:proofErr w:type="gramEnd"/>
       <w:r>
         <w:t> Artisan command to generate a job class.</w:t>
       </w:r>
@@ -3975,15 +3865,7 @@
         <w:ind w:left="1440"/>
       </w:pPr>
       <w:r>
-        <w:t xml:space="preserve">While Laravel Breeze provides a simple and minimal starting point for building a Laravel application, Jetstream augments that functionality with more robust features and additional frontend technology stacks. For </w:t>
-      </w:r>
-      <w:proofErr w:type="gramStart"/>
-      <w:r>
-        <w:t>those brand</w:t>
-      </w:r>
-      <w:proofErr w:type="gramEnd"/>
-      <w:r>
-        <w:t xml:space="preserve"> new to Laravel, we recommend learning the ropes with Laravel Breeze before graduating to Laravel Jetstream.</w:t>
+        <w:t>While Laravel Breeze provides a simple and minimal starting point for building a Laravel application, Jetstream augments that functionality with more robust features and additional frontend technology stacks. For those brand new to Laravel, we recommend learning the ropes with Laravel Breeze before graduating to Laravel Jetstream.</w:t>
       </w:r>
     </w:p>
     <w:p>
@@ -4644,15 +4526,7 @@
         <w:ind w:left="1440"/>
       </w:pPr>
       <w:r>
-        <w:t xml:space="preserve">The HTTP kernel also defines a list of </w:t>
-      </w:r>
-      <w:proofErr w:type="gramStart"/>
-      <w:r>
-        <w:t>HTTP</w:t>
-      </w:r>
-      <w:proofErr w:type="gramEnd"/>
-      <w:r>
-        <w:t> </w:t>
+        <w:t>The HTTP kernel also defines a list of HTTP </w:t>
       </w:r>
       <w:hyperlink r:id="rId70" w:history="1">
         <w:r>
@@ -4844,15 +4718,7 @@
         </w:tabs>
       </w:pPr>
       <w:r>
-        <w:t xml:space="preserve">Env File </w:t>
-      </w:r>
-      <w:proofErr w:type="gramStart"/>
-      <w:r>
-        <w:t>For</w:t>
-      </w:r>
-      <w:proofErr w:type="gramEnd"/>
-      <w:r>
-        <w:t xml:space="preserve"> Configuration of database and migrations </w:t>
+        <w:t xml:space="preserve">Env File For Configuration of database and migrations </w:t>
       </w:r>
     </w:p>
     <w:p>
@@ -4929,21 +4795,7 @@
           <w:rPr>
             <w:rStyle w:val="Hyperlink"/>
           </w:rPr>
-          <w:t xml:space="preserve">Easy Deployment </w:t>
-        </w:r>
-        <w:proofErr w:type="gramStart"/>
-        <w:r>
-          <w:rPr>
-            <w:rStyle w:val="Hyperlink"/>
-          </w:rPr>
-          <w:t>With</w:t>
-        </w:r>
-        <w:proofErr w:type="gramEnd"/>
-        <w:r>
-          <w:rPr>
-            <w:rStyle w:val="Hyperlink"/>
-          </w:rPr>
-          <w:t xml:space="preserve"> Forge / Vapor</w:t>
+          <w:t>Easy Deployment With Forge / Vapor</w:t>
         </w:r>
       </w:hyperlink>
     </w:p>
@@ -5216,6 +5068,362 @@
         </w:tabs>
         <w:ind w:left="1440"/>
       </w:pPr>
+    </w:p>
+    <w:p>
+      <w:pPr>
+        <w:pStyle w:val="ListParagraph"/>
+        <w:tabs>
+          <w:tab w:val="left" w:pos="3579"/>
+        </w:tabs>
+        <w:ind w:left="1440"/>
+      </w:pPr>
+    </w:p>
+    <w:p>
+      <w:pPr>
+        <w:pStyle w:val="ListParagraph"/>
+        <w:tabs>
+          <w:tab w:val="left" w:pos="3579"/>
+        </w:tabs>
+        <w:ind w:left="1080"/>
+        <w:rPr>
+          <w:sz w:val="40"/>
+          <w:szCs w:val="40"/>
+        </w:rPr>
+      </w:pPr>
+      <w:r>
+        <w:rPr>
+          <w:sz w:val="40"/>
+          <w:szCs w:val="40"/>
+        </w:rPr>
+        <w:t xml:space="preserve">LARAVEL DAY </w:t>
+      </w:r>
+      <w:r>
+        <w:rPr>
+          <w:sz w:val="40"/>
+          <w:szCs w:val="40"/>
+        </w:rPr>
+        <w:t>6</w:t>
+      </w:r>
+    </w:p>
+    <w:p>
+      <w:pPr>
+        <w:pStyle w:val="ListParagraph"/>
+        <w:tabs>
+          <w:tab w:val="left" w:pos="3579"/>
+        </w:tabs>
+        <w:ind w:left="1080"/>
+        <w:rPr>
+          <w:sz w:val="40"/>
+          <w:szCs w:val="40"/>
+        </w:rPr>
+      </w:pPr>
+    </w:p>
+    <w:p>
+      <w:pPr>
+        <w:pStyle w:val="ListParagraph"/>
+        <w:tabs>
+          <w:tab w:val="left" w:pos="3579"/>
+        </w:tabs>
+        <w:ind w:left="1440"/>
+      </w:pPr>
+      <w:r>
+        <w:t>The Laravel service container is a powerful tool for managing class dependencies and performing dependency injection. Dependency injection is a fancy phrase that essentially means this: class dependencies are "injected" into the class via the constructor or, in some cases, "setter" methods.</w:t>
+      </w:r>
+    </w:p>
+    <w:p>
+      <w:pPr>
+        <w:pStyle w:val="ListParagraph"/>
+        <w:tabs>
+          <w:tab w:val="left" w:pos="3579"/>
+        </w:tabs>
+        <w:ind w:left="1440"/>
+      </w:pPr>
+    </w:p>
+    <w:p>
+      <w:pPr>
+        <w:pStyle w:val="ListParagraph"/>
+        <w:tabs>
+          <w:tab w:val="left" w:pos="3579"/>
+        </w:tabs>
+        <w:ind w:left="1440"/>
+      </w:pPr>
+      <w:hyperlink r:id="rId83" w:anchor="introduction" w:history="1">
+        <w:proofErr w:type="spellStart"/>
+        <w:r>
+          <w:rPr>
+            <w:rStyle w:val="Hyperlink"/>
+          </w:rPr>
+          <w:t>ntroduction</w:t>
+        </w:r>
+        <w:proofErr w:type="spellEnd"/>
+      </w:hyperlink>
+    </w:p>
+    <w:p>
+      <w:pPr>
+        <w:pStyle w:val="ListParagraph"/>
+        <w:tabs>
+          <w:tab w:val="left" w:pos="3579"/>
+        </w:tabs>
+        <w:ind w:left="1440"/>
+      </w:pPr>
+      <w:r>
+        <w:t>Service providers are the central place of all Laravel application bootstrapping. Your own application, as well as all of Laravel's core services, are bootstrapped via service providers.</w:t>
+      </w:r>
+    </w:p>
+    <w:p>
+      <w:pPr>
+        <w:pStyle w:val="ListParagraph"/>
+        <w:tabs>
+          <w:tab w:val="left" w:pos="3579"/>
+        </w:tabs>
+        <w:ind w:left="1440"/>
+      </w:pPr>
+      <w:r>
+        <w:t>But, what do we mean by "bootstrapped"? In general, we mean registering things, including registering service container bindings, event listeners, middleware, and even routes. Service providers are the central place to configure your application.</w:t>
+      </w:r>
+    </w:p>
+    <w:p>
+      <w:pPr>
+        <w:pStyle w:val="ListParagraph"/>
+        <w:tabs>
+          <w:tab w:val="left" w:pos="3579"/>
+        </w:tabs>
+        <w:ind w:left="1440"/>
+      </w:pPr>
+      <w:r>
+        <w:t>If you open the config/</w:t>
+      </w:r>
+      <w:proofErr w:type="spellStart"/>
+      <w:r>
+        <w:t>app.php</w:t>
+      </w:r>
+      <w:proofErr w:type="spellEnd"/>
+      <w:r>
+        <w:t> file included with Laravel, you will see a providers array. These are all of the service provider classes that will be loaded for your application. By default, a set of Laravel core service providers are listed in this array. These providers bootstrap the core Laravel components, such as the mailer, queue, cache, and others. Many of these providers are "deferred" providers, meaning they will not be loaded on every request, but only when the services they provide are actually needed.</w:t>
+      </w:r>
+    </w:p>
+    <w:p>
+      <w:pPr>
+        <w:pStyle w:val="ListParagraph"/>
+        <w:tabs>
+          <w:tab w:val="left" w:pos="3579"/>
+        </w:tabs>
+        <w:ind w:left="1440"/>
+      </w:pPr>
+      <w:r>
+        <w:t>In this overview, you will learn how to write your own service providers and register them with your Laravel application.</w:t>
+      </w:r>
+    </w:p>
+    <w:p>
+      <w:pPr>
+        <w:pStyle w:val="ListParagraph"/>
+        <w:tabs>
+          <w:tab w:val="left" w:pos="3579"/>
+        </w:tabs>
+        <w:ind w:left="1440"/>
+      </w:pPr>
+      <w:r>
+        <w:t>If you would like to learn more about how Laravel handles requests and works internally, check out our documentation on the Laravel </w:t>
+      </w:r>
+      <w:hyperlink r:id="rId84" w:history="1">
+        <w:r>
+          <w:rPr>
+            <w:rStyle w:val="Hyperlink"/>
+          </w:rPr>
+          <w:t>request lifecycle</w:t>
+        </w:r>
+      </w:hyperlink>
+      <w:r>
+        <w:t>.</w:t>
+      </w:r>
+    </w:p>
+    <w:p>
+      <w:pPr>
+        <w:pStyle w:val="ListParagraph"/>
+        <w:tabs>
+          <w:tab w:val="left" w:pos="3579"/>
+        </w:tabs>
+        <w:ind w:left="1440"/>
+      </w:pPr>
+      <w:hyperlink r:id="rId85" w:anchor="writing-service-providers" w:history="1">
+        <w:r>
+          <w:rPr>
+            <w:rStyle w:val="Hyperlink"/>
+          </w:rPr>
+          <w:t>Writing Service Providers</w:t>
+        </w:r>
+      </w:hyperlink>
+    </w:p>
+    <w:p>
+      <w:pPr>
+        <w:pStyle w:val="ListParagraph"/>
+        <w:tabs>
+          <w:tab w:val="left" w:pos="3579"/>
+        </w:tabs>
+        <w:ind w:left="1440"/>
+      </w:pPr>
+      <w:r>
+        <w:lastRenderedPageBreak/>
+        <w:t>All service providers extend the Illuminate\Support\</w:t>
+      </w:r>
+      <w:proofErr w:type="spellStart"/>
+      <w:r>
+        <w:t>ServiceProvider</w:t>
+      </w:r>
+      <w:proofErr w:type="spellEnd"/>
+      <w:r>
+        <w:t> class. Most service providers contain a register and a boot method. Within the register method, you should only bind things into the </w:t>
+      </w:r>
+      <w:hyperlink r:id="rId86" w:history="1">
+        <w:r>
+          <w:rPr>
+            <w:rStyle w:val="Hyperlink"/>
+          </w:rPr>
+          <w:t>service container</w:t>
+        </w:r>
+      </w:hyperlink>
+      <w:r>
+        <w:t>. You should never attempt to register any event listeners, routes, or any other piece of functionality within the register method.</w:t>
+      </w:r>
+    </w:p>
+    <w:p>
+      <w:pPr>
+        <w:pStyle w:val="ListParagraph"/>
+        <w:tabs>
+          <w:tab w:val="left" w:pos="3579"/>
+        </w:tabs>
+        <w:ind w:left="1440"/>
+      </w:pPr>
+      <w:r>
+        <w:t>The Artisan CLI can generate a new provider via the </w:t>
+      </w:r>
+      <w:proofErr w:type="spellStart"/>
+      <w:r>
+        <w:t>make:provider</w:t>
+      </w:r>
+      <w:proofErr w:type="spellEnd"/>
+      <w:r>
+        <w:t> command:</w:t>
+      </w:r>
+    </w:p>
+    <w:p>
+      <w:pPr>
+        <w:pStyle w:val="ListParagraph"/>
+        <w:tabs>
+          <w:tab w:val="left" w:pos="3579"/>
+        </w:tabs>
+        <w:ind w:left="1440"/>
+      </w:pPr>
+      <w:r>
+        <w:t xml:space="preserve">1php artisan </w:t>
+      </w:r>
+      <w:proofErr w:type="spellStart"/>
+      <w:r>
+        <w:t>make:provider</w:t>
+      </w:r>
+      <w:proofErr w:type="spellEnd"/>
+      <w:r>
+        <w:t xml:space="preserve"> </w:t>
+      </w:r>
+      <w:proofErr w:type="spellStart"/>
+      <w:r>
+        <w:t>RiakServiceProvider</w:t>
+      </w:r>
+      <w:proofErr w:type="spellEnd"/>
+    </w:p>
+    <w:p>
+      <w:pPr>
+        <w:pStyle w:val="ListParagraph"/>
+        <w:tabs>
+          <w:tab w:val="left" w:pos="3579"/>
+        </w:tabs>
+        <w:ind w:left="1440"/>
+      </w:pPr>
+      <w:hyperlink r:id="rId87" w:anchor="the-register-method" w:history="1">
+        <w:r>
+          <w:rPr>
+            <w:rStyle w:val="Hyperlink"/>
+          </w:rPr>
+          <w:t>The Register Method</w:t>
+        </w:r>
+      </w:hyperlink>
+    </w:p>
+    <w:p>
+      <w:pPr>
+        <w:pStyle w:val="ListParagraph"/>
+        <w:tabs>
+          <w:tab w:val="left" w:pos="3579"/>
+        </w:tabs>
+        <w:ind w:left="1440"/>
+      </w:pPr>
+      <w:r>
+        <w:t>As mentioned previously, within the register method, you should only bind things into the </w:t>
+      </w:r>
+      <w:hyperlink r:id="rId88" w:history="1">
+        <w:r>
+          <w:rPr>
+            <w:rStyle w:val="Hyperlink"/>
+          </w:rPr>
+          <w:t>service container</w:t>
+        </w:r>
+      </w:hyperlink>
+      <w:r>
+        <w:t>. You should never attempt to register any event listeners, routes, or any other piece of functionality within the register method. Otherwise, you may accidentally use a service that is provided by a service provider which has not loaded yet.</w:t>
+      </w:r>
+    </w:p>
+    <w:p>
+      <w:pPr>
+        <w:pStyle w:val="ListParagraph"/>
+        <w:tabs>
+          <w:tab w:val="left" w:pos="3579"/>
+        </w:tabs>
+        <w:ind w:left="1440"/>
+      </w:pPr>
+      <w:r>
+        <w:t>Let's take a look at a basic service provider. Within any of your service provider methods, you always have access to the $app property which provides access to the service container:</w:t>
+      </w:r>
+    </w:p>
+    <w:p>
+      <w:pPr>
+        <w:pStyle w:val="ListParagraph"/>
+        <w:tabs>
+          <w:tab w:val="left" w:pos="3579"/>
+        </w:tabs>
+        <w:ind w:left="1440"/>
+      </w:pPr>
+    </w:p>
+    <w:p>
+      <w:pPr>
+        <w:pStyle w:val="ListParagraph"/>
+        <w:tabs>
+          <w:tab w:val="left" w:pos="3579"/>
+        </w:tabs>
+        <w:ind w:left="1440"/>
+      </w:pPr>
+      <w:r>
+        <w:t>SINGLETONE</w:t>
+      </w:r>
+    </w:p>
+    <w:p>
+      <w:pPr>
+        <w:pStyle w:val="ListParagraph"/>
+        <w:tabs>
+          <w:tab w:val="left" w:pos="3579"/>
+        </w:tabs>
+        <w:ind w:left="1440"/>
+      </w:pPr>
+    </w:p>
+    <w:p>
+      <w:pPr>
+        <w:pStyle w:val="ListParagraph"/>
+        <w:tabs>
+          <w:tab w:val="left" w:pos="3579"/>
+        </w:tabs>
+        <w:ind w:left="1440"/>
+      </w:pPr>
+      <w:r>
+        <w:t>The singleton method binds a class or interface into the container that should only be resolved one time. Once a singleton binding is resolved, the same object instance will be returned on subsequent calls into the container:</w:t>
+      </w:r>
     </w:p>
     <w:sectPr>
       <w:pgSz w:w="11906" w:h="16838"/>

--- a/LarvelFirstProject/BasicLearning/LARAVEL DOCUMITATION.docx
+++ b/LarvelFirstProject/BasicLearning/LARAVEL DOCUMITATION.docx
@@ -420,7 +420,15 @@
     </w:p>
     <w:p>
       <w:r>
-        <w:t xml:space="preserve">And controller placed the Logics in another words we can say Api integration </w:t>
+        <w:t xml:space="preserve">And controller placed the Logics in </w:t>
+      </w:r>
+      <w:proofErr w:type="gramStart"/>
+      <w:r>
+        <w:t>another</w:t>
+      </w:r>
+      <w:proofErr w:type="gramEnd"/>
+      <w:r>
+        <w:t xml:space="preserve"> words we can say Api integration </w:t>
       </w:r>
     </w:p>
     <w:p>
@@ -472,8 +480,19 @@
           <w:sz w:val="32"/>
           <w:szCs w:val="32"/>
         </w:rPr>
-        <w:t>Why MVC ?</w:t>
-      </w:r>
+        <w:t xml:space="preserve">Why </w:t>
+      </w:r>
+      <w:proofErr w:type="gramStart"/>
+      <w:r>
+        <w:rPr>
+          <w:b/>
+          <w:bCs/>
+          <w:sz w:val="32"/>
+          <w:szCs w:val="32"/>
+        </w:rPr>
+        <w:t>MVC ?</w:t>
+      </w:r>
+      <w:proofErr w:type="gramEnd"/>
       <w:r>
         <w:rPr>
           <w:sz w:val="32"/>
@@ -705,7 +724,15 @@
           <w:sz w:val="24"/>
           <w:szCs w:val="24"/>
         </w:rPr>
-        <w:t>This component is User Interface, which defines the template which is sent as a response to the browser. This View components contain the part of code which helps to display data to the  </w:t>
+        <w:t xml:space="preserve">This component is User Interface, which defines the template which is sent as a response to the browser. This View components contain the part of code which helps to display data to </w:t>
+      </w:r>
+      <w:proofErr w:type="gramStart"/>
+      <w:r>
+        <w:rPr>
+          <w:sz w:val="24"/>
+          <w:szCs w:val="24"/>
+        </w:rPr>
+        <w:t>the  </w:t>
       </w:r>
       <w:r>
         <w:rPr>
@@ -716,7 +743,19 @@
           <w:sz w:val="24"/>
           <w:szCs w:val="24"/>
         </w:rPr>
-        <w:t>User Interface</w:t>
+        <w:t>User</w:t>
+      </w:r>
+      <w:proofErr w:type="gramEnd"/>
+      <w:r>
+        <w:rPr>
+          <w:b/>
+          <w:bCs/>
+          <w:i/>
+          <w:iCs/>
+          <w:sz w:val="24"/>
+          <w:szCs w:val="24"/>
+        </w:rPr>
+        <w:t xml:space="preserve"> Interface</w:t>
       </w:r>
       <w:r>
         <w:rPr>
@@ -782,21 +821,37 @@
           <w:sz w:val="24"/>
           <w:szCs w:val="24"/>
         </w:rPr>
-        <w:t>This controller component helps to interact with the model component to fetch data from the database and then pass that data to the view component to get the desired output on the user’s browser screen. Same way, when the user enters some data the controller fetches that data and then performs some operation or just inserts that data into the database with the use of the model components.</w:t>
-      </w:r>
-    </w:p>
-    <w:p>
-      <w:pPr>
-        <w:rPr>
-          <w:sz w:val="40"/>
-          <w:szCs w:val="40"/>
-        </w:rPr>
-      </w:pPr>
+        <w:t xml:space="preserve">This controller component helps to interact with the model component to fetch data from the database and then pass that data to the view component to get the desired output on the user’s browser screen. Same way, when the user enters some </w:t>
+      </w:r>
+      <w:proofErr w:type="gramStart"/>
       <w:r>
         <w:rPr>
           <w:sz w:val="24"/>
           <w:szCs w:val="24"/>
         </w:rPr>
+        <w:t>data</w:t>
+      </w:r>
+      <w:proofErr w:type="gramEnd"/>
+      <w:r>
+        <w:rPr>
+          <w:sz w:val="24"/>
+          <w:szCs w:val="24"/>
+        </w:rPr>
+        <w:t xml:space="preserve"> the controller fetches that data and then performs some operation or just inserts that data into the database with the use of the model components.</w:t>
+      </w:r>
+    </w:p>
+    <w:p>
+      <w:pPr>
+        <w:rPr>
+          <w:sz w:val="40"/>
+          <w:szCs w:val="40"/>
+        </w:rPr>
+      </w:pPr>
+      <w:r>
+        <w:rPr>
+          <w:sz w:val="24"/>
+          <w:szCs w:val="24"/>
+        </w:rPr>
         <w:t xml:space="preserve"> </w:t>
       </w:r>
       <w:r>
@@ -814,12 +869,21 @@
           <w:szCs w:val="40"/>
         </w:rPr>
       </w:pPr>
-      <w:r>
-        <w:rPr>
-          <w:sz w:val="40"/>
-          <w:szCs w:val="40"/>
-        </w:rPr>
-        <w:t xml:space="preserve">MODEL : </w:t>
+      <w:proofErr w:type="gramStart"/>
+      <w:r>
+        <w:rPr>
+          <w:sz w:val="40"/>
+          <w:szCs w:val="40"/>
+        </w:rPr>
+        <w:t>MODEL :</w:t>
+      </w:r>
+      <w:proofErr w:type="gramEnd"/>
+      <w:r>
+        <w:rPr>
+          <w:sz w:val="40"/>
+          <w:szCs w:val="40"/>
+        </w:rPr>
+        <w:t xml:space="preserve"> </w:t>
       </w:r>
     </w:p>
     <w:p>
@@ -828,6 +892,7 @@
       </w:r>
     </w:p>
     <w:p>
+      <w:proofErr w:type="gramStart"/>
       <w:r>
         <w:rPr>
           <w:sz w:val="40"/>
@@ -838,6 +903,7 @@
       <w:r>
         <w:t xml:space="preserve">  :</w:t>
       </w:r>
+      <w:proofErr w:type="gramEnd"/>
     </w:p>
     <w:p>
       <w:r>
@@ -851,12 +917,21 @@
           <w:szCs w:val="40"/>
         </w:rPr>
       </w:pPr>
-      <w:r>
-        <w:rPr>
-          <w:sz w:val="40"/>
-          <w:szCs w:val="40"/>
-        </w:rPr>
-        <w:t xml:space="preserve">CONTROLLER : </w:t>
+      <w:proofErr w:type="gramStart"/>
+      <w:r>
+        <w:rPr>
+          <w:sz w:val="40"/>
+          <w:szCs w:val="40"/>
+        </w:rPr>
+        <w:t>CONTROLLER :</w:t>
+      </w:r>
+      <w:proofErr w:type="gramEnd"/>
+      <w:r>
+        <w:rPr>
+          <w:sz w:val="40"/>
+          <w:szCs w:val="40"/>
+        </w:rPr>
+        <w:t xml:space="preserve"> </w:t>
       </w:r>
     </w:p>
     <w:p>
@@ -1952,7 +2027,15 @@
         <w:ind w:left="1080"/>
       </w:pPr>
       <w:r>
-        <w:t>Added per-second rate limiting, Resend mail transport, Prompt validator integration, improved queue testing capabilities, and a more minimal application skeleton. </w:t>
+        <w:t xml:space="preserve">Added per-second rate limiting, </w:t>
+      </w:r>
+      <w:proofErr w:type="gramStart"/>
+      <w:r>
+        <w:t>Resend</w:t>
+      </w:r>
+      <w:proofErr w:type="gramEnd"/>
+      <w:r>
+        <w:t xml:space="preserve"> mail transport, Prompt validator integration, improved queue testing capabilities, and a more minimal application skeleton. </w:t>
       </w:r>
     </w:p>
     <w:p>
@@ -2218,6 +2301,7 @@
         <w:t>/</w:t>
       </w:r>
       <w:proofErr w:type="spellStart"/>
+      <w:proofErr w:type="gramStart"/>
       <w:r>
         <w:rPr>
           <w:color w:val="FF0000"/>
@@ -2231,7 +2315,15 @@
           <w:color w:val="FF0000"/>
           <w:highlight w:val="yellow"/>
         </w:rPr>
-        <w:t>:^10.0" example-app</w:t>
+        <w:t>:^</w:t>
+      </w:r>
+      <w:proofErr w:type="gramEnd"/>
+      <w:r>
+        <w:rPr>
+          <w:color w:val="FF0000"/>
+          <w:highlight w:val="yellow"/>
+        </w:rPr>
+        <w:t>10.0" example-app</w:t>
       </w:r>
     </w:p>
     <w:p>
@@ -3435,7 +3527,23 @@
       </w:r>
       <w:proofErr w:type="spellEnd"/>
       <w:r>
-        <w:t> file is where you may define all of your closure based console commands. Each closure is bound to a command instance allowing a simple approach to interacting with each command's IO methods. Even though this file does not define HTTP routes, it defines console based entry points (routes) into your application.</w:t>
+        <w:t xml:space="preserve"> file is where you may define all of your </w:t>
+      </w:r>
+      <w:proofErr w:type="gramStart"/>
+      <w:r>
+        <w:t>closure based</w:t>
+      </w:r>
+      <w:proofErr w:type="gramEnd"/>
+      <w:r>
+        <w:t xml:space="preserve"> console commands. Each closure is bound to a command instance allowing a simple approach to interacting with each command's IO methods. Even though this file does not define HTTP routes, it defines </w:t>
+      </w:r>
+      <w:proofErr w:type="gramStart"/>
+      <w:r>
+        <w:t>console based</w:t>
+      </w:r>
+      <w:proofErr w:type="gramEnd"/>
+      <w:r>
+        <w:t xml:space="preserve"> entry points (routes) into your application.</w:t>
       </w:r>
     </w:p>
     <w:p>
@@ -3735,10 +3843,12 @@
         <w:t>A variety of other directories will be generated inside the app directory as you use the make Artisan commands to generate classes. So, for example, the app/Jobs directory will not exist until you execute the </w:t>
       </w:r>
       <w:proofErr w:type="spellStart"/>
+      <w:proofErr w:type="gramStart"/>
       <w:r>
         <w:t>make:job</w:t>
       </w:r>
       <w:proofErr w:type="spellEnd"/>
+      <w:proofErr w:type="gramEnd"/>
       <w:r>
         <w:t> Artisan command to generate a job class.</w:t>
       </w:r>
@@ -3865,7 +3975,15 @@
         <w:ind w:left="1440"/>
       </w:pPr>
       <w:r>
-        <w:t>While Laravel Breeze provides a simple and minimal starting point for building a Laravel application, Jetstream augments that functionality with more robust features and additional frontend technology stacks. For those brand new to Laravel, we recommend learning the ropes with Laravel Breeze before graduating to Laravel Jetstream.</w:t>
+        <w:t xml:space="preserve">While Laravel Breeze provides a simple and minimal starting point for building a Laravel application, Jetstream augments that functionality with more robust features and additional frontend technology stacks. For </w:t>
+      </w:r>
+      <w:proofErr w:type="gramStart"/>
+      <w:r>
+        <w:t>those brand</w:t>
+      </w:r>
+      <w:proofErr w:type="gramEnd"/>
+      <w:r>
+        <w:t xml:space="preserve"> new to Laravel, we recommend learning the ropes with Laravel Breeze before graduating to Laravel Jetstream.</w:t>
       </w:r>
     </w:p>
     <w:p>
@@ -4526,7 +4644,15 @@
         <w:ind w:left="1440"/>
       </w:pPr>
       <w:r>
-        <w:t>The HTTP kernel also defines a list of HTTP </w:t>
+        <w:t xml:space="preserve">The HTTP kernel also defines a list of </w:t>
+      </w:r>
+      <w:proofErr w:type="gramStart"/>
+      <w:r>
+        <w:t>HTTP</w:t>
+      </w:r>
+      <w:proofErr w:type="gramEnd"/>
+      <w:r>
+        <w:t> </w:t>
       </w:r>
       <w:hyperlink r:id="rId70" w:history="1">
         <w:r>
@@ -4718,7 +4844,15 @@
         </w:tabs>
       </w:pPr>
       <w:r>
-        <w:t xml:space="preserve">Env File For Configuration of database and migrations </w:t>
+        <w:t xml:space="preserve">Env File </w:t>
+      </w:r>
+      <w:proofErr w:type="gramStart"/>
+      <w:r>
+        <w:t>For</w:t>
+      </w:r>
+      <w:proofErr w:type="gramEnd"/>
+      <w:r>
+        <w:t xml:space="preserve"> Configuration of database and migrations </w:t>
       </w:r>
     </w:p>
     <w:p>
@@ -4795,7 +4929,21 @@
           <w:rPr>
             <w:rStyle w:val="Hyperlink"/>
           </w:rPr>
-          <w:t>Easy Deployment With Forge / Vapor</w:t>
+          <w:t xml:space="preserve">Easy Deployment </w:t>
+        </w:r>
+        <w:proofErr w:type="gramStart"/>
+        <w:r>
+          <w:rPr>
+            <w:rStyle w:val="Hyperlink"/>
+          </w:rPr>
+          <w:t>With</w:t>
+        </w:r>
+        <w:proofErr w:type="gramEnd"/>
+        <w:r>
+          <w:rPr>
+            <w:rStyle w:val="Hyperlink"/>
+          </w:rPr>
+          <w:t xml:space="preserve"> Forge / Vapor</w:t>
         </w:r>
       </w:hyperlink>
     </w:p>
@@ -5095,14 +5243,7 @@
           <w:sz w:val="40"/>
           <w:szCs w:val="40"/>
         </w:rPr>
-        <w:t xml:space="preserve">LARAVEL DAY </w:t>
-      </w:r>
-      <w:r>
-        <w:rPr>
-          <w:sz w:val="40"/>
-          <w:szCs w:val="40"/>
-        </w:rPr>
-        <w:t>6</w:t>
+        <w:t>LARAVEL DAY 6</w:t>
       </w:r>
     </w:p>
     <w:p>
@@ -5199,7 +5340,15 @@
       </w:r>
       <w:proofErr w:type="spellEnd"/>
       <w:r>
-        <w:t> file included with Laravel, you will see a providers array. These are all of the service provider classes that will be loaded for your application. By default, a set of Laravel core service providers are listed in this array. These providers bootstrap the core Laravel components, such as the mailer, queue, cache, and others. Many of these providers are "deferred" providers, meaning they will not be loaded on every request, but only when the services they provide are actually needed.</w:t>
+        <w:t> file included with Laravel, you will see a </w:t>
+      </w:r>
+      <w:proofErr w:type="gramStart"/>
+      <w:r>
+        <w:t>providers</w:t>
+      </w:r>
+      <w:proofErr w:type="gramEnd"/>
+      <w:r>
+        <w:t> array. These are all of the service provider classes that will be loaded for your application. By default, a set of Laravel core service providers are listed in this array. These providers bootstrap the core Laravel components, such as the mailer, queue, cache, and others. Many of these providers are "deferred" providers, meaning they will not be loaded on every request, but only when the services they provide are actually needed.</w:t>
       </w:r>
     </w:p>
     <w:p>
@@ -5298,10 +5447,12 @@
         <w:t>The Artisan CLI can generate a new provider via the </w:t>
       </w:r>
       <w:proofErr w:type="spellStart"/>
+      <w:proofErr w:type="gramStart"/>
       <w:r>
         <w:t>make:provider</w:t>
       </w:r>
       <w:proofErr w:type="spellEnd"/>
+      <w:proofErr w:type="gramEnd"/>
       <w:r>
         <w:t> command:</w:t>
       </w:r>
@@ -5318,10 +5469,12 @@
         <w:t xml:space="preserve">1php artisan </w:t>
       </w:r>
       <w:proofErr w:type="spellStart"/>
+      <w:proofErr w:type="gramStart"/>
       <w:r>
         <w:t>make:provider</w:t>
       </w:r>
       <w:proofErr w:type="spellEnd"/>
+      <w:proofErr w:type="gramEnd"/>
       <w:r>
         <w:t xml:space="preserve"> </w:t>
       </w:r>
@@ -5423,6 +5576,2705 @@
       </w:pPr>
       <w:r>
         <w:t>The singleton method binds a class or interface into the container that should only be resolved one time. Once a singleton binding is resolved, the same object instance will be returned on subsequent calls into the container:</w:t>
+      </w:r>
+    </w:p>
+    <w:p>
+      <w:pPr>
+        <w:pStyle w:val="ListParagraph"/>
+        <w:tabs>
+          <w:tab w:val="left" w:pos="3579"/>
+        </w:tabs>
+        <w:ind w:left="1440"/>
+      </w:pPr>
+    </w:p>
+    <w:p>
+      <w:pPr>
+        <w:pStyle w:val="ListParagraph"/>
+        <w:tabs>
+          <w:tab w:val="left" w:pos="3579"/>
+        </w:tabs>
+        <w:ind w:left="1080"/>
+        <w:rPr>
+          <w:sz w:val="40"/>
+          <w:szCs w:val="40"/>
+        </w:rPr>
+      </w:pPr>
+      <w:r>
+        <w:rPr>
+          <w:sz w:val="40"/>
+          <w:szCs w:val="40"/>
+        </w:rPr>
+        <w:t xml:space="preserve">LARAVEL DAY </w:t>
+      </w:r>
+      <w:r>
+        <w:rPr>
+          <w:sz w:val="40"/>
+          <w:szCs w:val="40"/>
+        </w:rPr>
+        <w:t>7</w:t>
+      </w:r>
+    </w:p>
+    <w:p>
+      <w:pPr>
+        <w:pStyle w:val="ListParagraph"/>
+        <w:tabs>
+          <w:tab w:val="left" w:pos="3579"/>
+        </w:tabs>
+        <w:ind w:left="1080"/>
+        <w:rPr>
+          <w:sz w:val="40"/>
+          <w:szCs w:val="40"/>
+        </w:rPr>
+      </w:pPr>
+    </w:p>
+    <w:p>
+      <w:pPr>
+        <w:pStyle w:val="ListParagraph"/>
+        <w:tabs>
+          <w:tab w:val="left" w:pos="3579"/>
+        </w:tabs>
+        <w:ind w:left="1080"/>
+        <w:rPr>
+          <w:sz w:val="40"/>
+          <w:szCs w:val="40"/>
+        </w:rPr>
+      </w:pPr>
+      <w:r>
+        <w:rPr>
+          <w:sz w:val="40"/>
+          <w:szCs w:val="40"/>
+        </w:rPr>
+        <w:t>CREATE SERVICE</w:t>
+      </w:r>
+    </w:p>
+    <w:p>
+      <w:pPr>
+        <w:pStyle w:val="ListParagraph"/>
+        <w:tabs>
+          <w:tab w:val="left" w:pos="3579"/>
+        </w:tabs>
+        <w:ind w:left="1080"/>
+        <w:rPr>
+          <w:sz w:val="40"/>
+          <w:szCs w:val="40"/>
+        </w:rPr>
+      </w:pPr>
+    </w:p>
+    <w:p>
+      <w:pPr>
+        <w:pStyle w:val="ListParagraph"/>
+        <w:tabs>
+          <w:tab w:val="left" w:pos="3579"/>
+        </w:tabs>
+        <w:ind w:left="1080"/>
+        <w:rPr>
+          <w:sz w:val="28"/>
+          <w:szCs w:val="28"/>
+        </w:rPr>
+      </w:pPr>
+      <w:proofErr w:type="spellStart"/>
+      <w:r>
+        <w:rPr>
+          <w:sz w:val="28"/>
+          <w:szCs w:val="28"/>
+        </w:rPr>
+        <w:t>php</w:t>
+      </w:r>
+      <w:proofErr w:type="spellEnd"/>
+      <w:r>
+        <w:rPr>
+          <w:sz w:val="28"/>
+          <w:szCs w:val="28"/>
+        </w:rPr>
+        <w:t xml:space="preserve"> artisan </w:t>
+      </w:r>
+      <w:proofErr w:type="spellStart"/>
+      <w:proofErr w:type="gramStart"/>
+      <w:r>
+        <w:rPr>
+          <w:sz w:val="28"/>
+          <w:szCs w:val="28"/>
+        </w:rPr>
+        <w:t>make:provider</w:t>
+      </w:r>
+      <w:proofErr w:type="spellEnd"/>
+      <w:proofErr w:type="gramEnd"/>
+      <w:r>
+        <w:rPr>
+          <w:sz w:val="28"/>
+          <w:szCs w:val="28"/>
+        </w:rPr>
+        <w:t xml:space="preserve"> </w:t>
+      </w:r>
+      <w:proofErr w:type="spellStart"/>
+      <w:r>
+        <w:rPr>
+          <w:sz w:val="28"/>
+          <w:szCs w:val="28"/>
+        </w:rPr>
+        <w:t>RiakServiceProvider</w:t>
+      </w:r>
+      <w:proofErr w:type="spellEnd"/>
+      <w:r>
+        <w:rPr>
+          <w:sz w:val="28"/>
+          <w:szCs w:val="28"/>
+        </w:rPr>
+        <w:t xml:space="preserve"> </w:t>
+      </w:r>
+    </w:p>
+    <w:p>
+      <w:pPr>
+        <w:pStyle w:val="ListParagraph"/>
+        <w:tabs>
+          <w:tab w:val="left" w:pos="3579"/>
+        </w:tabs>
+        <w:ind w:left="1080"/>
+        <w:rPr>
+          <w:sz w:val="28"/>
+          <w:szCs w:val="28"/>
+        </w:rPr>
+      </w:pPr>
+    </w:p>
+    <w:p>
+      <w:pPr>
+        <w:pStyle w:val="ListParagraph"/>
+        <w:tabs>
+          <w:tab w:val="left" w:pos="3579"/>
+        </w:tabs>
+        <w:ind w:left="1080"/>
+        <w:rPr>
+          <w:sz w:val="28"/>
+          <w:szCs w:val="28"/>
+        </w:rPr>
+      </w:pPr>
+      <w:r>
+        <w:rPr>
+          <w:sz w:val="28"/>
+          <w:szCs w:val="28"/>
+        </w:rPr>
+        <w:t xml:space="preserve">APP SERVICE PROVIDER FILE </w:t>
+      </w:r>
+    </w:p>
+    <w:p>
+      <w:pPr>
+        <w:pStyle w:val="ListParagraph"/>
+        <w:tabs>
+          <w:tab w:val="left" w:pos="3579"/>
+        </w:tabs>
+        <w:ind w:left="1440"/>
+      </w:pPr>
+    </w:p>
+    <w:p>
+      <w:pPr>
+        <w:pStyle w:val="ListParagraph"/>
+        <w:tabs>
+          <w:tab w:val="left" w:pos="3579"/>
+        </w:tabs>
+        <w:ind w:left="1440"/>
+      </w:pPr>
+    </w:p>
+    <w:p>
+      <w:pPr>
+        <w:pStyle w:val="ListParagraph"/>
+        <w:tabs>
+          <w:tab w:val="left" w:pos="3579"/>
+        </w:tabs>
+        <w:ind w:left="1440"/>
+      </w:pPr>
+      <w:r>
+        <w:t>&lt;?</w:t>
+      </w:r>
+      <w:proofErr w:type="spellStart"/>
+      <w:r>
+        <w:t>php</w:t>
+      </w:r>
+      <w:proofErr w:type="spellEnd"/>
+    </w:p>
+    <w:p>
+      <w:pPr>
+        <w:pStyle w:val="ListParagraph"/>
+        <w:tabs>
+          <w:tab w:val="left" w:pos="3579"/>
+        </w:tabs>
+        <w:ind w:left="1440"/>
+      </w:pPr>
+    </w:p>
+    <w:p>
+      <w:pPr>
+        <w:pStyle w:val="ListParagraph"/>
+        <w:tabs>
+          <w:tab w:val="left" w:pos="3579"/>
+        </w:tabs>
+        <w:ind w:left="1440"/>
+      </w:pPr>
+      <w:r>
+        <w:t>namespace App\Providers;</w:t>
+      </w:r>
+    </w:p>
+    <w:p>
+      <w:pPr>
+        <w:pStyle w:val="ListParagraph"/>
+        <w:tabs>
+          <w:tab w:val="left" w:pos="3579"/>
+        </w:tabs>
+        <w:ind w:left="1440"/>
+      </w:pPr>
+    </w:p>
+    <w:p>
+      <w:pPr>
+        <w:pStyle w:val="ListParagraph"/>
+        <w:tabs>
+          <w:tab w:val="left" w:pos="3579"/>
+        </w:tabs>
+        <w:ind w:left="1440"/>
+      </w:pPr>
+      <w:r>
+        <w:t>use App\Models\User;</w:t>
+      </w:r>
+    </w:p>
+    <w:p>
+      <w:pPr>
+        <w:pStyle w:val="ListParagraph"/>
+        <w:tabs>
+          <w:tab w:val="left" w:pos="3579"/>
+        </w:tabs>
+        <w:ind w:left="1440"/>
+      </w:pPr>
+      <w:r>
+        <w:t xml:space="preserve">use Illuminate\Console\Application as </w:t>
+      </w:r>
+      <w:proofErr w:type="spellStart"/>
+      <w:r>
+        <w:t>ConsoleApplication</w:t>
+      </w:r>
+      <w:proofErr w:type="spellEnd"/>
+      <w:r>
+        <w:t>;</w:t>
+      </w:r>
+    </w:p>
+    <w:p>
+      <w:pPr>
+        <w:pStyle w:val="ListParagraph"/>
+        <w:tabs>
+          <w:tab w:val="left" w:pos="3579"/>
+        </w:tabs>
+        <w:ind w:left="1440"/>
+      </w:pPr>
+      <w:r>
+        <w:t>use Illuminate\Contracts\Foundation\Application;</w:t>
+      </w:r>
+    </w:p>
+    <w:p>
+      <w:pPr>
+        <w:pStyle w:val="ListParagraph"/>
+        <w:tabs>
+          <w:tab w:val="left" w:pos="3579"/>
+        </w:tabs>
+        <w:ind w:left="1440"/>
+      </w:pPr>
+      <w:r>
+        <w:t>use Illuminate\Support\</w:t>
+      </w:r>
+      <w:proofErr w:type="spellStart"/>
+      <w:r>
+        <w:t>ServiceProvider</w:t>
+      </w:r>
+      <w:proofErr w:type="spellEnd"/>
+      <w:r>
+        <w:t>;</w:t>
+      </w:r>
+    </w:p>
+    <w:p>
+      <w:pPr>
+        <w:pStyle w:val="ListParagraph"/>
+        <w:tabs>
+          <w:tab w:val="left" w:pos="3579"/>
+        </w:tabs>
+        <w:ind w:left="1440"/>
+      </w:pPr>
+    </w:p>
+    <w:p>
+      <w:pPr>
+        <w:pStyle w:val="ListParagraph"/>
+        <w:tabs>
+          <w:tab w:val="left" w:pos="3579"/>
+        </w:tabs>
+        <w:ind w:left="1440"/>
+      </w:pPr>
+      <w:r>
+        <w:rPr>
+          <w:i/>
+          <w:iCs/>
+        </w:rPr>
+        <w:t>class</w:t>
+      </w:r>
+      <w:r>
+        <w:t xml:space="preserve"> </w:t>
+      </w:r>
+      <w:proofErr w:type="spellStart"/>
+      <w:r>
+        <w:t>AppServiceProvider</w:t>
+      </w:r>
+      <w:proofErr w:type="spellEnd"/>
+      <w:r>
+        <w:t xml:space="preserve"> </w:t>
+      </w:r>
+      <w:r>
+        <w:rPr>
+          <w:i/>
+          <w:iCs/>
+        </w:rPr>
+        <w:t>extends</w:t>
+      </w:r>
+      <w:r>
+        <w:t xml:space="preserve"> </w:t>
+      </w:r>
+      <w:proofErr w:type="spellStart"/>
+      <w:r>
+        <w:rPr>
+          <w:i/>
+          <w:iCs/>
+        </w:rPr>
+        <w:t>ServiceProvider</w:t>
+      </w:r>
+      <w:proofErr w:type="spellEnd"/>
+    </w:p>
+    <w:p>
+      <w:pPr>
+        <w:pStyle w:val="ListParagraph"/>
+        <w:tabs>
+          <w:tab w:val="left" w:pos="3579"/>
+        </w:tabs>
+        <w:ind w:left="1440"/>
+      </w:pPr>
+      <w:r>
+        <w:t>{</w:t>
+      </w:r>
+    </w:p>
+    <w:p>
+      <w:pPr>
+        <w:pStyle w:val="ListParagraph"/>
+        <w:tabs>
+          <w:tab w:val="left" w:pos="3579"/>
+        </w:tabs>
+        <w:ind w:left="1440"/>
+      </w:pPr>
+      <w:r>
+        <w:t xml:space="preserve">    </w:t>
+      </w:r>
+      <w:r>
+        <w:rPr>
+          <w:i/>
+          <w:iCs/>
+        </w:rPr>
+        <w:t>/**</w:t>
+      </w:r>
+    </w:p>
+    <w:p>
+      <w:pPr>
+        <w:pStyle w:val="ListParagraph"/>
+        <w:tabs>
+          <w:tab w:val="left" w:pos="3579"/>
+        </w:tabs>
+        <w:ind w:left="1440"/>
+      </w:pPr>
+      <w:r>
+        <w:rPr>
+          <w:i/>
+          <w:iCs/>
+        </w:rPr>
+        <w:lastRenderedPageBreak/>
+        <w:t>     * Register any application services.</w:t>
+      </w:r>
+    </w:p>
+    <w:p>
+      <w:pPr>
+        <w:pStyle w:val="ListParagraph"/>
+        <w:tabs>
+          <w:tab w:val="left" w:pos="3579"/>
+        </w:tabs>
+        <w:ind w:left="1440"/>
+      </w:pPr>
+      <w:r>
+        <w:rPr>
+          <w:i/>
+          <w:iCs/>
+        </w:rPr>
+        <w:t>     */</w:t>
+      </w:r>
+    </w:p>
+    <w:p>
+      <w:pPr>
+        <w:pStyle w:val="ListParagraph"/>
+        <w:tabs>
+          <w:tab w:val="left" w:pos="3579"/>
+        </w:tabs>
+        <w:ind w:left="1440"/>
+      </w:pPr>
+      <w:r>
+        <w:t xml:space="preserve">    </w:t>
+      </w:r>
+      <w:r>
+        <w:rPr>
+          <w:i/>
+          <w:iCs/>
+        </w:rPr>
+        <w:t>public</w:t>
+      </w:r>
+      <w:r>
+        <w:t xml:space="preserve"> </w:t>
+      </w:r>
+      <w:r>
+        <w:rPr>
+          <w:i/>
+          <w:iCs/>
+        </w:rPr>
+        <w:t>function</w:t>
+      </w:r>
+      <w:r>
+        <w:t xml:space="preserve"> </w:t>
+      </w:r>
+      <w:proofErr w:type="gramStart"/>
+      <w:r>
+        <w:t>register(</w:t>
+      </w:r>
+      <w:proofErr w:type="gramEnd"/>
+      <w:r>
+        <w:t>): void</w:t>
+      </w:r>
+    </w:p>
+    <w:p>
+      <w:pPr>
+        <w:pStyle w:val="ListParagraph"/>
+        <w:tabs>
+          <w:tab w:val="left" w:pos="3579"/>
+        </w:tabs>
+        <w:ind w:left="1440"/>
+      </w:pPr>
+      <w:r>
+        <w:t>    {</w:t>
+      </w:r>
+    </w:p>
+    <w:p>
+      <w:pPr>
+        <w:pStyle w:val="ListParagraph"/>
+        <w:tabs>
+          <w:tab w:val="left" w:pos="3579"/>
+        </w:tabs>
+        <w:ind w:left="1440"/>
+      </w:pPr>
+      <w:r>
+        <w:t>       app()-&gt;bind('</w:t>
+      </w:r>
+      <w:proofErr w:type="spellStart"/>
+      <w:r>
+        <w:t>helo</w:t>
+      </w:r>
+      <w:proofErr w:type="spellEnd"/>
+      <w:proofErr w:type="gramStart"/>
+      <w:r>
+        <w:t>',</w:t>
+      </w:r>
+      <w:r>
+        <w:rPr>
+          <w:i/>
+          <w:iCs/>
+        </w:rPr>
+        <w:t>function</w:t>
+      </w:r>
+      <w:proofErr w:type="gramEnd"/>
+      <w:r>
+        <w:t>(){</w:t>
+      </w:r>
+    </w:p>
+    <w:p>
+      <w:pPr>
+        <w:pStyle w:val="ListParagraph"/>
+        <w:tabs>
+          <w:tab w:val="left" w:pos="3579"/>
+        </w:tabs>
+        <w:ind w:left="1440"/>
+      </w:pPr>
+      <w:r>
+        <w:t>         return "</w:t>
+      </w:r>
+      <w:proofErr w:type="spellStart"/>
+      <w:r>
+        <w:t>hii</w:t>
+      </w:r>
+      <w:proofErr w:type="spellEnd"/>
+      <w:r>
+        <w:t>";</w:t>
+      </w:r>
+    </w:p>
+    <w:p>
+      <w:pPr>
+        <w:pStyle w:val="ListParagraph"/>
+        <w:tabs>
+          <w:tab w:val="left" w:pos="3579"/>
+        </w:tabs>
+        <w:ind w:left="1440"/>
+      </w:pPr>
+      <w:r>
+        <w:t>       });</w:t>
+      </w:r>
+    </w:p>
+    <w:p>
+      <w:pPr>
+        <w:pStyle w:val="ListParagraph"/>
+        <w:tabs>
+          <w:tab w:val="left" w:pos="3579"/>
+        </w:tabs>
+        <w:ind w:left="1440"/>
+      </w:pPr>
+      <w:r>
+        <w:t>    }</w:t>
+      </w:r>
+    </w:p>
+    <w:p>
+      <w:pPr>
+        <w:pStyle w:val="ListParagraph"/>
+        <w:tabs>
+          <w:tab w:val="left" w:pos="3579"/>
+        </w:tabs>
+        <w:ind w:left="1440"/>
+      </w:pPr>
+    </w:p>
+    <w:p>
+      <w:pPr>
+        <w:pStyle w:val="ListParagraph"/>
+        <w:tabs>
+          <w:tab w:val="left" w:pos="3579"/>
+        </w:tabs>
+        <w:ind w:left="1440"/>
+      </w:pPr>
+      <w:r>
+        <w:t xml:space="preserve">    </w:t>
+      </w:r>
+      <w:r>
+        <w:rPr>
+          <w:i/>
+          <w:iCs/>
+        </w:rPr>
+        <w:t>/**</w:t>
+      </w:r>
+    </w:p>
+    <w:p>
+      <w:pPr>
+        <w:pStyle w:val="ListParagraph"/>
+        <w:tabs>
+          <w:tab w:val="left" w:pos="3579"/>
+        </w:tabs>
+        <w:ind w:left="1440"/>
+      </w:pPr>
+      <w:r>
+        <w:rPr>
+          <w:i/>
+          <w:iCs/>
+        </w:rPr>
+        <w:t>     * Bootstrap any application services.</w:t>
+      </w:r>
+    </w:p>
+    <w:p>
+      <w:pPr>
+        <w:pStyle w:val="ListParagraph"/>
+        <w:tabs>
+          <w:tab w:val="left" w:pos="3579"/>
+        </w:tabs>
+        <w:ind w:left="1440"/>
+      </w:pPr>
+      <w:r>
+        <w:rPr>
+          <w:i/>
+          <w:iCs/>
+        </w:rPr>
+        <w:t>     */</w:t>
+      </w:r>
+    </w:p>
+    <w:p>
+      <w:pPr>
+        <w:pStyle w:val="ListParagraph"/>
+        <w:tabs>
+          <w:tab w:val="left" w:pos="3579"/>
+        </w:tabs>
+        <w:ind w:left="1440"/>
+      </w:pPr>
+      <w:r>
+        <w:t xml:space="preserve">    </w:t>
+      </w:r>
+      <w:r>
+        <w:rPr>
+          <w:i/>
+          <w:iCs/>
+        </w:rPr>
+        <w:t>public</w:t>
+      </w:r>
+      <w:r>
+        <w:t xml:space="preserve"> </w:t>
+      </w:r>
+      <w:r>
+        <w:rPr>
+          <w:i/>
+          <w:iCs/>
+        </w:rPr>
+        <w:t>function</w:t>
+      </w:r>
+      <w:r>
+        <w:t xml:space="preserve"> </w:t>
+      </w:r>
+      <w:proofErr w:type="gramStart"/>
+      <w:r>
+        <w:t>boot(</w:t>
+      </w:r>
+      <w:proofErr w:type="gramEnd"/>
+      <w:r>
+        <w:t>): void</w:t>
+      </w:r>
+    </w:p>
+    <w:p>
+      <w:pPr>
+        <w:pStyle w:val="ListParagraph"/>
+        <w:tabs>
+          <w:tab w:val="left" w:pos="3579"/>
+        </w:tabs>
+        <w:ind w:left="1440"/>
+      </w:pPr>
+      <w:r>
+        <w:t>    {</w:t>
+      </w:r>
+    </w:p>
+    <w:p>
+      <w:pPr>
+        <w:pStyle w:val="ListParagraph"/>
+        <w:tabs>
+          <w:tab w:val="left" w:pos="3579"/>
+        </w:tabs>
+        <w:ind w:left="1440"/>
+      </w:pPr>
+      <w:r>
+        <w:t xml:space="preserve">        </w:t>
+      </w:r>
+      <w:r>
+        <w:rPr>
+          <w:i/>
+          <w:iCs/>
+        </w:rPr>
+        <w:t>//</w:t>
+      </w:r>
+    </w:p>
+    <w:p>
+      <w:pPr>
+        <w:pStyle w:val="ListParagraph"/>
+        <w:tabs>
+          <w:tab w:val="left" w:pos="3579"/>
+        </w:tabs>
+        <w:ind w:left="1440"/>
+      </w:pPr>
+      <w:r>
+        <w:t>    }</w:t>
+      </w:r>
+    </w:p>
+    <w:p>
+      <w:pPr>
+        <w:pStyle w:val="ListParagraph"/>
+        <w:tabs>
+          <w:tab w:val="left" w:pos="3579"/>
+        </w:tabs>
+        <w:ind w:left="1440"/>
+      </w:pPr>
+      <w:r>
+        <w:t>}</w:t>
+      </w:r>
+    </w:p>
+    <w:p>
+      <w:pPr>
+        <w:pStyle w:val="ListParagraph"/>
+        <w:tabs>
+          <w:tab w:val="left" w:pos="3579"/>
+        </w:tabs>
+        <w:ind w:left="1440"/>
+      </w:pPr>
+    </w:p>
+    <w:p>
+      <w:pPr>
+        <w:pStyle w:val="ListParagraph"/>
+        <w:tabs>
+          <w:tab w:val="left" w:pos="3579"/>
+        </w:tabs>
+        <w:ind w:left="1440"/>
+      </w:pPr>
+      <w:r>
+        <w:t>ROUTES WEB.PHP</w:t>
+      </w:r>
+    </w:p>
+    <w:p>
+      <w:pPr>
+        <w:pStyle w:val="ListParagraph"/>
+        <w:tabs>
+          <w:tab w:val="left" w:pos="3579"/>
+        </w:tabs>
+        <w:ind w:left="1440"/>
+      </w:pPr>
+    </w:p>
+    <w:p>
+      <w:pPr>
+        <w:pStyle w:val="ListParagraph"/>
+        <w:tabs>
+          <w:tab w:val="left" w:pos="3579"/>
+        </w:tabs>
+        <w:ind w:left="1440"/>
+      </w:pPr>
+      <w:r>
+        <w:t>dd(app()-&gt;make('</w:t>
+      </w:r>
+      <w:proofErr w:type="spellStart"/>
+      <w:r>
+        <w:t>helo</w:t>
+      </w:r>
+      <w:proofErr w:type="spellEnd"/>
+      <w:r>
+        <w:t>'));</w:t>
+      </w:r>
+    </w:p>
+    <w:p>
+      <w:pPr>
+        <w:pStyle w:val="ListParagraph"/>
+        <w:tabs>
+          <w:tab w:val="left" w:pos="3579"/>
+        </w:tabs>
+        <w:ind w:left="1440"/>
+      </w:pPr>
+    </w:p>
+    <w:p>
+      <w:pPr>
+        <w:pStyle w:val="ListParagraph"/>
+        <w:tabs>
+          <w:tab w:val="left" w:pos="3579"/>
+        </w:tabs>
+        <w:ind w:left="1440"/>
+      </w:pPr>
+    </w:p>
+    <w:p>
+      <w:pPr>
+        <w:pStyle w:val="ListParagraph"/>
+        <w:tabs>
+          <w:tab w:val="left" w:pos="3579"/>
+        </w:tabs>
+        <w:ind w:left="1440"/>
+        <w:rPr>
+          <w:sz w:val="40"/>
+          <w:szCs w:val="40"/>
+        </w:rPr>
+      </w:pPr>
+      <w:r>
+        <w:rPr>
+          <w:sz w:val="40"/>
+          <w:szCs w:val="40"/>
+        </w:rPr>
+        <w:t>FACADES</w:t>
+      </w:r>
+    </w:p>
+    <w:p>
+      <w:pPr>
+        <w:pStyle w:val="ListParagraph"/>
+        <w:tabs>
+          <w:tab w:val="left" w:pos="3579"/>
+        </w:tabs>
+        <w:ind w:left="1440"/>
+        <w:rPr>
+          <w:sz w:val="40"/>
+          <w:szCs w:val="40"/>
+        </w:rPr>
+      </w:pPr>
+    </w:p>
+    <w:p>
+      <w:pPr>
+        <w:pStyle w:val="ListParagraph"/>
+        <w:tabs>
+          <w:tab w:val="left" w:pos="3579"/>
+        </w:tabs>
+        <w:ind w:left="1440"/>
+        <w:rPr>
+          <w:sz w:val="40"/>
+          <w:szCs w:val="40"/>
+        </w:rPr>
+      </w:pPr>
+      <w:proofErr w:type="spellStart"/>
+      <w:r>
+        <w:rPr>
+          <w:sz w:val="40"/>
+          <w:szCs w:val="40"/>
+        </w:rPr>
+        <w:t>Auth:</w:t>
+      </w:r>
+      <w:proofErr w:type="gramStart"/>
+      <w:r>
+        <w:rPr>
+          <w:sz w:val="40"/>
+          <w:szCs w:val="40"/>
+        </w:rPr>
+        <w:t>user</w:t>
+      </w:r>
+      <w:proofErr w:type="spellEnd"/>
+      <w:r>
+        <w:rPr>
+          <w:sz w:val="40"/>
+          <w:szCs w:val="40"/>
+        </w:rPr>
+        <w:t>(</w:t>
+      </w:r>
+      <w:proofErr w:type="gramEnd"/>
+      <w:r>
+        <w:rPr>
+          <w:sz w:val="40"/>
+          <w:szCs w:val="40"/>
+        </w:rPr>
+        <w:t>)</w:t>
+      </w:r>
+    </w:p>
+    <w:p>
+      <w:pPr>
+        <w:pStyle w:val="ListParagraph"/>
+        <w:tabs>
+          <w:tab w:val="left" w:pos="3579"/>
+        </w:tabs>
+        <w:ind w:left="1440"/>
+        <w:rPr>
+          <w:sz w:val="40"/>
+          <w:szCs w:val="40"/>
+        </w:rPr>
+      </w:pPr>
+      <w:proofErr w:type="gramStart"/>
+      <w:r>
+        <w:rPr>
+          <w:sz w:val="40"/>
+          <w:szCs w:val="40"/>
+        </w:rPr>
+        <w:t>Cache::</w:t>
+      </w:r>
+      <w:proofErr w:type="gramEnd"/>
+      <w:r>
+        <w:rPr>
+          <w:sz w:val="40"/>
+          <w:szCs w:val="40"/>
+        </w:rPr>
+        <w:t>put()</w:t>
+      </w:r>
+    </w:p>
+    <w:p>
+      <w:pPr>
+        <w:pStyle w:val="ListParagraph"/>
+        <w:tabs>
+          <w:tab w:val="left" w:pos="3579"/>
+        </w:tabs>
+        <w:ind w:left="1440"/>
+        <w:rPr>
+          <w:sz w:val="40"/>
+          <w:szCs w:val="40"/>
+        </w:rPr>
+      </w:pPr>
+      <w:proofErr w:type="gramStart"/>
+      <w:r>
+        <w:rPr>
+          <w:sz w:val="40"/>
+          <w:szCs w:val="40"/>
+        </w:rPr>
+        <w:t>Route::</w:t>
+      </w:r>
+      <w:proofErr w:type="spellStart"/>
+      <w:proofErr w:type="gramEnd"/>
+      <w:r>
+        <w:rPr>
+          <w:sz w:val="40"/>
+          <w:szCs w:val="40"/>
+        </w:rPr>
+        <w:t>grt</w:t>
+      </w:r>
+      <w:proofErr w:type="spellEnd"/>
+      <w:r>
+        <w:rPr>
+          <w:sz w:val="40"/>
+          <w:szCs w:val="40"/>
+        </w:rPr>
+        <w:t>()</w:t>
+      </w:r>
+    </w:p>
+    <w:p>
+      <w:pPr>
+        <w:pStyle w:val="ListParagraph"/>
+        <w:tabs>
+          <w:tab w:val="left" w:pos="3579"/>
+        </w:tabs>
+        <w:ind w:left="1440"/>
+        <w:rPr>
+          <w:sz w:val="40"/>
+          <w:szCs w:val="40"/>
+        </w:rPr>
+      </w:pPr>
+      <w:proofErr w:type="gramStart"/>
+      <w:r>
+        <w:rPr>
+          <w:sz w:val="40"/>
+          <w:szCs w:val="40"/>
+        </w:rPr>
+        <w:t>DB::</w:t>
+      </w:r>
+      <w:proofErr w:type="gramEnd"/>
+      <w:r>
+        <w:rPr>
+          <w:sz w:val="40"/>
+          <w:szCs w:val="40"/>
+        </w:rPr>
+        <w:t>Table()</w:t>
+      </w:r>
+    </w:p>
+    <w:p>
+      <w:pPr>
+        <w:pStyle w:val="ListParagraph"/>
+        <w:tabs>
+          <w:tab w:val="left" w:pos="3579"/>
+        </w:tabs>
+        <w:ind w:left="1440"/>
+        <w:rPr>
+          <w:sz w:val="40"/>
+          <w:szCs w:val="40"/>
+        </w:rPr>
+      </w:pPr>
+      <w:proofErr w:type="gramStart"/>
+      <w:r>
+        <w:rPr>
+          <w:sz w:val="40"/>
+          <w:szCs w:val="40"/>
+        </w:rPr>
+        <w:t>Log::</w:t>
+      </w:r>
+      <w:proofErr w:type="gramEnd"/>
+      <w:r>
+        <w:rPr>
+          <w:sz w:val="40"/>
+          <w:szCs w:val="40"/>
+        </w:rPr>
+        <w:t>info(‘Loging’);</w:t>
+      </w:r>
+    </w:p>
+    <w:p>
+      <w:pPr>
+        <w:pStyle w:val="ListParagraph"/>
+        <w:tabs>
+          <w:tab w:val="left" w:pos="3579"/>
+        </w:tabs>
+        <w:ind w:left="1440"/>
+        <w:rPr>
+          <w:sz w:val="40"/>
+          <w:szCs w:val="40"/>
+        </w:rPr>
+      </w:pPr>
+      <w:proofErr w:type="gramStart"/>
+      <w:r>
+        <w:rPr>
+          <w:sz w:val="40"/>
+          <w:szCs w:val="40"/>
+        </w:rPr>
+        <w:t>View::</w:t>
+      </w:r>
+      <w:proofErr w:type="gramEnd"/>
+      <w:r>
+        <w:rPr>
+          <w:sz w:val="40"/>
+          <w:szCs w:val="40"/>
+        </w:rPr>
+        <w:t>make(“home”)</w:t>
+      </w:r>
+    </w:p>
+    <w:p>
+      <w:pPr>
+        <w:pStyle w:val="ListParagraph"/>
+        <w:tabs>
+          <w:tab w:val="left" w:pos="3579"/>
+        </w:tabs>
+        <w:ind w:left="1440"/>
+        <w:rPr>
+          <w:sz w:val="40"/>
+          <w:szCs w:val="40"/>
+        </w:rPr>
+      </w:pPr>
+    </w:p>
+    <w:p>
+      <w:pPr>
+        <w:pStyle w:val="ListParagraph"/>
+        <w:tabs>
+          <w:tab w:val="left" w:pos="3579"/>
+        </w:tabs>
+        <w:ind w:left="1440"/>
+        <w:rPr>
+          <w:sz w:val="40"/>
+          <w:szCs w:val="40"/>
+        </w:rPr>
+      </w:pPr>
+      <w:r>
+        <w:rPr>
+          <w:sz w:val="40"/>
+          <w:szCs w:val="40"/>
+        </w:rPr>
+        <w:t xml:space="preserve">DEAFUALT FACADES </w:t>
+      </w:r>
+    </w:p>
+    <w:p>
+      <w:pPr>
+        <w:pStyle w:val="ListParagraph"/>
+        <w:tabs>
+          <w:tab w:val="left" w:pos="3579"/>
+        </w:tabs>
+        <w:ind w:left="1440"/>
+        <w:rPr>
+          <w:sz w:val="40"/>
+          <w:szCs w:val="40"/>
+        </w:rPr>
+      </w:pPr>
+    </w:p>
+    <w:p>
+      <w:pPr>
+        <w:rPr>
+          <w:sz w:val="40"/>
+          <w:szCs w:val="40"/>
+        </w:rPr>
+      </w:pPr>
+      <w:r>
+        <w:rPr>
+          <w:sz w:val="40"/>
+          <w:szCs w:val="40"/>
+        </w:rPr>
+        <w:br w:type="page"/>
+      </w:r>
+    </w:p>
+    <w:p>
+      <w:pPr>
+        <w:pStyle w:val="ListParagraph"/>
+        <w:tabs>
+          <w:tab w:val="left" w:pos="3579"/>
+        </w:tabs>
+        <w:ind w:left="1440"/>
+        <w:rPr>
+          <w:sz w:val="40"/>
+          <w:szCs w:val="40"/>
+        </w:rPr>
+      </w:pPr>
+      <w:r>
+        <w:rPr>
+          <w:sz w:val="40"/>
+          <w:szCs w:val="40"/>
+        </w:rPr>
+        <w:lastRenderedPageBreak/>
+        <w:t xml:space="preserve">return </w:t>
+      </w:r>
+      <w:proofErr w:type="gramStart"/>
+      <w:r>
+        <w:rPr>
+          <w:sz w:val="40"/>
+          <w:szCs w:val="40"/>
+        </w:rPr>
+        <w:t>collect(</w:t>
+      </w:r>
+      <w:proofErr w:type="gramEnd"/>
+      <w:r>
+        <w:rPr>
+          <w:sz w:val="40"/>
+          <w:szCs w:val="40"/>
+        </w:rPr>
+        <w:t>[</w:t>
+      </w:r>
+    </w:p>
+    <w:p>
+      <w:pPr>
+        <w:pStyle w:val="ListParagraph"/>
+        <w:tabs>
+          <w:tab w:val="left" w:pos="3579"/>
+        </w:tabs>
+        <w:ind w:left="1440"/>
+        <w:rPr>
+          <w:sz w:val="40"/>
+          <w:szCs w:val="40"/>
+        </w:rPr>
+      </w:pPr>
+      <w:r>
+        <w:rPr>
+          <w:sz w:val="40"/>
+          <w:szCs w:val="40"/>
+        </w:rPr>
+        <w:t xml:space="preserve">            'App' =&gt; </w:t>
+      </w:r>
+      <w:proofErr w:type="gramStart"/>
+      <w:r>
+        <w:rPr>
+          <w:sz w:val="40"/>
+          <w:szCs w:val="40"/>
+        </w:rPr>
+        <w:t>App::</w:t>
+      </w:r>
+      <w:proofErr w:type="gramEnd"/>
+      <w:r>
+        <w:rPr>
+          <w:sz w:val="40"/>
+          <w:szCs w:val="40"/>
+        </w:rPr>
+        <w:t>class,</w:t>
+      </w:r>
+    </w:p>
+    <w:p>
+      <w:pPr>
+        <w:pStyle w:val="ListParagraph"/>
+        <w:tabs>
+          <w:tab w:val="left" w:pos="3579"/>
+        </w:tabs>
+        <w:ind w:left="1440"/>
+        <w:rPr>
+          <w:sz w:val="40"/>
+          <w:szCs w:val="40"/>
+        </w:rPr>
+      </w:pPr>
+      <w:r>
+        <w:rPr>
+          <w:sz w:val="40"/>
+          <w:szCs w:val="40"/>
+        </w:rPr>
+        <w:t>            '</w:t>
+      </w:r>
+      <w:proofErr w:type="spellStart"/>
+      <w:r>
+        <w:rPr>
+          <w:sz w:val="40"/>
+          <w:szCs w:val="40"/>
+        </w:rPr>
+        <w:t>Arr</w:t>
+      </w:r>
+      <w:proofErr w:type="spellEnd"/>
+      <w:r>
+        <w:rPr>
+          <w:sz w:val="40"/>
+          <w:szCs w:val="40"/>
+        </w:rPr>
+        <w:t xml:space="preserve">' =&gt; </w:t>
+      </w:r>
+      <w:proofErr w:type="spellStart"/>
+      <w:proofErr w:type="gramStart"/>
+      <w:r>
+        <w:rPr>
+          <w:sz w:val="40"/>
+          <w:szCs w:val="40"/>
+        </w:rPr>
+        <w:t>Arr</w:t>
+      </w:r>
+      <w:proofErr w:type="spellEnd"/>
+      <w:r>
+        <w:rPr>
+          <w:sz w:val="40"/>
+          <w:szCs w:val="40"/>
+        </w:rPr>
+        <w:t>::</w:t>
+      </w:r>
+      <w:proofErr w:type="gramEnd"/>
+      <w:r>
+        <w:rPr>
+          <w:sz w:val="40"/>
+          <w:szCs w:val="40"/>
+        </w:rPr>
+        <w:t>class,</w:t>
+      </w:r>
+    </w:p>
+    <w:p>
+      <w:pPr>
+        <w:pStyle w:val="ListParagraph"/>
+        <w:tabs>
+          <w:tab w:val="left" w:pos="3579"/>
+        </w:tabs>
+        <w:ind w:left="1440"/>
+        <w:rPr>
+          <w:sz w:val="40"/>
+          <w:szCs w:val="40"/>
+        </w:rPr>
+      </w:pPr>
+      <w:r>
+        <w:rPr>
+          <w:sz w:val="40"/>
+          <w:szCs w:val="40"/>
+        </w:rPr>
+        <w:t xml:space="preserve">            'Artisan' =&gt; </w:t>
+      </w:r>
+      <w:proofErr w:type="gramStart"/>
+      <w:r>
+        <w:rPr>
+          <w:sz w:val="40"/>
+          <w:szCs w:val="40"/>
+        </w:rPr>
+        <w:t>Artisan::</w:t>
+      </w:r>
+      <w:proofErr w:type="gramEnd"/>
+      <w:r>
+        <w:rPr>
+          <w:sz w:val="40"/>
+          <w:szCs w:val="40"/>
+        </w:rPr>
+        <w:t>class,</w:t>
+      </w:r>
+    </w:p>
+    <w:p>
+      <w:pPr>
+        <w:pStyle w:val="ListParagraph"/>
+        <w:tabs>
+          <w:tab w:val="left" w:pos="3579"/>
+        </w:tabs>
+        <w:ind w:left="1440"/>
+        <w:rPr>
+          <w:sz w:val="40"/>
+          <w:szCs w:val="40"/>
+        </w:rPr>
+      </w:pPr>
+      <w:r>
+        <w:rPr>
+          <w:sz w:val="40"/>
+          <w:szCs w:val="40"/>
+        </w:rPr>
+        <w:t xml:space="preserve">            'Auth' =&gt; </w:t>
+      </w:r>
+      <w:proofErr w:type="gramStart"/>
+      <w:r>
+        <w:rPr>
+          <w:sz w:val="40"/>
+          <w:szCs w:val="40"/>
+        </w:rPr>
+        <w:t>Auth::</w:t>
+      </w:r>
+      <w:proofErr w:type="gramEnd"/>
+      <w:r>
+        <w:rPr>
+          <w:sz w:val="40"/>
+          <w:szCs w:val="40"/>
+        </w:rPr>
+        <w:t>class,</w:t>
+      </w:r>
+    </w:p>
+    <w:p>
+      <w:pPr>
+        <w:pStyle w:val="ListParagraph"/>
+        <w:tabs>
+          <w:tab w:val="left" w:pos="3579"/>
+        </w:tabs>
+        <w:ind w:left="1440"/>
+        <w:rPr>
+          <w:sz w:val="40"/>
+          <w:szCs w:val="40"/>
+        </w:rPr>
+      </w:pPr>
+      <w:r>
+        <w:rPr>
+          <w:sz w:val="40"/>
+          <w:szCs w:val="40"/>
+        </w:rPr>
+        <w:t xml:space="preserve">            'Blade' =&gt; </w:t>
+      </w:r>
+      <w:proofErr w:type="gramStart"/>
+      <w:r>
+        <w:rPr>
+          <w:sz w:val="40"/>
+          <w:szCs w:val="40"/>
+        </w:rPr>
+        <w:t>Blade::</w:t>
+      </w:r>
+      <w:proofErr w:type="gramEnd"/>
+      <w:r>
+        <w:rPr>
+          <w:sz w:val="40"/>
+          <w:szCs w:val="40"/>
+        </w:rPr>
+        <w:t>class,</w:t>
+      </w:r>
+    </w:p>
+    <w:p>
+      <w:pPr>
+        <w:pStyle w:val="ListParagraph"/>
+        <w:tabs>
+          <w:tab w:val="left" w:pos="3579"/>
+        </w:tabs>
+        <w:ind w:left="1440"/>
+        <w:rPr>
+          <w:sz w:val="40"/>
+          <w:szCs w:val="40"/>
+        </w:rPr>
+      </w:pPr>
+      <w:r>
+        <w:rPr>
+          <w:sz w:val="40"/>
+          <w:szCs w:val="40"/>
+        </w:rPr>
+        <w:t xml:space="preserve">            'Broadcast' =&gt; </w:t>
+      </w:r>
+      <w:proofErr w:type="gramStart"/>
+      <w:r>
+        <w:rPr>
+          <w:sz w:val="40"/>
+          <w:szCs w:val="40"/>
+        </w:rPr>
+        <w:t>Broadcast::</w:t>
+      </w:r>
+      <w:proofErr w:type="gramEnd"/>
+      <w:r>
+        <w:rPr>
+          <w:sz w:val="40"/>
+          <w:szCs w:val="40"/>
+        </w:rPr>
+        <w:t>class,</w:t>
+      </w:r>
+    </w:p>
+    <w:p>
+      <w:pPr>
+        <w:pStyle w:val="ListParagraph"/>
+        <w:tabs>
+          <w:tab w:val="left" w:pos="3579"/>
+        </w:tabs>
+        <w:ind w:left="1440"/>
+        <w:rPr>
+          <w:sz w:val="40"/>
+          <w:szCs w:val="40"/>
+        </w:rPr>
+      </w:pPr>
+      <w:r>
+        <w:rPr>
+          <w:sz w:val="40"/>
+          <w:szCs w:val="40"/>
+        </w:rPr>
+        <w:t xml:space="preserve">            'Bus' =&gt; </w:t>
+      </w:r>
+      <w:proofErr w:type="gramStart"/>
+      <w:r>
+        <w:rPr>
+          <w:sz w:val="40"/>
+          <w:szCs w:val="40"/>
+        </w:rPr>
+        <w:t>Bus::</w:t>
+      </w:r>
+      <w:proofErr w:type="gramEnd"/>
+      <w:r>
+        <w:rPr>
+          <w:sz w:val="40"/>
+          <w:szCs w:val="40"/>
+        </w:rPr>
+        <w:t>class,</w:t>
+      </w:r>
+    </w:p>
+    <w:p>
+      <w:pPr>
+        <w:pStyle w:val="ListParagraph"/>
+        <w:tabs>
+          <w:tab w:val="left" w:pos="3579"/>
+        </w:tabs>
+        <w:ind w:left="1440"/>
+        <w:rPr>
+          <w:sz w:val="40"/>
+          <w:szCs w:val="40"/>
+        </w:rPr>
+      </w:pPr>
+      <w:r>
+        <w:rPr>
+          <w:sz w:val="40"/>
+          <w:szCs w:val="40"/>
+        </w:rPr>
+        <w:t xml:space="preserve">            'Cache' =&gt; </w:t>
+      </w:r>
+      <w:proofErr w:type="gramStart"/>
+      <w:r>
+        <w:rPr>
+          <w:sz w:val="40"/>
+          <w:szCs w:val="40"/>
+        </w:rPr>
+        <w:t>Cache::</w:t>
+      </w:r>
+      <w:proofErr w:type="gramEnd"/>
+      <w:r>
+        <w:rPr>
+          <w:sz w:val="40"/>
+          <w:szCs w:val="40"/>
+        </w:rPr>
+        <w:t>class,</w:t>
+      </w:r>
+    </w:p>
+    <w:p>
+      <w:pPr>
+        <w:pStyle w:val="ListParagraph"/>
+        <w:tabs>
+          <w:tab w:val="left" w:pos="3579"/>
+        </w:tabs>
+        <w:ind w:left="1440"/>
+        <w:rPr>
+          <w:sz w:val="40"/>
+          <w:szCs w:val="40"/>
+        </w:rPr>
+      </w:pPr>
+      <w:r>
+        <w:rPr>
+          <w:sz w:val="40"/>
+          <w:szCs w:val="40"/>
+        </w:rPr>
+        <w:t xml:space="preserve">            'Config' =&gt; </w:t>
+      </w:r>
+      <w:proofErr w:type="gramStart"/>
+      <w:r>
+        <w:rPr>
+          <w:sz w:val="40"/>
+          <w:szCs w:val="40"/>
+        </w:rPr>
+        <w:t>Config::</w:t>
+      </w:r>
+      <w:proofErr w:type="gramEnd"/>
+      <w:r>
+        <w:rPr>
+          <w:sz w:val="40"/>
+          <w:szCs w:val="40"/>
+        </w:rPr>
+        <w:t>class,</w:t>
+      </w:r>
+    </w:p>
+    <w:p>
+      <w:pPr>
+        <w:pStyle w:val="ListParagraph"/>
+        <w:tabs>
+          <w:tab w:val="left" w:pos="3579"/>
+        </w:tabs>
+        <w:ind w:left="1440"/>
+        <w:rPr>
+          <w:sz w:val="40"/>
+          <w:szCs w:val="40"/>
+        </w:rPr>
+      </w:pPr>
+      <w:r>
+        <w:rPr>
+          <w:sz w:val="40"/>
+          <w:szCs w:val="40"/>
+        </w:rPr>
+        <w:t xml:space="preserve">            'Cookie' =&gt; </w:t>
+      </w:r>
+      <w:proofErr w:type="gramStart"/>
+      <w:r>
+        <w:rPr>
+          <w:sz w:val="40"/>
+          <w:szCs w:val="40"/>
+        </w:rPr>
+        <w:t>Cookie::</w:t>
+      </w:r>
+      <w:proofErr w:type="gramEnd"/>
+      <w:r>
+        <w:rPr>
+          <w:sz w:val="40"/>
+          <w:szCs w:val="40"/>
+        </w:rPr>
+        <w:t>class,</w:t>
+      </w:r>
+    </w:p>
+    <w:p>
+      <w:pPr>
+        <w:pStyle w:val="ListParagraph"/>
+        <w:tabs>
+          <w:tab w:val="left" w:pos="3579"/>
+        </w:tabs>
+        <w:ind w:left="1440"/>
+        <w:rPr>
+          <w:sz w:val="40"/>
+          <w:szCs w:val="40"/>
+        </w:rPr>
+      </w:pPr>
+      <w:r>
+        <w:rPr>
+          <w:sz w:val="40"/>
+          <w:szCs w:val="40"/>
+        </w:rPr>
+        <w:t xml:space="preserve">            'Crypt' =&gt; </w:t>
+      </w:r>
+      <w:proofErr w:type="gramStart"/>
+      <w:r>
+        <w:rPr>
+          <w:sz w:val="40"/>
+          <w:szCs w:val="40"/>
+        </w:rPr>
+        <w:t>Crypt::</w:t>
+      </w:r>
+      <w:proofErr w:type="gramEnd"/>
+      <w:r>
+        <w:rPr>
+          <w:sz w:val="40"/>
+          <w:szCs w:val="40"/>
+        </w:rPr>
+        <w:t>class,</w:t>
+      </w:r>
+    </w:p>
+    <w:p>
+      <w:pPr>
+        <w:pStyle w:val="ListParagraph"/>
+        <w:tabs>
+          <w:tab w:val="left" w:pos="3579"/>
+        </w:tabs>
+        <w:ind w:left="1440"/>
+        <w:rPr>
+          <w:sz w:val="40"/>
+          <w:szCs w:val="40"/>
+        </w:rPr>
+      </w:pPr>
+      <w:r>
+        <w:rPr>
+          <w:sz w:val="40"/>
+          <w:szCs w:val="40"/>
+        </w:rPr>
+        <w:t xml:space="preserve">            'Date' =&gt; </w:t>
+      </w:r>
+      <w:proofErr w:type="gramStart"/>
+      <w:r>
+        <w:rPr>
+          <w:sz w:val="40"/>
+          <w:szCs w:val="40"/>
+        </w:rPr>
+        <w:t>Date::</w:t>
+      </w:r>
+      <w:proofErr w:type="gramEnd"/>
+      <w:r>
+        <w:rPr>
+          <w:sz w:val="40"/>
+          <w:szCs w:val="40"/>
+        </w:rPr>
+        <w:t>class,</w:t>
+      </w:r>
+    </w:p>
+    <w:p>
+      <w:pPr>
+        <w:pStyle w:val="ListParagraph"/>
+        <w:tabs>
+          <w:tab w:val="left" w:pos="3579"/>
+        </w:tabs>
+        <w:ind w:left="1440"/>
+        <w:rPr>
+          <w:sz w:val="40"/>
+          <w:szCs w:val="40"/>
+        </w:rPr>
+      </w:pPr>
+      <w:r>
+        <w:rPr>
+          <w:sz w:val="40"/>
+          <w:szCs w:val="40"/>
+        </w:rPr>
+        <w:t xml:space="preserve">            'DB' =&gt; </w:t>
+      </w:r>
+      <w:proofErr w:type="gramStart"/>
+      <w:r>
+        <w:rPr>
+          <w:sz w:val="40"/>
+          <w:szCs w:val="40"/>
+        </w:rPr>
+        <w:t>DB::</w:t>
+      </w:r>
+      <w:proofErr w:type="gramEnd"/>
+      <w:r>
+        <w:rPr>
+          <w:sz w:val="40"/>
+          <w:szCs w:val="40"/>
+        </w:rPr>
+        <w:t>class,</w:t>
+      </w:r>
+    </w:p>
+    <w:p>
+      <w:pPr>
+        <w:pStyle w:val="ListParagraph"/>
+        <w:tabs>
+          <w:tab w:val="left" w:pos="3579"/>
+        </w:tabs>
+        <w:ind w:left="1440"/>
+        <w:rPr>
+          <w:sz w:val="40"/>
+          <w:szCs w:val="40"/>
+        </w:rPr>
+      </w:pPr>
+      <w:r>
+        <w:rPr>
+          <w:sz w:val="40"/>
+          <w:szCs w:val="40"/>
+        </w:rPr>
+        <w:t xml:space="preserve">            'Eloquent' =&gt; </w:t>
+      </w:r>
+      <w:proofErr w:type="gramStart"/>
+      <w:r>
+        <w:rPr>
+          <w:sz w:val="40"/>
+          <w:szCs w:val="40"/>
+        </w:rPr>
+        <w:t>Model::</w:t>
+      </w:r>
+      <w:proofErr w:type="gramEnd"/>
+      <w:r>
+        <w:rPr>
+          <w:sz w:val="40"/>
+          <w:szCs w:val="40"/>
+        </w:rPr>
+        <w:t>class,</w:t>
+      </w:r>
+    </w:p>
+    <w:p>
+      <w:pPr>
+        <w:pStyle w:val="ListParagraph"/>
+        <w:tabs>
+          <w:tab w:val="left" w:pos="3579"/>
+        </w:tabs>
+        <w:ind w:left="1440"/>
+        <w:rPr>
+          <w:sz w:val="40"/>
+          <w:szCs w:val="40"/>
+        </w:rPr>
+      </w:pPr>
+      <w:r>
+        <w:rPr>
+          <w:sz w:val="40"/>
+          <w:szCs w:val="40"/>
+        </w:rPr>
+        <w:t xml:space="preserve">            'Event' =&gt; </w:t>
+      </w:r>
+      <w:proofErr w:type="gramStart"/>
+      <w:r>
+        <w:rPr>
+          <w:sz w:val="40"/>
+          <w:szCs w:val="40"/>
+        </w:rPr>
+        <w:t>Event::</w:t>
+      </w:r>
+      <w:proofErr w:type="gramEnd"/>
+      <w:r>
+        <w:rPr>
+          <w:sz w:val="40"/>
+          <w:szCs w:val="40"/>
+        </w:rPr>
+        <w:t>class,</w:t>
+      </w:r>
+    </w:p>
+    <w:p>
+      <w:pPr>
+        <w:pStyle w:val="ListParagraph"/>
+        <w:tabs>
+          <w:tab w:val="left" w:pos="3579"/>
+        </w:tabs>
+        <w:ind w:left="1440"/>
+        <w:rPr>
+          <w:sz w:val="40"/>
+          <w:szCs w:val="40"/>
+        </w:rPr>
+      </w:pPr>
+      <w:r>
+        <w:rPr>
+          <w:sz w:val="40"/>
+          <w:szCs w:val="40"/>
+        </w:rPr>
+        <w:t xml:space="preserve">            'File' =&gt; </w:t>
+      </w:r>
+      <w:proofErr w:type="gramStart"/>
+      <w:r>
+        <w:rPr>
+          <w:sz w:val="40"/>
+          <w:szCs w:val="40"/>
+        </w:rPr>
+        <w:t>File::</w:t>
+      </w:r>
+      <w:proofErr w:type="gramEnd"/>
+      <w:r>
+        <w:rPr>
+          <w:sz w:val="40"/>
+          <w:szCs w:val="40"/>
+        </w:rPr>
+        <w:t>class,</w:t>
+      </w:r>
+    </w:p>
+    <w:p>
+      <w:pPr>
+        <w:pStyle w:val="ListParagraph"/>
+        <w:tabs>
+          <w:tab w:val="left" w:pos="3579"/>
+        </w:tabs>
+        <w:ind w:left="1440"/>
+        <w:rPr>
+          <w:sz w:val="40"/>
+          <w:szCs w:val="40"/>
+        </w:rPr>
+      </w:pPr>
+      <w:r>
+        <w:rPr>
+          <w:sz w:val="40"/>
+          <w:szCs w:val="40"/>
+        </w:rPr>
+        <w:t xml:space="preserve">            'Gate' =&gt; </w:t>
+      </w:r>
+      <w:proofErr w:type="gramStart"/>
+      <w:r>
+        <w:rPr>
+          <w:sz w:val="40"/>
+          <w:szCs w:val="40"/>
+        </w:rPr>
+        <w:t>Gate::</w:t>
+      </w:r>
+      <w:proofErr w:type="gramEnd"/>
+      <w:r>
+        <w:rPr>
+          <w:sz w:val="40"/>
+          <w:szCs w:val="40"/>
+        </w:rPr>
+        <w:t>class,</w:t>
+      </w:r>
+    </w:p>
+    <w:p>
+      <w:pPr>
+        <w:pStyle w:val="ListParagraph"/>
+        <w:tabs>
+          <w:tab w:val="left" w:pos="3579"/>
+        </w:tabs>
+        <w:ind w:left="1440"/>
+        <w:rPr>
+          <w:sz w:val="40"/>
+          <w:szCs w:val="40"/>
+        </w:rPr>
+      </w:pPr>
+      <w:r>
+        <w:rPr>
+          <w:sz w:val="40"/>
+          <w:szCs w:val="40"/>
+        </w:rPr>
+        <w:t xml:space="preserve">            'Hash' =&gt; </w:t>
+      </w:r>
+      <w:proofErr w:type="gramStart"/>
+      <w:r>
+        <w:rPr>
+          <w:sz w:val="40"/>
+          <w:szCs w:val="40"/>
+        </w:rPr>
+        <w:t>Hash::</w:t>
+      </w:r>
+      <w:proofErr w:type="gramEnd"/>
+      <w:r>
+        <w:rPr>
+          <w:sz w:val="40"/>
+          <w:szCs w:val="40"/>
+        </w:rPr>
+        <w:t>class,</w:t>
+      </w:r>
+    </w:p>
+    <w:p>
+      <w:pPr>
+        <w:pStyle w:val="ListParagraph"/>
+        <w:tabs>
+          <w:tab w:val="left" w:pos="3579"/>
+        </w:tabs>
+        <w:ind w:left="1440"/>
+        <w:rPr>
+          <w:sz w:val="40"/>
+          <w:szCs w:val="40"/>
+        </w:rPr>
+      </w:pPr>
+      <w:r>
+        <w:rPr>
+          <w:sz w:val="40"/>
+          <w:szCs w:val="40"/>
+        </w:rPr>
+        <w:t xml:space="preserve">            'Http' =&gt; </w:t>
+      </w:r>
+      <w:proofErr w:type="gramStart"/>
+      <w:r>
+        <w:rPr>
+          <w:sz w:val="40"/>
+          <w:szCs w:val="40"/>
+        </w:rPr>
+        <w:t>Http::</w:t>
+      </w:r>
+      <w:proofErr w:type="gramEnd"/>
+      <w:r>
+        <w:rPr>
+          <w:sz w:val="40"/>
+          <w:szCs w:val="40"/>
+        </w:rPr>
+        <w:t>class,</w:t>
+      </w:r>
+    </w:p>
+    <w:p>
+      <w:pPr>
+        <w:pStyle w:val="ListParagraph"/>
+        <w:tabs>
+          <w:tab w:val="left" w:pos="3579"/>
+        </w:tabs>
+        <w:ind w:left="1440"/>
+        <w:rPr>
+          <w:sz w:val="40"/>
+          <w:szCs w:val="40"/>
+        </w:rPr>
+      </w:pPr>
+      <w:r>
+        <w:rPr>
+          <w:sz w:val="40"/>
+          <w:szCs w:val="40"/>
+        </w:rPr>
+        <w:t>            '</w:t>
+      </w:r>
+      <w:proofErr w:type="spellStart"/>
+      <w:r>
+        <w:rPr>
+          <w:sz w:val="40"/>
+          <w:szCs w:val="40"/>
+        </w:rPr>
+        <w:t>Js</w:t>
+      </w:r>
+      <w:proofErr w:type="spellEnd"/>
+      <w:r>
+        <w:rPr>
+          <w:sz w:val="40"/>
+          <w:szCs w:val="40"/>
+        </w:rPr>
+        <w:t xml:space="preserve">' =&gt; </w:t>
+      </w:r>
+      <w:proofErr w:type="spellStart"/>
+      <w:proofErr w:type="gramStart"/>
+      <w:r>
+        <w:rPr>
+          <w:sz w:val="40"/>
+          <w:szCs w:val="40"/>
+        </w:rPr>
+        <w:t>Js</w:t>
+      </w:r>
+      <w:proofErr w:type="spellEnd"/>
+      <w:r>
+        <w:rPr>
+          <w:sz w:val="40"/>
+          <w:szCs w:val="40"/>
+        </w:rPr>
+        <w:t>::</w:t>
+      </w:r>
+      <w:proofErr w:type="gramEnd"/>
+      <w:r>
+        <w:rPr>
+          <w:sz w:val="40"/>
+          <w:szCs w:val="40"/>
+        </w:rPr>
+        <w:t>class,</w:t>
+      </w:r>
+    </w:p>
+    <w:p>
+      <w:pPr>
+        <w:pStyle w:val="ListParagraph"/>
+        <w:tabs>
+          <w:tab w:val="left" w:pos="3579"/>
+        </w:tabs>
+        <w:ind w:left="1440"/>
+        <w:rPr>
+          <w:sz w:val="40"/>
+          <w:szCs w:val="40"/>
+        </w:rPr>
+      </w:pPr>
+      <w:r>
+        <w:rPr>
+          <w:sz w:val="40"/>
+          <w:szCs w:val="40"/>
+        </w:rPr>
+        <w:t xml:space="preserve">            'Lang' =&gt; </w:t>
+      </w:r>
+      <w:proofErr w:type="gramStart"/>
+      <w:r>
+        <w:rPr>
+          <w:sz w:val="40"/>
+          <w:szCs w:val="40"/>
+        </w:rPr>
+        <w:t>Lang::</w:t>
+      </w:r>
+      <w:proofErr w:type="gramEnd"/>
+      <w:r>
+        <w:rPr>
+          <w:sz w:val="40"/>
+          <w:szCs w:val="40"/>
+        </w:rPr>
+        <w:t>class,</w:t>
+      </w:r>
+    </w:p>
+    <w:p>
+      <w:pPr>
+        <w:pStyle w:val="ListParagraph"/>
+        <w:tabs>
+          <w:tab w:val="left" w:pos="3579"/>
+        </w:tabs>
+        <w:ind w:left="1440"/>
+        <w:rPr>
+          <w:sz w:val="40"/>
+          <w:szCs w:val="40"/>
+        </w:rPr>
+      </w:pPr>
+      <w:r>
+        <w:rPr>
+          <w:sz w:val="40"/>
+          <w:szCs w:val="40"/>
+        </w:rPr>
+        <w:t xml:space="preserve">            'Log' =&gt; </w:t>
+      </w:r>
+      <w:proofErr w:type="gramStart"/>
+      <w:r>
+        <w:rPr>
+          <w:sz w:val="40"/>
+          <w:szCs w:val="40"/>
+        </w:rPr>
+        <w:t>Log::</w:t>
+      </w:r>
+      <w:proofErr w:type="gramEnd"/>
+      <w:r>
+        <w:rPr>
+          <w:sz w:val="40"/>
+          <w:szCs w:val="40"/>
+        </w:rPr>
+        <w:t>class,</w:t>
+      </w:r>
+    </w:p>
+    <w:p>
+      <w:pPr>
+        <w:pStyle w:val="ListParagraph"/>
+        <w:tabs>
+          <w:tab w:val="left" w:pos="3579"/>
+        </w:tabs>
+        <w:ind w:left="1440"/>
+        <w:rPr>
+          <w:sz w:val="40"/>
+          <w:szCs w:val="40"/>
+        </w:rPr>
+      </w:pPr>
+      <w:r>
+        <w:rPr>
+          <w:sz w:val="40"/>
+          <w:szCs w:val="40"/>
+        </w:rPr>
+        <w:t xml:space="preserve">            'Mail' =&gt; </w:t>
+      </w:r>
+      <w:proofErr w:type="gramStart"/>
+      <w:r>
+        <w:rPr>
+          <w:sz w:val="40"/>
+          <w:szCs w:val="40"/>
+        </w:rPr>
+        <w:t>Mail::</w:t>
+      </w:r>
+      <w:proofErr w:type="gramEnd"/>
+      <w:r>
+        <w:rPr>
+          <w:sz w:val="40"/>
+          <w:szCs w:val="40"/>
+        </w:rPr>
+        <w:t>class,</w:t>
+      </w:r>
+    </w:p>
+    <w:p>
+      <w:pPr>
+        <w:pStyle w:val="ListParagraph"/>
+        <w:tabs>
+          <w:tab w:val="left" w:pos="3579"/>
+        </w:tabs>
+        <w:ind w:left="1440"/>
+        <w:rPr>
+          <w:sz w:val="40"/>
+          <w:szCs w:val="40"/>
+        </w:rPr>
+      </w:pPr>
+      <w:r>
+        <w:rPr>
+          <w:sz w:val="40"/>
+          <w:szCs w:val="40"/>
+        </w:rPr>
+        <w:t xml:space="preserve">            'Notification' =&gt; </w:t>
+      </w:r>
+      <w:proofErr w:type="gramStart"/>
+      <w:r>
+        <w:rPr>
+          <w:sz w:val="40"/>
+          <w:szCs w:val="40"/>
+        </w:rPr>
+        <w:t>Notification::</w:t>
+      </w:r>
+      <w:proofErr w:type="gramEnd"/>
+      <w:r>
+        <w:rPr>
+          <w:sz w:val="40"/>
+          <w:szCs w:val="40"/>
+        </w:rPr>
+        <w:t>class,</w:t>
+      </w:r>
+    </w:p>
+    <w:p>
+      <w:pPr>
+        <w:pStyle w:val="ListParagraph"/>
+        <w:tabs>
+          <w:tab w:val="left" w:pos="3579"/>
+        </w:tabs>
+        <w:ind w:left="1440"/>
+        <w:rPr>
+          <w:sz w:val="40"/>
+          <w:szCs w:val="40"/>
+        </w:rPr>
+      </w:pPr>
+      <w:r>
+        <w:rPr>
+          <w:sz w:val="40"/>
+          <w:szCs w:val="40"/>
+        </w:rPr>
+        <w:t xml:space="preserve">            'Number' =&gt; </w:t>
+      </w:r>
+      <w:proofErr w:type="gramStart"/>
+      <w:r>
+        <w:rPr>
+          <w:sz w:val="40"/>
+          <w:szCs w:val="40"/>
+        </w:rPr>
+        <w:t>Number::</w:t>
+      </w:r>
+      <w:proofErr w:type="gramEnd"/>
+      <w:r>
+        <w:rPr>
+          <w:sz w:val="40"/>
+          <w:szCs w:val="40"/>
+        </w:rPr>
+        <w:t>class,</w:t>
+      </w:r>
+    </w:p>
+    <w:p>
+      <w:pPr>
+        <w:pStyle w:val="ListParagraph"/>
+        <w:tabs>
+          <w:tab w:val="left" w:pos="3579"/>
+        </w:tabs>
+        <w:ind w:left="1440"/>
+        <w:rPr>
+          <w:sz w:val="40"/>
+          <w:szCs w:val="40"/>
+        </w:rPr>
+      </w:pPr>
+      <w:r>
+        <w:rPr>
+          <w:sz w:val="40"/>
+          <w:szCs w:val="40"/>
+        </w:rPr>
+        <w:lastRenderedPageBreak/>
+        <w:t xml:space="preserve">            'Password' =&gt; </w:t>
+      </w:r>
+      <w:proofErr w:type="gramStart"/>
+      <w:r>
+        <w:rPr>
+          <w:sz w:val="40"/>
+          <w:szCs w:val="40"/>
+        </w:rPr>
+        <w:t>Password::</w:t>
+      </w:r>
+      <w:proofErr w:type="gramEnd"/>
+      <w:r>
+        <w:rPr>
+          <w:sz w:val="40"/>
+          <w:szCs w:val="40"/>
+        </w:rPr>
+        <w:t>class,</w:t>
+      </w:r>
+    </w:p>
+    <w:p>
+      <w:pPr>
+        <w:pStyle w:val="ListParagraph"/>
+        <w:tabs>
+          <w:tab w:val="left" w:pos="3579"/>
+        </w:tabs>
+        <w:ind w:left="1440"/>
+        <w:rPr>
+          <w:sz w:val="40"/>
+          <w:szCs w:val="40"/>
+        </w:rPr>
+      </w:pPr>
+      <w:r>
+        <w:rPr>
+          <w:sz w:val="40"/>
+          <w:szCs w:val="40"/>
+        </w:rPr>
+        <w:t xml:space="preserve">            'Process' =&gt; </w:t>
+      </w:r>
+      <w:proofErr w:type="gramStart"/>
+      <w:r>
+        <w:rPr>
+          <w:sz w:val="40"/>
+          <w:szCs w:val="40"/>
+        </w:rPr>
+        <w:t>Process::</w:t>
+      </w:r>
+      <w:proofErr w:type="gramEnd"/>
+      <w:r>
+        <w:rPr>
+          <w:sz w:val="40"/>
+          <w:szCs w:val="40"/>
+        </w:rPr>
+        <w:t>class,</w:t>
+      </w:r>
+    </w:p>
+    <w:p>
+      <w:pPr>
+        <w:pStyle w:val="ListParagraph"/>
+        <w:tabs>
+          <w:tab w:val="left" w:pos="3579"/>
+        </w:tabs>
+        <w:ind w:left="1440"/>
+        <w:rPr>
+          <w:sz w:val="40"/>
+          <w:szCs w:val="40"/>
+        </w:rPr>
+      </w:pPr>
+      <w:r>
+        <w:rPr>
+          <w:sz w:val="40"/>
+          <w:szCs w:val="40"/>
+        </w:rPr>
+        <w:t xml:space="preserve">            'Queue' =&gt; </w:t>
+      </w:r>
+      <w:proofErr w:type="gramStart"/>
+      <w:r>
+        <w:rPr>
+          <w:sz w:val="40"/>
+          <w:szCs w:val="40"/>
+        </w:rPr>
+        <w:t>Queue::</w:t>
+      </w:r>
+      <w:proofErr w:type="gramEnd"/>
+      <w:r>
+        <w:rPr>
+          <w:sz w:val="40"/>
+          <w:szCs w:val="40"/>
+        </w:rPr>
+        <w:t>class,</w:t>
+      </w:r>
+    </w:p>
+    <w:p>
+      <w:pPr>
+        <w:pStyle w:val="ListParagraph"/>
+        <w:tabs>
+          <w:tab w:val="left" w:pos="3579"/>
+        </w:tabs>
+        <w:ind w:left="1440"/>
+        <w:rPr>
+          <w:sz w:val="40"/>
+          <w:szCs w:val="40"/>
+        </w:rPr>
+      </w:pPr>
+      <w:r>
+        <w:rPr>
+          <w:sz w:val="40"/>
+          <w:szCs w:val="40"/>
+        </w:rPr>
+        <w:t>            '</w:t>
+      </w:r>
+      <w:proofErr w:type="spellStart"/>
+      <w:r>
+        <w:rPr>
+          <w:sz w:val="40"/>
+          <w:szCs w:val="40"/>
+        </w:rPr>
+        <w:t>RateLimiter</w:t>
+      </w:r>
+      <w:proofErr w:type="spellEnd"/>
+      <w:r>
+        <w:rPr>
+          <w:sz w:val="40"/>
+          <w:szCs w:val="40"/>
+        </w:rPr>
+        <w:t xml:space="preserve">' =&gt; </w:t>
+      </w:r>
+      <w:proofErr w:type="spellStart"/>
+      <w:proofErr w:type="gramStart"/>
+      <w:r>
+        <w:rPr>
+          <w:sz w:val="40"/>
+          <w:szCs w:val="40"/>
+        </w:rPr>
+        <w:t>RateLimiter</w:t>
+      </w:r>
+      <w:proofErr w:type="spellEnd"/>
+      <w:r>
+        <w:rPr>
+          <w:sz w:val="40"/>
+          <w:szCs w:val="40"/>
+        </w:rPr>
+        <w:t>::</w:t>
+      </w:r>
+      <w:proofErr w:type="gramEnd"/>
+      <w:r>
+        <w:rPr>
+          <w:sz w:val="40"/>
+          <w:szCs w:val="40"/>
+        </w:rPr>
+        <w:t>class,</w:t>
+      </w:r>
+    </w:p>
+    <w:p>
+      <w:pPr>
+        <w:pStyle w:val="ListParagraph"/>
+        <w:tabs>
+          <w:tab w:val="left" w:pos="3579"/>
+        </w:tabs>
+        <w:ind w:left="1440"/>
+        <w:rPr>
+          <w:sz w:val="40"/>
+          <w:szCs w:val="40"/>
+        </w:rPr>
+      </w:pPr>
+      <w:r>
+        <w:rPr>
+          <w:sz w:val="40"/>
+          <w:szCs w:val="40"/>
+        </w:rPr>
+        <w:t xml:space="preserve">            'Redirect' =&gt; </w:t>
+      </w:r>
+      <w:proofErr w:type="gramStart"/>
+      <w:r>
+        <w:rPr>
+          <w:sz w:val="40"/>
+          <w:szCs w:val="40"/>
+        </w:rPr>
+        <w:t>Redirect::</w:t>
+      </w:r>
+      <w:proofErr w:type="gramEnd"/>
+      <w:r>
+        <w:rPr>
+          <w:sz w:val="40"/>
+          <w:szCs w:val="40"/>
+        </w:rPr>
+        <w:t>class,</w:t>
+      </w:r>
+    </w:p>
+    <w:p>
+      <w:pPr>
+        <w:pStyle w:val="ListParagraph"/>
+        <w:tabs>
+          <w:tab w:val="left" w:pos="3579"/>
+        </w:tabs>
+        <w:ind w:left="1440"/>
+        <w:rPr>
+          <w:sz w:val="40"/>
+          <w:szCs w:val="40"/>
+        </w:rPr>
+      </w:pPr>
+      <w:r>
+        <w:rPr>
+          <w:sz w:val="40"/>
+          <w:szCs w:val="40"/>
+        </w:rPr>
+        <w:t xml:space="preserve">            'Request' =&gt; </w:t>
+      </w:r>
+      <w:proofErr w:type="gramStart"/>
+      <w:r>
+        <w:rPr>
+          <w:sz w:val="40"/>
+          <w:szCs w:val="40"/>
+        </w:rPr>
+        <w:t>Request::</w:t>
+      </w:r>
+      <w:proofErr w:type="gramEnd"/>
+      <w:r>
+        <w:rPr>
+          <w:sz w:val="40"/>
+          <w:szCs w:val="40"/>
+        </w:rPr>
+        <w:t>class,</w:t>
+      </w:r>
+    </w:p>
+    <w:p>
+      <w:pPr>
+        <w:pStyle w:val="ListParagraph"/>
+        <w:tabs>
+          <w:tab w:val="left" w:pos="3579"/>
+        </w:tabs>
+        <w:ind w:left="1440"/>
+        <w:rPr>
+          <w:sz w:val="40"/>
+          <w:szCs w:val="40"/>
+        </w:rPr>
+      </w:pPr>
+      <w:r>
+        <w:rPr>
+          <w:sz w:val="40"/>
+          <w:szCs w:val="40"/>
+        </w:rPr>
+        <w:t xml:space="preserve">            'Response' =&gt; </w:t>
+      </w:r>
+      <w:proofErr w:type="gramStart"/>
+      <w:r>
+        <w:rPr>
+          <w:sz w:val="40"/>
+          <w:szCs w:val="40"/>
+        </w:rPr>
+        <w:t>Response::</w:t>
+      </w:r>
+      <w:proofErr w:type="gramEnd"/>
+      <w:r>
+        <w:rPr>
+          <w:sz w:val="40"/>
+          <w:szCs w:val="40"/>
+        </w:rPr>
+        <w:t>class,</w:t>
+      </w:r>
+    </w:p>
+    <w:p>
+      <w:pPr>
+        <w:pStyle w:val="ListParagraph"/>
+        <w:tabs>
+          <w:tab w:val="left" w:pos="3579"/>
+        </w:tabs>
+        <w:ind w:left="1440"/>
+        <w:rPr>
+          <w:sz w:val="40"/>
+          <w:szCs w:val="40"/>
+        </w:rPr>
+      </w:pPr>
+      <w:r>
+        <w:rPr>
+          <w:sz w:val="40"/>
+          <w:szCs w:val="40"/>
+        </w:rPr>
+        <w:t xml:space="preserve">            'Route' =&gt; </w:t>
+      </w:r>
+      <w:proofErr w:type="gramStart"/>
+      <w:r>
+        <w:rPr>
+          <w:sz w:val="40"/>
+          <w:szCs w:val="40"/>
+        </w:rPr>
+        <w:t>Route::</w:t>
+      </w:r>
+      <w:proofErr w:type="gramEnd"/>
+      <w:r>
+        <w:rPr>
+          <w:sz w:val="40"/>
+          <w:szCs w:val="40"/>
+        </w:rPr>
+        <w:t>class,</w:t>
+      </w:r>
+    </w:p>
+    <w:p>
+      <w:pPr>
+        <w:pStyle w:val="ListParagraph"/>
+        <w:tabs>
+          <w:tab w:val="left" w:pos="3579"/>
+        </w:tabs>
+        <w:ind w:left="1440"/>
+        <w:rPr>
+          <w:sz w:val="40"/>
+          <w:szCs w:val="40"/>
+        </w:rPr>
+      </w:pPr>
+      <w:r>
+        <w:rPr>
+          <w:sz w:val="40"/>
+          <w:szCs w:val="40"/>
+        </w:rPr>
+        <w:t xml:space="preserve">            'Schema' =&gt; </w:t>
+      </w:r>
+      <w:proofErr w:type="gramStart"/>
+      <w:r>
+        <w:rPr>
+          <w:sz w:val="40"/>
+          <w:szCs w:val="40"/>
+        </w:rPr>
+        <w:t>Schema::</w:t>
+      </w:r>
+      <w:proofErr w:type="gramEnd"/>
+      <w:r>
+        <w:rPr>
+          <w:sz w:val="40"/>
+          <w:szCs w:val="40"/>
+        </w:rPr>
+        <w:t>class,</w:t>
+      </w:r>
+    </w:p>
+    <w:p>
+      <w:pPr>
+        <w:pStyle w:val="ListParagraph"/>
+        <w:tabs>
+          <w:tab w:val="left" w:pos="3579"/>
+        </w:tabs>
+        <w:ind w:left="1440"/>
+        <w:rPr>
+          <w:sz w:val="40"/>
+          <w:szCs w:val="40"/>
+        </w:rPr>
+      </w:pPr>
+      <w:r>
+        <w:rPr>
+          <w:sz w:val="40"/>
+          <w:szCs w:val="40"/>
+        </w:rPr>
+        <w:t xml:space="preserve">            'Session' =&gt; </w:t>
+      </w:r>
+      <w:proofErr w:type="gramStart"/>
+      <w:r>
+        <w:rPr>
+          <w:sz w:val="40"/>
+          <w:szCs w:val="40"/>
+        </w:rPr>
+        <w:t>Session::</w:t>
+      </w:r>
+      <w:proofErr w:type="gramEnd"/>
+      <w:r>
+        <w:rPr>
+          <w:sz w:val="40"/>
+          <w:szCs w:val="40"/>
+        </w:rPr>
+        <w:t>class,</w:t>
+      </w:r>
+    </w:p>
+    <w:p>
+      <w:pPr>
+        <w:pStyle w:val="ListParagraph"/>
+        <w:tabs>
+          <w:tab w:val="left" w:pos="3579"/>
+        </w:tabs>
+        <w:ind w:left="1440"/>
+        <w:rPr>
+          <w:sz w:val="40"/>
+          <w:szCs w:val="40"/>
+        </w:rPr>
+      </w:pPr>
+      <w:r>
+        <w:rPr>
+          <w:sz w:val="40"/>
+          <w:szCs w:val="40"/>
+        </w:rPr>
+        <w:t xml:space="preserve">            'Storage' =&gt; </w:t>
+      </w:r>
+      <w:proofErr w:type="gramStart"/>
+      <w:r>
+        <w:rPr>
+          <w:sz w:val="40"/>
+          <w:szCs w:val="40"/>
+        </w:rPr>
+        <w:t>Storage::</w:t>
+      </w:r>
+      <w:proofErr w:type="gramEnd"/>
+      <w:r>
+        <w:rPr>
+          <w:sz w:val="40"/>
+          <w:szCs w:val="40"/>
+        </w:rPr>
+        <w:t>class,</w:t>
+      </w:r>
+    </w:p>
+    <w:p>
+      <w:pPr>
+        <w:pStyle w:val="ListParagraph"/>
+        <w:tabs>
+          <w:tab w:val="left" w:pos="3579"/>
+        </w:tabs>
+        <w:ind w:left="1440"/>
+        <w:rPr>
+          <w:sz w:val="40"/>
+          <w:szCs w:val="40"/>
+        </w:rPr>
+      </w:pPr>
+      <w:r>
+        <w:rPr>
+          <w:sz w:val="40"/>
+          <w:szCs w:val="40"/>
+        </w:rPr>
+        <w:t xml:space="preserve">            'Str' =&gt; </w:t>
+      </w:r>
+      <w:proofErr w:type="gramStart"/>
+      <w:r>
+        <w:rPr>
+          <w:sz w:val="40"/>
+          <w:szCs w:val="40"/>
+        </w:rPr>
+        <w:t>Str::</w:t>
+      </w:r>
+      <w:proofErr w:type="gramEnd"/>
+      <w:r>
+        <w:rPr>
+          <w:sz w:val="40"/>
+          <w:szCs w:val="40"/>
+        </w:rPr>
+        <w:t>class,</w:t>
+      </w:r>
+    </w:p>
+    <w:p>
+      <w:pPr>
+        <w:pStyle w:val="ListParagraph"/>
+        <w:tabs>
+          <w:tab w:val="left" w:pos="3579"/>
+        </w:tabs>
+        <w:ind w:left="1440"/>
+        <w:rPr>
+          <w:sz w:val="40"/>
+          <w:szCs w:val="40"/>
+        </w:rPr>
+      </w:pPr>
+      <w:r>
+        <w:rPr>
+          <w:sz w:val="40"/>
+          <w:szCs w:val="40"/>
+        </w:rPr>
+        <w:t xml:space="preserve">            'URL' =&gt; </w:t>
+      </w:r>
+      <w:proofErr w:type="gramStart"/>
+      <w:r>
+        <w:rPr>
+          <w:sz w:val="40"/>
+          <w:szCs w:val="40"/>
+        </w:rPr>
+        <w:t>URL::</w:t>
+      </w:r>
+      <w:proofErr w:type="gramEnd"/>
+      <w:r>
+        <w:rPr>
+          <w:sz w:val="40"/>
+          <w:szCs w:val="40"/>
+        </w:rPr>
+        <w:t>class,</w:t>
+      </w:r>
+    </w:p>
+    <w:p>
+      <w:pPr>
+        <w:pStyle w:val="ListParagraph"/>
+        <w:tabs>
+          <w:tab w:val="left" w:pos="3579"/>
+        </w:tabs>
+        <w:ind w:left="1440"/>
+        <w:rPr>
+          <w:sz w:val="40"/>
+          <w:szCs w:val="40"/>
+        </w:rPr>
+      </w:pPr>
+      <w:r>
+        <w:rPr>
+          <w:sz w:val="40"/>
+          <w:szCs w:val="40"/>
+        </w:rPr>
+        <w:t xml:space="preserve">            'Validator' =&gt; </w:t>
+      </w:r>
+      <w:proofErr w:type="gramStart"/>
+      <w:r>
+        <w:rPr>
+          <w:sz w:val="40"/>
+          <w:szCs w:val="40"/>
+        </w:rPr>
+        <w:t>Validator::</w:t>
+      </w:r>
+      <w:proofErr w:type="gramEnd"/>
+      <w:r>
+        <w:rPr>
+          <w:sz w:val="40"/>
+          <w:szCs w:val="40"/>
+        </w:rPr>
+        <w:t>class,</w:t>
+      </w:r>
+    </w:p>
+    <w:p>
+      <w:pPr>
+        <w:pStyle w:val="ListParagraph"/>
+        <w:tabs>
+          <w:tab w:val="left" w:pos="3579"/>
+        </w:tabs>
+        <w:ind w:left="1440"/>
+        <w:rPr>
+          <w:sz w:val="40"/>
+          <w:szCs w:val="40"/>
+        </w:rPr>
+      </w:pPr>
+      <w:r>
+        <w:rPr>
+          <w:sz w:val="40"/>
+          <w:szCs w:val="40"/>
+        </w:rPr>
+        <w:t xml:space="preserve">            'View' =&gt; </w:t>
+      </w:r>
+      <w:proofErr w:type="gramStart"/>
+      <w:r>
+        <w:rPr>
+          <w:sz w:val="40"/>
+          <w:szCs w:val="40"/>
+        </w:rPr>
+        <w:t>View::</w:t>
+      </w:r>
+      <w:proofErr w:type="gramEnd"/>
+      <w:r>
+        <w:rPr>
+          <w:sz w:val="40"/>
+          <w:szCs w:val="40"/>
+        </w:rPr>
+        <w:t>class,</w:t>
+      </w:r>
+    </w:p>
+    <w:p>
+      <w:pPr>
+        <w:pStyle w:val="ListParagraph"/>
+        <w:tabs>
+          <w:tab w:val="left" w:pos="3579"/>
+        </w:tabs>
+        <w:ind w:left="1440"/>
+        <w:rPr>
+          <w:sz w:val="40"/>
+          <w:szCs w:val="40"/>
+        </w:rPr>
+      </w:pPr>
+      <w:r>
+        <w:rPr>
+          <w:sz w:val="40"/>
+          <w:szCs w:val="40"/>
+        </w:rPr>
+        <w:t xml:space="preserve">            'Vite' =&gt; </w:t>
+      </w:r>
+      <w:proofErr w:type="gramStart"/>
+      <w:r>
+        <w:rPr>
+          <w:sz w:val="40"/>
+          <w:szCs w:val="40"/>
+        </w:rPr>
+        <w:t>Vite::</w:t>
+      </w:r>
+      <w:proofErr w:type="gramEnd"/>
+      <w:r>
+        <w:rPr>
+          <w:sz w:val="40"/>
+          <w:szCs w:val="40"/>
+        </w:rPr>
+        <w:t>class,</w:t>
+      </w:r>
+    </w:p>
+    <w:p>
+      <w:pPr>
+        <w:pStyle w:val="ListParagraph"/>
+        <w:tabs>
+          <w:tab w:val="left" w:pos="3579"/>
+        </w:tabs>
+        <w:ind w:left="1440"/>
+        <w:rPr>
+          <w:sz w:val="40"/>
+          <w:szCs w:val="40"/>
+        </w:rPr>
+      </w:pPr>
+      <w:r>
+        <w:rPr>
+          <w:sz w:val="40"/>
+          <w:szCs w:val="40"/>
+        </w:rPr>
+        <w:t>        ]);</w:t>
+      </w:r>
+    </w:p>
+    <w:p>
+      <w:pPr>
+        <w:pStyle w:val="ListParagraph"/>
+        <w:tabs>
+          <w:tab w:val="left" w:pos="3579"/>
+        </w:tabs>
+        <w:ind w:left="1440"/>
+        <w:rPr>
+          <w:sz w:val="40"/>
+          <w:szCs w:val="40"/>
+        </w:rPr>
+      </w:pPr>
+      <w:r>
+        <w:rPr>
+          <w:sz w:val="40"/>
+          <w:szCs w:val="40"/>
+        </w:rPr>
+        <w:t xml:space="preserve"> </w:t>
       </w:r>
     </w:p>
     <w:sectPr>
